--- a/Final_Project/פרוייקט-תבנית לדוח מסכם.docx
+++ b/Final_Project/פרוייקט-תבנית לדוח מסכם.docx
@@ -1,6 +1,6 @@
 
 <file path=word/document.xml><?xml version="1.0" encoding="utf-8"?>
-<w:document xmlns:wpc="http://schemas.microsoft.com/office/word/2010/wordprocessingCanvas" xmlns:cx="http://schemas.microsoft.com/office/drawing/2014/chartex" xmlns:cx1="http://schemas.microsoft.com/office/drawing/2015/9/8/chartex" xmlns:cx2="http://schemas.microsoft.com/office/drawing/2015/10/21/chartex" xmlns:cx3="http://schemas.microsoft.com/office/drawing/2016/5/9/chartex" xmlns:cx4="http://schemas.microsoft.com/office/drawing/2016/5/10/chartex" xmlns:cx5="http://schemas.microsoft.com/office/drawing/2016/5/11/chartex" xmlns:cx6="http://schemas.microsoft.com/office/drawing/2016/5/12/chartex" xmlns:cx7="http://schemas.microsoft.com/office/drawing/2016/5/13/chartex" xmlns:cx8="http://schemas.microsoft.com/office/drawing/2016/5/14/chartex" xmlns:mc="http://schemas.openxmlformats.org/markup-compatibility/2006" xmlns:aink="http://schemas.microsoft.com/office/drawing/2016/ink" xmlns:am3d="http://schemas.microsoft.com/office/drawing/2017/model3d" xmlns:o="urn:schemas-microsoft-com:office:office" xmlns:oel="http://schemas.microsoft.com/office/2019/extlst" xmlns:r="http://schemas.openxmlformats.org/officeDocument/2006/relationships" xmlns:m="http://schemas.openxmlformats.org/officeDocument/2006/math" xmlns:v="urn:schemas-microsoft-com:vml" xmlns:wp14="http://schemas.microsoft.com/office/word/2010/wordprocessingDrawing" xmlns:wp="http://schemas.openxmlformats.org/drawingml/2006/wordprocessingDrawing" xmlns:w10="urn:schemas-microsoft-com:office:word" xmlns:w="http://schemas.openxmlformats.org/wordprocessingml/2006/main" xmlns:w14="http://schemas.microsoft.com/office/word/2010/wordml" xmlns:w15="http://schemas.microsoft.com/office/word/2012/wordml" xmlns:w16cex="http://schemas.microsoft.com/office/word/2018/wordml/cex" xmlns:w16cid="http://schemas.microsoft.com/office/word/2016/wordml/cid" xmlns:w16="http://schemas.microsoft.com/office/word/2018/wordml" xmlns:w16du="http://schemas.microsoft.com/office/word/2023/wordml/word16du" xmlns:w16sdtdh="http://schemas.microsoft.com/office/word/2020/wordml/sdtdatahash" xmlns:w16sdtfl="http://schemas.microsoft.com/office/word/2024/wordml/sdtformatlock" xmlns:w16se="http://schemas.microsoft.com/office/word/2015/wordml/symex" xmlns:wpg="http://schemas.microsoft.com/office/word/2010/wordprocessingGroup" xmlns:wpi="http://schemas.microsoft.com/office/word/2010/wordprocessingInk" xmlns:wne="http://schemas.microsoft.com/office/word/2006/wordml" xmlns:wps="http://schemas.microsoft.com/office/word/2010/wordprocessingShape" mc:Ignorable="w14 w15 w16se w16cid w16 w16cex w16sdtdh w16sdtfl w16du wp14">
+<w:document xmlns:wpc="http://schemas.microsoft.com/office/word/2010/wordprocessingCanvas" xmlns:cx="http://schemas.microsoft.com/office/drawing/2014/chartex" xmlns:cx1="http://schemas.microsoft.com/office/drawing/2015/9/8/chartex" xmlns:cx2="http://schemas.microsoft.com/office/drawing/2015/10/21/chartex" xmlns:cx3="http://schemas.microsoft.com/office/drawing/2016/5/9/chartex" xmlns:cx4="http://schemas.microsoft.com/office/drawing/2016/5/10/chartex" xmlns:cx5="http://schemas.microsoft.com/office/drawing/2016/5/11/chartex" xmlns:cx6="http://schemas.microsoft.com/office/drawing/2016/5/12/chartex" xmlns:cx7="http://schemas.microsoft.com/office/drawing/2016/5/13/chartex" xmlns:cx8="http://schemas.microsoft.com/office/drawing/2016/5/14/chartex" xmlns:mc="http://schemas.openxmlformats.org/markup-compatibility/2006" xmlns:aink="http://schemas.microsoft.com/office/drawing/2016/ink" xmlns:am3d="http://schemas.microsoft.com/office/drawing/2017/model3d" xmlns:o="urn:schemas-microsoft-com:office:office" xmlns:oel="http://schemas.microsoft.com/office/2019/extlst" xmlns:r="http://schemas.openxmlformats.org/officeDocument/2006/relationships" xmlns:m="http://schemas.openxmlformats.org/officeDocument/2006/math" xmlns:v="urn:schemas-microsoft-com:vml" xmlns:wp14="http://schemas.microsoft.com/office/word/2010/wordprocessingDrawing" xmlns:wp="http://schemas.openxmlformats.org/drawingml/2006/wordprocessingDrawing" xmlns:w10="urn:schemas-microsoft-com:office:word" xmlns:w="http://schemas.openxmlformats.org/wordprocessingml/2006/main" xmlns:w14="http://schemas.microsoft.com/office/word/2010/wordml" xmlns:w15="http://schemas.microsoft.com/office/word/2012/wordml" xmlns:w16cex="http://schemas.microsoft.com/office/word/2018/wordml/cex" xmlns:w16cid="http://schemas.microsoft.com/office/word/2016/wordml/cid" xmlns:w16="http://schemas.microsoft.com/office/word/2018/wordml" xmlns:w16du="http://schemas.microsoft.com/office/word/2023/wordml/word16du" xmlns:w16sdtdh="http://schemas.microsoft.com/office/word/2020/wordml/sdtdatahash" xmlns:w16sdtfl="http://schemas.microsoft.com/office/word/2024/wordml/sdtformatlock" xmlns:w16se="http://schemas.microsoft.com/office/word/2015/wordml/symex" xmlns:wpg="http://schemas.microsoft.com/office/word/2010/wordprocessingGroup" xmlns:wpi="http://schemas.microsoft.com/office/word/2010/wordprocessingInk" xmlns:wne="http://schemas.microsoft.com/office/word/2006/wordml" xmlns:wps="http://schemas.microsoft.com/office/word/2010/wordprocessingShape" xmlns:a="http://schemas.openxmlformats.org/drawingml/2006/main" xmlns:pic="http://schemas.openxmlformats.org/drawingml/2006/picture" xmlns:a14="http://schemas.microsoft.com/office/drawing/2010/main" mc:Ignorable="w14 w15 w16se w16cid w16 w16cex w16sdtdh w16sdtfl w16du wp14">
   <w:body>
     <w:p>
       <w:pPr>
@@ -20,8 +20,8 @@
           <w:rtl/>
         </w:rPr>
         <w:pict w14:anchorId="2C9F08B5">
-          <v:group id="Group 13" o:spid="_x0000_s2063" style="position:absolute;left:0;text-align:left;margin-left:107.05pt;margin-top:.55pt;width:483.95pt;height:53pt;z-index:251658252;mso-position-horizontal-relative:margin" coordsize="61465,6731" o:gfxdata="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">
-            <v:shapetype id="_x0000_t75" coordsize="21600,21600" o:spt="75" o:preferrelative="t" path="m@4@5l@4@11@9@11@9@5xe" filled="f" stroked="f">
+          <v:group id="Group 13" style="position:absolute;left:0;text-align:left;margin-left:107.05pt;margin-top:.55pt;width:483.95pt;height:53pt;z-index:251658252;mso-position-horizontal-relative:margin" coordsize="61465,6731" o:spid="_x0000_s2063" o:gfxdata="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">
+            <v:shapetype id="_x0000_t75" coordsize="21600,21600" filled="f" stroked="f" o:spt="75" o:preferrelative="t" path="m@4@5l@4@11@9@11@9@5xe">
               <v:stroke joinstyle="miter"/>
               <v:formulas>
                 <v:f eqn="if lineDrawn pixelLineWidth 0"/>
@@ -37,17 +37,17 @@
                 <v:f eqn="prod @7 21600 pixelHeight"/>
                 <v:f eqn="sum @10 21600 0"/>
               </v:formulas>
-              <v:path o:extrusionok="f" gradientshapeok="t" o:connecttype="rect"/>
+              <v:path gradientshapeok="t" o:connecttype="rect" o:extrusionok="f"/>
               <o:lock v:ext="edit" aspectratio="t"/>
             </v:shapetype>
-            <v:shape id="תמונה 2" o:spid="_x0000_s2064" type="#_x0000_t75" style="position:absolute;top:1041;width:14058;height:4833;visibility:visible" o:gfxdata="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">
-              <v:imagedata r:id="rId8" o:title=""/>
+            <v:shape id="תמונה 2" style="position:absolute;top:1041;width:14058;height:4833;visibility:visible" o:spid="_x0000_s2064" type="#_x0000_t75" o:gfxdata="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">
+              <v:imagedata o:title="" r:id="rId8"/>
             </v:shape>
-            <v:shape id="תמונה 1" o:spid="_x0000_s2065" type="#_x0000_t75" style="position:absolute;left:40916;top:1215;width:20549;height:5213;visibility:visible" o:gfxdata="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">
-              <v:imagedata r:id="rId9" o:title=""/>
+            <v:shape id="תמונה 1" style="position:absolute;left:40916;top:1215;width:20549;height:5213;visibility:visible" o:spid="_x0000_s2065" type="#_x0000_t75" o:gfxdata="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">
+              <v:imagedata o:title="" r:id="rId9"/>
             </v:shape>
-            <v:shape id="Picture 452" o:spid="_x0000_s2066" type="#_x0000_t75" alt="Text&#10;&#10;Description automatically generated" style="position:absolute;left:22107;width:13862;height:6731;visibility:visible" o:gfxdata="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">
-              <v:imagedata r:id="rId10" o:title="Text&#10;&#10;Description automatically generated"/>
+            <v:shape id="Picture 452" style="position:absolute;left:22107;width:13862;height:6731;visibility:visible" alt="Text&#10;&#10;Description automatically generated" o:spid="_x0000_s2066" type="#_x0000_t75" o:gfxdata="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">
+              <v:imagedata o:title="Text&#10;&#10;Description automatically generated" r:id="rId10"/>
             </v:shape>
             <w10:wrap anchorx="margin"/>
           </v:group>
@@ -127,7 +127,7 @@
       </w:r>
       <w:r>
         <w:rPr>
-          <w:rFonts w:asciiTheme="minorBidi" w:hAnsiTheme="minorBidi" w:cstheme="minorBidi" w:hint="cs"/>
+          <w:rFonts w:hint="cs" w:asciiTheme="minorBidi" w:hAnsiTheme="minorBidi" w:cstheme="minorBidi"/>
           <w:sz w:val="40"/>
           <w:szCs w:val="40"/>
           <w:rtl/>
@@ -214,7 +214,7 @@
       </w:r>
       <w:r>
         <w:rPr>
-          <w:rFonts w:asciiTheme="minorBidi" w:hAnsiTheme="minorBidi" w:cstheme="minorBidi" w:hint="cs"/>
+          <w:rFonts w:hint="cs" w:asciiTheme="minorBidi" w:hAnsiTheme="minorBidi" w:cstheme="minorBidi"/>
           <w:sz w:val="48"/>
           <w:szCs w:val="48"/>
           <w:rtl/>
@@ -232,7 +232,7 @@
       </w:r>
       <w:r>
         <w:rPr>
-          <w:rFonts w:asciiTheme="minorBidi" w:hAnsiTheme="minorBidi" w:cstheme="minorBidi" w:hint="cs"/>
+          <w:rFonts w:hint="cs" w:asciiTheme="minorBidi" w:hAnsiTheme="minorBidi" w:cstheme="minorBidi"/>
           <w:sz w:val="48"/>
           <w:szCs w:val="48"/>
           <w:rtl/>
@@ -290,7 +290,7 @@
       </w:r>
       <w:r>
         <w:rPr>
-          <w:rFonts w:asciiTheme="minorBidi" w:hAnsiTheme="minorBidi" w:cstheme="minorBidi" w:hint="cs"/>
+          <w:rFonts w:hint="cs" w:asciiTheme="minorBidi" w:hAnsiTheme="minorBidi" w:cstheme="minorBidi"/>
           <w:sz w:val="48"/>
           <w:szCs w:val="48"/>
           <w:rtl/>
@@ -308,7 +308,7 @@
       </w:r>
       <w:r>
         <w:rPr>
-          <w:rFonts w:asciiTheme="minorBidi" w:hAnsiTheme="minorBidi" w:cstheme="minorBidi" w:hint="cs"/>
+          <w:rFonts w:hint="cs" w:asciiTheme="minorBidi" w:hAnsiTheme="minorBidi" w:cstheme="minorBidi"/>
           <w:sz w:val="48"/>
           <w:szCs w:val="48"/>
           <w:rtl/>
@@ -328,7 +328,7 @@
       </w:pPr>
       <w:r>
         <w:rPr>
-          <w:rFonts w:asciiTheme="minorBidi" w:hAnsiTheme="minorBidi" w:cstheme="minorBidi" w:hint="cs"/>
+          <w:rFonts w:hint="cs" w:asciiTheme="minorBidi" w:hAnsiTheme="minorBidi" w:cstheme="minorBidi"/>
           <w:sz w:val="48"/>
           <w:szCs w:val="48"/>
           <w:rtl/>
@@ -337,7 +337,7 @@
       </w:r>
       <w:r>
         <w:rPr>
-          <w:rFonts w:asciiTheme="minorBidi" w:hAnsiTheme="minorBidi" w:cstheme="minorBidi" w:hint="cs"/>
+          <w:rFonts w:hint="cs" w:asciiTheme="minorBidi" w:hAnsiTheme="minorBidi" w:cstheme="minorBidi"/>
           <w:sz w:val="48"/>
           <w:szCs w:val="48"/>
           <w:rtl/>
@@ -346,7 +346,7 @@
       </w:r>
       <w:r>
         <w:rPr>
-          <w:rFonts w:asciiTheme="minorBidi" w:hAnsiTheme="minorBidi" w:cstheme="minorBidi" w:hint="cs"/>
+          <w:rFonts w:hint="cs" w:asciiTheme="minorBidi" w:hAnsiTheme="minorBidi" w:cstheme="minorBidi"/>
           <w:sz w:val="48"/>
           <w:szCs w:val="48"/>
           <w:rtl/>
@@ -373,7 +373,7 @@
       </w:r>
       <w:r>
         <w:rPr>
-          <w:rFonts w:asciiTheme="minorBidi" w:hAnsiTheme="minorBidi" w:cstheme="minorBidi" w:hint="cs"/>
+          <w:rFonts w:hint="cs" w:asciiTheme="minorBidi" w:hAnsiTheme="minorBidi" w:cstheme="minorBidi"/>
           <w:sz w:val="48"/>
           <w:szCs w:val="48"/>
           <w:rtl/>
@@ -406,12 +406,12 @@
         <w:tblW w:w="12268" w:type="dxa"/>
         <w:jc w:val="center"/>
         <w:tblBorders>
-          <w:top w:val="single" w:sz="4" w:space="0" w:color="auto"/>
-          <w:left w:val="single" w:sz="4" w:space="0" w:color="auto"/>
-          <w:bottom w:val="single" w:sz="4" w:space="0" w:color="auto"/>
-          <w:right w:val="single" w:sz="4" w:space="0" w:color="auto"/>
-          <w:insideH w:val="single" w:sz="4" w:space="0" w:color="auto"/>
-          <w:insideV w:val="single" w:sz="4" w:space="0" w:color="auto"/>
+          <w:top w:val="single" w:color="auto" w:sz="4" w:space="0"/>
+          <w:left w:val="single" w:color="auto" w:sz="4" w:space="0"/>
+          <w:bottom w:val="single" w:color="auto" w:sz="4" w:space="0"/>
+          <w:right w:val="single" w:color="auto" w:sz="4" w:space="0"/>
+          <w:insideH w:val="single" w:color="auto" w:sz="4" w:space="0"/>
+          <w:insideV w:val="single" w:color="auto" w:sz="4" w:space="0"/>
         </w:tblBorders>
         <w:tblLook w:val="01E0" w:firstRow="1" w:lastRow="1" w:firstColumn="1" w:lastColumn="1" w:noHBand="0" w:noVBand="0"/>
       </w:tblPr>
@@ -440,7 +440,7 @@
                 <w:rFonts w:asciiTheme="minorBidi" w:hAnsiTheme="minorBidi" w:cstheme="minorBidi"/>
               </w:rPr>
             </w:pPr>
-            <w:bookmarkStart w:id="0" w:name="_Hlk51140705"/>
+            <w:bookmarkStart w:name="_Hlk51140705" w:id="0"/>
             <w:r>
               <w:rPr>
                 <w:rFonts w:asciiTheme="minorBidi" w:hAnsiTheme="minorBidi" w:cstheme="minorBidi"/>
@@ -525,7 +525,7 @@
             </w:pPr>
             <w:r>
               <w:rPr>
-                <w:rFonts w:asciiTheme="minorBidi" w:hAnsiTheme="minorBidi" w:cstheme="minorBidi" w:hint="cs"/>
+                <w:rFonts w:hint="cs" w:asciiTheme="minorBidi" w:hAnsiTheme="minorBidi" w:cstheme="minorBidi"/>
                 <w:rtl/>
               </w:rPr>
               <w:t>שם הפרויקט</w:t>
@@ -592,7 +592,7 @@
             </w:pPr>
             <w:r>
               <w:rPr>
-                <w:rFonts w:asciiTheme="minorBidi" w:hAnsiTheme="minorBidi" w:cstheme="minorBidi" w:hint="cs"/>
+                <w:rFonts w:hint="cs" w:asciiTheme="minorBidi" w:hAnsiTheme="minorBidi" w:cstheme="minorBidi"/>
                 <w:rtl/>
               </w:rPr>
               <w:t>רעד</w:t>
@@ -613,7 +613,7 @@
             </w:pPr>
             <w:r>
               <w:rPr>
-                <w:rFonts w:asciiTheme="minorBidi" w:hAnsiTheme="minorBidi" w:cstheme="minorBidi" w:hint="cs"/>
+                <w:rFonts w:hint="cs" w:asciiTheme="minorBidi" w:hAnsiTheme="minorBidi" w:cstheme="minorBidi"/>
                 <w:rtl/>
               </w:rPr>
               <w:t>אשקר</w:t>
@@ -669,7 +669,7 @@
             </w:pPr>
             <w:r>
               <w:rPr>
-                <w:rFonts w:asciiTheme="minorBidi" w:hAnsiTheme="minorBidi" w:cstheme="minorBidi" w:hint="cs"/>
+                <w:rFonts w:hint="cs" w:asciiTheme="minorBidi" w:hAnsiTheme="minorBidi" w:cstheme="minorBidi"/>
                 <w:rtl/>
               </w:rPr>
               <w:t>אוהד/אברהם</w:t>
@@ -717,7 +717,7 @@
             </w:pPr>
             <w:r>
               <w:rPr>
-                <w:rFonts w:asciiTheme="minorBidi" w:hAnsiTheme="minorBidi" w:cstheme="minorBidi" w:hint="cs"/>
+                <w:rFonts w:hint="cs" w:asciiTheme="minorBidi" w:hAnsiTheme="minorBidi" w:cstheme="minorBidi"/>
                 <w:rtl/>
               </w:rPr>
               <w:t>סמר</w:t>
@@ -738,7 +738,7 @@
             </w:pPr>
             <w:r>
               <w:rPr>
-                <w:rFonts w:asciiTheme="minorBidi" w:hAnsiTheme="minorBidi" w:cstheme="minorBidi" w:hint="cs"/>
+                <w:rFonts w:hint="cs" w:asciiTheme="minorBidi" w:hAnsiTheme="minorBidi" w:cstheme="minorBidi"/>
                 <w:rtl/>
               </w:rPr>
               <w:t>שרוף</w:t>
@@ -774,7 +774,7 @@
             </w:pPr>
             <w:r>
               <w:rPr>
-                <w:rFonts w:asciiTheme="minorBidi" w:hAnsiTheme="minorBidi" w:cstheme="minorBidi" w:hint="cs"/>
+                <w:rFonts w:hint="cs" w:asciiTheme="minorBidi" w:hAnsiTheme="minorBidi" w:cstheme="minorBidi"/>
                 <w:rtl/>
               </w:rPr>
               <w:t xml:space="preserve">תאריך ההגשה </w:t>
@@ -794,7 +794,7 @@
             </w:pPr>
             <w:r>
               <w:rPr>
-                <w:rFonts w:asciiTheme="minorBidi" w:hAnsiTheme="minorBidi" w:cstheme="minorBidi" w:hint="cs"/>
+                <w:rFonts w:hint="cs" w:asciiTheme="minorBidi" w:hAnsiTheme="minorBidi" w:cstheme="minorBidi"/>
                 <w:rtl/>
               </w:rPr>
               <w:t>26.10.2026</w:t>
@@ -943,7 +943,7 @@
         </w:rPr>
         <w:fldChar w:fldCharType="separate"/>
       </w:r>
-      <w:hyperlink w:anchor="_Toc235737353" w:history="1">
+      <w:hyperlink w:history="1" w:anchor="_Toc235737353">
         <w:r>
           <w:rPr>
             <w:rStyle w:val="Hyperlink"/>
@@ -1078,7 +1078,7 @@
           <w14:ligatures w14:val="standardContextual"/>
         </w:rPr>
       </w:pPr>
-      <w:hyperlink w:anchor="_Toc235737354" w:history="1">
+      <w:hyperlink w:history="1" w:anchor="_Toc235737354">
         <w:r>
           <w:rPr>
             <w:rStyle w:val="Hyperlink"/>
@@ -1211,7 +1211,7 @@
           <w14:ligatures w14:val="standardContextual"/>
         </w:rPr>
       </w:pPr>
-      <w:hyperlink w:anchor="_Toc235737355" w:history="1">
+      <w:hyperlink w:history="1" w:anchor="_Toc235737355">
         <w:r>
           <w:rPr>
             <w:rStyle w:val="Hyperlink"/>
@@ -1344,7 +1344,7 @@
           <w14:ligatures w14:val="standardContextual"/>
         </w:rPr>
       </w:pPr>
-      <w:hyperlink w:anchor="_Toc235737356" w:history="1">
+      <w:hyperlink w:history="1" w:anchor="_Toc235737356">
         <w:r>
           <w:rPr>
             <w:rStyle w:val="Hyperlink"/>
@@ -1477,7 +1477,7 @@
           <w14:ligatures w14:val="standardContextual"/>
         </w:rPr>
       </w:pPr>
-      <w:hyperlink w:anchor="_Toc235737357" w:history="1">
+      <w:hyperlink w:history="1" w:anchor="_Toc235737357">
         <w:r>
           <w:rPr>
             <w:rStyle w:val="Hyperlink"/>
@@ -1609,7 +1609,7 @@
           <w14:ligatures w14:val="standardContextual"/>
         </w:rPr>
       </w:pPr>
-      <w:hyperlink w:anchor="_Toc235737358" w:history="1">
+      <w:hyperlink w:history="1" w:anchor="_Toc235737358">
         <w:r>
           <w:rPr>
             <w:rStyle w:val="Hyperlink"/>
@@ -1742,7 +1742,7 @@
           <w14:ligatures w14:val="standardContextual"/>
         </w:rPr>
       </w:pPr>
-      <w:hyperlink w:anchor="_Toc235737359" w:history="1">
+      <w:hyperlink w:history="1" w:anchor="_Toc235737359">
         <w:r>
           <w:rPr>
             <w:rStyle w:val="Hyperlink"/>
@@ -1874,7 +1874,7 @@
           <w14:ligatures w14:val="standardContextual"/>
         </w:rPr>
       </w:pPr>
-      <w:hyperlink w:anchor="_Toc235737360" w:history="1">
+      <w:hyperlink w:history="1" w:anchor="_Toc235737360">
         <w:r>
           <w:rPr>
             <w:rStyle w:val="Hyperlink"/>
@@ -2007,7 +2007,7 @@
           <w14:ligatures w14:val="standardContextual"/>
         </w:rPr>
       </w:pPr>
-      <w:hyperlink w:anchor="_Toc235737361" w:history="1">
+      <w:hyperlink w:history="1" w:anchor="_Toc235737361">
         <w:r>
           <w:rPr>
             <w:rStyle w:val="Hyperlink"/>
@@ -2140,7 +2140,7 @@
           <w14:ligatures w14:val="standardContextual"/>
         </w:rPr>
       </w:pPr>
-      <w:hyperlink w:anchor="_Toc235737362" w:history="1">
+      <w:hyperlink w:history="1" w:anchor="_Toc235737362">
         <w:r>
           <w:rPr>
             <w:rStyle w:val="Hyperlink"/>
@@ -2273,7 +2273,7 @@
           <w14:ligatures w14:val="standardContextual"/>
         </w:rPr>
       </w:pPr>
-      <w:hyperlink w:anchor="_Toc235737363" w:history="1">
+      <w:hyperlink w:history="1" w:anchor="_Toc235737363">
         <w:r>
           <w:rPr>
             <w:rStyle w:val="Hyperlink"/>
@@ -2406,7 +2406,7 @@
           <w14:ligatures w14:val="standardContextual"/>
         </w:rPr>
       </w:pPr>
-      <w:hyperlink w:anchor="_Toc235737364" w:history="1">
+      <w:hyperlink w:history="1" w:anchor="_Toc235737364">
         <w:r>
           <w:rPr>
             <w:rStyle w:val="Hyperlink"/>
@@ -2538,7 +2538,7 @@
           <w14:ligatures w14:val="standardContextual"/>
         </w:rPr>
       </w:pPr>
-      <w:hyperlink w:anchor="_Toc235737365" w:history="1">
+      <w:hyperlink w:history="1" w:anchor="_Toc235737365">
         <w:r>
           <w:rPr>
             <w:rStyle w:val="Hyperlink"/>
@@ -2671,7 +2671,7 @@
           <w14:ligatures w14:val="standardContextual"/>
         </w:rPr>
       </w:pPr>
-      <w:hyperlink w:anchor="_Toc235737366" w:history="1">
+      <w:hyperlink w:history="1" w:anchor="_Toc235737366">
         <w:r>
           <w:rPr>
             <w:rStyle w:val="Hyperlink"/>
@@ -2804,7 +2804,7 @@
           <w14:ligatures w14:val="standardContextual"/>
         </w:rPr>
       </w:pPr>
-      <w:hyperlink w:anchor="_Toc235737367" w:history="1">
+      <w:hyperlink w:history="1" w:anchor="_Toc235737367">
         <w:r>
           <w:rPr>
             <w:rStyle w:val="Hyperlink"/>
@@ -2936,7 +2936,7 @@
           <w14:ligatures w14:val="standardContextual"/>
         </w:rPr>
       </w:pPr>
-      <w:hyperlink w:anchor="_Toc235737368" w:history="1">
+      <w:hyperlink w:history="1" w:anchor="_Toc235737368">
         <w:r>
           <w:rPr>
             <w:rStyle w:val="Hyperlink"/>
@@ -3075,7 +3075,7 @@
           <w14:ligatures w14:val="standardContextual"/>
         </w:rPr>
       </w:pPr>
-      <w:hyperlink w:anchor="_Toc235737369" w:history="1">
+      <w:hyperlink w:history="1" w:anchor="_Toc235737369">
         <w:r>
           <w:rPr>
             <w:rStyle w:val="Hyperlink"/>
@@ -3208,7 +3208,7 @@
           <w14:ligatures w14:val="standardContextual"/>
         </w:rPr>
       </w:pPr>
-      <w:hyperlink w:anchor="_Toc235737370" w:history="1">
+      <w:hyperlink w:history="1" w:anchor="_Toc235737370">
         <w:r>
           <w:rPr>
             <w:rStyle w:val="Hyperlink"/>
@@ -3341,7 +3341,7 @@
           <w14:ligatures w14:val="standardContextual"/>
         </w:rPr>
       </w:pPr>
-      <w:hyperlink w:anchor="_Toc235737371" w:history="1">
+      <w:hyperlink w:history="1" w:anchor="_Toc235737371">
         <w:r>
           <w:rPr>
             <w:rStyle w:val="Hyperlink"/>
@@ -3474,7 +3474,7 @@
           <w14:ligatures w14:val="standardContextual"/>
         </w:rPr>
       </w:pPr>
-      <w:hyperlink w:anchor="_Toc235737372" w:history="1">
+      <w:hyperlink w:history="1" w:anchor="_Toc235737372">
         <w:r>
           <w:rPr>
             <w:rStyle w:val="Hyperlink"/>
@@ -3613,7 +3613,7 @@
           <w14:ligatures w14:val="standardContextual"/>
         </w:rPr>
       </w:pPr>
-      <w:hyperlink w:anchor="_Toc235737373" w:history="1">
+      <w:hyperlink w:history="1" w:anchor="_Toc235737373">
         <w:r>
           <w:rPr>
             <w:rStyle w:val="Hyperlink"/>
@@ -3753,7 +3753,7 @@
           <w14:ligatures w14:val="standardContextual"/>
         </w:rPr>
       </w:pPr>
-      <w:hyperlink w:anchor="_Toc235737374" w:history="1">
+      <w:hyperlink w:history="1" w:anchor="_Toc235737374">
         <w:r>
           <w:rPr>
             <w:rStyle w:val="Hyperlink"/>
@@ -3907,7 +3907,7 @@
           <w14:ligatures w14:val="standardContextual"/>
         </w:rPr>
       </w:pPr>
-      <w:hyperlink w:anchor="_Toc235737375" w:history="1">
+      <w:hyperlink w:history="1" w:anchor="_Toc235737375">
         <w:r>
           <w:rPr>
             <w:rStyle w:val="Hyperlink"/>
@@ -4040,7 +4040,7 @@
           <w14:ligatures w14:val="standardContextual"/>
         </w:rPr>
       </w:pPr>
-      <w:hyperlink w:anchor="_Toc235737376" w:history="1">
+      <w:hyperlink w:history="1" w:anchor="_Toc235737376">
         <w:r>
           <w:rPr>
             <w:rStyle w:val="Hyperlink"/>
@@ -4172,7 +4172,7 @@
           <w14:ligatures w14:val="standardContextual"/>
         </w:rPr>
       </w:pPr>
-      <w:hyperlink w:anchor="_Toc235737377" w:history="1">
+      <w:hyperlink w:history="1" w:anchor="_Toc235737377">
         <w:r>
           <w:rPr>
             <w:rStyle w:val="Hyperlink"/>
@@ -4304,7 +4304,7 @@
           <w14:ligatures w14:val="standardContextual"/>
         </w:rPr>
       </w:pPr>
-      <w:hyperlink w:anchor="_Toc235737378" w:history="1">
+      <w:hyperlink w:history="1" w:anchor="_Toc235737378">
         <w:r>
           <w:rPr>
             <w:rStyle w:val="Hyperlink"/>
@@ -4436,7 +4436,7 @@
           <w14:ligatures w14:val="standardContextual"/>
         </w:rPr>
       </w:pPr>
-      <w:hyperlink w:anchor="_Toc235737379" w:history="1">
+      <w:hyperlink w:history="1" w:anchor="_Toc235737379">
         <w:r>
           <w:rPr>
             <w:rStyle w:val="Hyperlink"/>
@@ -4568,7 +4568,7 @@
           <w14:ligatures w14:val="standardContextual"/>
         </w:rPr>
       </w:pPr>
-      <w:hyperlink w:anchor="_Toc235737380" w:history="1">
+      <w:hyperlink w:history="1" w:anchor="_Toc235737380">
         <w:r>
           <w:rPr>
             <w:rStyle w:val="Hyperlink"/>
@@ -4701,7 +4701,7 @@
           <w14:ligatures w14:val="standardContextual"/>
         </w:rPr>
       </w:pPr>
-      <w:hyperlink w:anchor="_Toc235737381" w:history="1">
+      <w:hyperlink w:history="1" w:anchor="_Toc235737381">
         <w:r>
           <w:rPr>
             <w:rStyle w:val="Hyperlink"/>
@@ -4834,7 +4834,7 @@
           <w14:ligatures w14:val="standardContextual"/>
         </w:rPr>
       </w:pPr>
-      <w:hyperlink w:anchor="_Toc235737382" w:history="1">
+      <w:hyperlink w:history="1" w:anchor="_Toc235737382">
         <w:r>
           <w:rPr>
             <w:rStyle w:val="Hyperlink"/>
@@ -4966,7 +4966,7 @@
           <w14:ligatures w14:val="standardContextual"/>
         </w:rPr>
       </w:pPr>
-      <w:hyperlink w:anchor="_Toc235737383" w:history="1">
+      <w:hyperlink w:history="1" w:anchor="_Toc235737383">
         <w:r>
           <w:rPr>
             <w:rStyle w:val="Hyperlink"/>
@@ -5099,7 +5099,7 @@
           <w:type w:val="continuous"/>
           <w:pgSz w:w="16838" w:h="11906" w:orient="landscape" w:code="9"/>
           <w:pgMar w:top="1276" w:right="1440" w:bottom="1800" w:left="1440" w:header="708" w:footer="708" w:gutter="0"/>
-          <w:cols w:num="2" w:space="708"/>
+          <w:cols w:space="708" w:num="2"/>
           <w:bidi/>
           <w:rtlGutter/>
           <w:docGrid w:linePitch="360"/>
@@ -5140,11 +5140,11 @@
           <w:rtl/>
         </w:rPr>
       </w:pPr>
-      <w:bookmarkStart w:id="1" w:name="_Toc235631443"/>
-      <w:bookmarkStart w:id="2" w:name="_Toc235709336"/>
-      <w:bookmarkStart w:id="3" w:name="_Toc235737353"/>
-      <w:bookmarkStart w:id="4" w:name="_Toc399771927"/>
-      <w:bookmarkStart w:id="5" w:name="part5b"/>
+      <w:bookmarkStart w:name="_Toc235631443" w:id="1"/>
+      <w:bookmarkStart w:name="_Toc235709336" w:id="2"/>
+      <w:bookmarkStart w:name="_Toc235737353" w:id="3"/>
+      <w:bookmarkStart w:name="_Toc399771927" w:id="4"/>
+      <w:bookmarkStart w:name="part5b" w:id="5"/>
       <w:r>
         <w:rPr>
           <w:rFonts w:hint="cs"/>
@@ -5188,9 +5188,9 @@
           <w:rtl/>
         </w:rPr>
       </w:pPr>
-      <w:bookmarkStart w:id="6" w:name="_Toc235631444"/>
-      <w:bookmarkStart w:id="7" w:name="_Toc235709337"/>
-      <w:bookmarkStart w:id="8" w:name="_Toc235737354"/>
+      <w:bookmarkStart w:name="_Toc235631444" w:id="6"/>
+      <w:bookmarkStart w:name="_Toc235709337" w:id="7"/>
+      <w:bookmarkStart w:name="_Toc235737354" w:id="8"/>
       <w:r>
         <w:rPr>
           <w:rFonts w:hint="cs"/>
@@ -5224,7 +5224,7 @@
       </w:r>
       <w:r>
         <w:rPr>
-          <w:rFonts w:asciiTheme="minorBidi" w:hAnsiTheme="minorBidi" w:cstheme="minorBidi" w:hint="cs"/>
+          <w:rFonts w:hint="cs" w:asciiTheme="minorBidi" w:hAnsiTheme="minorBidi" w:cstheme="minorBidi"/>
           <w:color w:val="2F5496" w:themeColor="accent5" w:themeShade="BF"/>
           <w:rtl/>
         </w:rPr>
@@ -5240,7 +5240,7 @@
       </w:r>
       <w:r>
         <w:rPr>
-          <w:rFonts w:asciiTheme="minorBidi" w:hAnsiTheme="minorBidi" w:cstheme="minorBidi" w:hint="cs"/>
+          <w:rFonts w:hint="cs" w:asciiTheme="minorBidi" w:hAnsiTheme="minorBidi" w:cstheme="minorBidi"/>
           <w:color w:val="2F5496" w:themeColor="accent5" w:themeShade="BF"/>
           <w:rtl/>
         </w:rPr>
@@ -5248,7 +5248,7 @@
       </w:r>
       <w:r>
         <w:rPr>
-          <w:rFonts w:asciiTheme="minorBidi" w:hAnsiTheme="minorBidi" w:cstheme="minorBidi" w:hint="cs"/>
+          <w:rFonts w:hint="cs" w:asciiTheme="minorBidi" w:hAnsiTheme="minorBidi" w:cstheme="minorBidi"/>
           <w:color w:val="2F5496" w:themeColor="accent5" w:themeShade="BF"/>
           <w:rtl/>
         </w:rPr>
@@ -5256,7 +5256,7 @@
       </w:r>
       <w:r>
         <w:rPr>
-          <w:rFonts w:asciiTheme="minorBidi" w:hAnsiTheme="minorBidi" w:cstheme="minorBidi" w:hint="cs"/>
+          <w:rFonts w:hint="cs" w:asciiTheme="minorBidi" w:hAnsiTheme="minorBidi" w:cstheme="minorBidi"/>
           <w:color w:val="2F5496" w:themeColor="accent5" w:themeShade="BF"/>
           <w:rtl/>
         </w:rPr>
@@ -5272,7 +5272,7 @@
       </w:r>
       <w:r>
         <w:rPr>
-          <w:rFonts w:asciiTheme="minorBidi" w:hAnsiTheme="minorBidi" w:cstheme="minorBidi" w:hint="cs"/>
+          <w:rFonts w:hint="cs" w:asciiTheme="minorBidi" w:hAnsiTheme="minorBidi" w:cstheme="minorBidi"/>
           <w:color w:val="2F5496" w:themeColor="accent5" w:themeShade="BF"/>
           <w:rtl/>
         </w:rPr>
@@ -5288,7 +5288,7 @@
       </w:r>
       <w:r>
         <w:rPr>
-          <w:rFonts w:asciiTheme="minorBidi" w:hAnsiTheme="minorBidi" w:cstheme="minorBidi" w:hint="cs"/>
+          <w:rFonts w:hint="cs" w:asciiTheme="minorBidi" w:hAnsiTheme="minorBidi" w:cstheme="minorBidi"/>
           <w:color w:val="2F5496" w:themeColor="accent5" w:themeShade="BF"/>
           <w:rtl/>
         </w:rPr>
@@ -5304,7 +5304,7 @@
       </w:r>
       <w:r>
         <w:rPr>
-          <w:rFonts w:asciiTheme="minorBidi" w:hAnsiTheme="minorBidi" w:cstheme="minorBidi" w:hint="cs"/>
+          <w:rFonts w:hint="cs" w:asciiTheme="minorBidi" w:hAnsiTheme="minorBidi" w:cstheme="minorBidi"/>
           <w:color w:val="2F5496" w:themeColor="accent5" w:themeShade="BF"/>
           <w:rtl/>
         </w:rPr>
@@ -5312,7 +5312,7 @@
       </w:r>
       <w:r>
         <w:rPr>
-          <w:rFonts w:asciiTheme="minorBidi" w:hAnsiTheme="minorBidi" w:cstheme="minorBidi" w:hint="cs"/>
+          <w:rFonts w:hint="cs" w:asciiTheme="minorBidi" w:hAnsiTheme="minorBidi" w:cstheme="minorBidi"/>
           <w:color w:val="2F5496" w:themeColor="accent5" w:themeShade="BF"/>
           <w:rtl/>
         </w:rPr>
@@ -5328,7 +5328,7 @@
       </w:r>
       <w:r>
         <w:rPr>
-          <w:rFonts w:asciiTheme="minorBidi" w:hAnsiTheme="minorBidi" w:cstheme="minorBidi" w:hint="cs"/>
+          <w:rFonts w:hint="cs" w:asciiTheme="minorBidi" w:hAnsiTheme="minorBidi" w:cstheme="minorBidi"/>
           <w:color w:val="2F5496" w:themeColor="accent5" w:themeShade="BF"/>
           <w:rtl/>
         </w:rPr>
@@ -5344,7 +5344,7 @@
       </w:r>
       <w:r>
         <w:rPr>
-          <w:rFonts w:asciiTheme="minorBidi" w:hAnsiTheme="minorBidi" w:cstheme="minorBidi" w:hint="cs"/>
+          <w:rFonts w:hint="cs" w:asciiTheme="minorBidi" w:hAnsiTheme="minorBidi" w:cstheme="minorBidi"/>
           <w:color w:val="2F5496" w:themeColor="accent5" w:themeShade="BF"/>
           <w:rtl/>
         </w:rPr>
@@ -5352,7 +5352,7 @@
       </w:r>
       <w:r>
         <w:rPr>
-          <w:rFonts w:asciiTheme="minorBidi" w:hAnsiTheme="minorBidi" w:cstheme="minorBidi" w:hint="cs"/>
+          <w:rFonts w:hint="cs" w:asciiTheme="minorBidi" w:hAnsiTheme="minorBidi" w:cstheme="minorBidi"/>
           <w:color w:val="2F5496" w:themeColor="accent5" w:themeShade="BF"/>
           <w:rtl/>
         </w:rPr>
@@ -5879,9 +5879,9 @@
           <w:rtl/>
         </w:rPr>
       </w:pPr>
-      <w:bookmarkStart w:id="9" w:name="_Toc235631445"/>
-      <w:bookmarkStart w:id="10" w:name="_Toc235709338"/>
-      <w:bookmarkStart w:id="11" w:name="_Toc235737355"/>
+      <w:bookmarkStart w:name="_Toc235631445" w:id="9"/>
+      <w:bookmarkStart w:name="_Toc235709338" w:id="10"/>
+      <w:bookmarkStart w:name="_Toc235737355" w:id="11"/>
       <w:r>
         <w:rPr>
           <w:i w:val="0"/>
@@ -6265,9 +6265,9 @@
           <w:rtl/>
         </w:rPr>
       </w:pPr>
-      <w:bookmarkStart w:id="12" w:name="_Toc235631446"/>
-      <w:bookmarkStart w:id="13" w:name="_Toc235709339"/>
-      <w:bookmarkStart w:id="14" w:name="_Toc235737356"/>
+      <w:bookmarkStart w:name="_Toc235631446" w:id="12"/>
+      <w:bookmarkStart w:name="_Toc235709339" w:id="13"/>
+      <w:bookmarkStart w:name="_Toc235737356" w:id="14"/>
       <w:r>
         <w:rPr>
           <w:i w:val="0"/>
@@ -6300,7 +6300,7 @@
       </w:pPr>
       <w:r>
         <w:rPr>
-          <w:rFonts w:asciiTheme="minorBidi" w:hAnsiTheme="minorBidi" w:cstheme="minorBidi" w:hint="cs"/>
+          <w:rFonts w:hint="cs" w:asciiTheme="minorBidi" w:hAnsiTheme="minorBidi" w:cstheme="minorBidi"/>
           <w:b/>
           <w:bCs/>
           <w:color w:val="2F5496" w:themeColor="accent5" w:themeShade="BF"/>
@@ -6311,7 +6311,7 @@
       </w:r>
       <w:r>
         <w:rPr>
-          <w:rFonts w:asciiTheme="minorBidi" w:hAnsiTheme="minorBidi" w:cstheme="minorBidi" w:hint="cs"/>
+          <w:rFonts w:hint="cs" w:asciiTheme="minorBidi" w:hAnsiTheme="minorBidi" w:cstheme="minorBidi"/>
           <w:color w:val="2F5496" w:themeColor="accent5" w:themeShade="BF"/>
           <w:rtl/>
         </w:rPr>
@@ -6319,7 +6319,7 @@
       </w:r>
       <w:r>
         <w:rPr>
-          <w:rFonts w:asciiTheme="minorBidi" w:hAnsiTheme="minorBidi" w:cstheme="minorBidi" w:hint="cs"/>
+          <w:rFonts w:hint="cs" w:asciiTheme="minorBidi" w:hAnsiTheme="minorBidi" w:cstheme="minorBidi"/>
           <w:color w:val="2F5496" w:themeColor="accent5" w:themeShade="BF"/>
           <w:rtl/>
         </w:rPr>
@@ -6345,7 +6345,7 @@
       </w:r>
       <w:r>
         <w:rPr>
-          <w:rFonts w:asciiTheme="minorBidi" w:hAnsiTheme="minorBidi" w:cstheme="minorBidi" w:hint="cs"/>
+          <w:rFonts w:hint="cs" w:asciiTheme="minorBidi" w:hAnsiTheme="minorBidi" w:cstheme="minorBidi"/>
           <w:color w:val="2F5496" w:themeColor="accent5" w:themeShade="BF"/>
           <w:rtl/>
         </w:rPr>
@@ -6361,7 +6361,7 @@
       </w:r>
       <w:r>
         <w:rPr>
-          <w:rFonts w:asciiTheme="minorBidi" w:hAnsiTheme="minorBidi" w:cstheme="minorBidi" w:hint="cs"/>
+          <w:rFonts w:hint="cs" w:asciiTheme="minorBidi" w:hAnsiTheme="minorBidi" w:cstheme="minorBidi"/>
           <w:color w:val="2F5496" w:themeColor="accent5" w:themeShade="BF"/>
           <w:rtl/>
         </w:rPr>
@@ -6377,7 +6377,7 @@
       </w:r>
       <w:r>
         <w:rPr>
-          <w:rFonts w:asciiTheme="minorBidi" w:hAnsiTheme="minorBidi" w:cstheme="minorBidi" w:hint="cs"/>
+          <w:rFonts w:hint="cs" w:asciiTheme="minorBidi" w:hAnsiTheme="minorBidi" w:cstheme="minorBidi"/>
           <w:color w:val="2F5496" w:themeColor="accent5" w:themeShade="BF"/>
           <w:rtl/>
         </w:rPr>
@@ -6393,7 +6393,7 @@
       </w:r>
       <w:r>
         <w:rPr>
-          <w:rFonts w:asciiTheme="minorBidi" w:hAnsiTheme="minorBidi" w:cstheme="minorBidi" w:hint="cs"/>
+          <w:rFonts w:hint="cs" w:asciiTheme="minorBidi" w:hAnsiTheme="minorBidi" w:cstheme="minorBidi"/>
           <w:color w:val="2F5496" w:themeColor="accent5" w:themeShade="BF"/>
           <w:rtl/>
         </w:rPr>
@@ -6409,7 +6409,7 @@
       </w:r>
       <w:r>
         <w:rPr>
-          <w:rFonts w:asciiTheme="minorBidi" w:hAnsiTheme="minorBidi" w:cstheme="minorBidi" w:hint="cs"/>
+          <w:rFonts w:hint="cs" w:asciiTheme="minorBidi" w:hAnsiTheme="minorBidi" w:cstheme="minorBidi"/>
           <w:color w:val="2F5496" w:themeColor="accent5" w:themeShade="BF"/>
           <w:rtl/>
         </w:rPr>
@@ -6626,7 +6626,7 @@
             </w:pPr>
             <w:r>
               <w:rPr>
-                <w:rFonts w:asciiTheme="minorBidi" w:hAnsiTheme="minorBidi" w:cstheme="minorBidi" w:hint="cs"/>
+                <w:rFonts w:hint="cs" w:asciiTheme="minorBidi" w:hAnsiTheme="minorBidi" w:cstheme="minorBidi"/>
                 <w:b/>
                 <w:bCs/>
                 <w:color w:val="2F5496" w:themeColor="accent5" w:themeShade="BF"/>
@@ -6851,7 +6851,7 @@
             </w:r>
             <w:r>
               <w:rPr>
-                <w:rFonts w:asciiTheme="minorBidi" w:hAnsiTheme="minorBidi" w:cstheme="minorBidi" w:hint="cs"/>
+                <w:rFonts w:hint="cs" w:asciiTheme="minorBidi" w:hAnsiTheme="minorBidi" w:cstheme="minorBidi"/>
                 <w:color w:val="2F5496" w:themeColor="accent5" w:themeShade="BF"/>
                 <w:rtl/>
               </w:rPr>
@@ -6889,7 +6889,7 @@
             </w:r>
             <w:r>
               <w:rPr>
-                <w:rFonts w:asciiTheme="minorBidi" w:hAnsiTheme="minorBidi" w:cstheme="minorBidi" w:hint="cs"/>
+                <w:rFonts w:hint="cs" w:asciiTheme="minorBidi" w:hAnsiTheme="minorBidi" w:cstheme="minorBidi"/>
                 <w:color w:val="2F5496" w:themeColor="accent5" w:themeShade="BF"/>
                 <w:rtl/>
               </w:rPr>
@@ -7252,7 +7252,7 @@
             </w:r>
             <w:r>
               <w:rPr>
-                <w:rFonts w:asciiTheme="minorBidi" w:hAnsiTheme="minorBidi" w:cstheme="minorBidi" w:hint="cs"/>
+                <w:rFonts w:hint="cs" w:asciiTheme="minorBidi" w:hAnsiTheme="minorBidi" w:cstheme="minorBidi"/>
                 <w:color w:val="2F5496" w:themeColor="accent5" w:themeShade="BF"/>
                 <w:rtl/>
               </w:rPr>
@@ -7273,7 +7273,7 @@
             </w:pPr>
             <w:r>
               <w:rPr>
-                <w:rFonts w:asciiTheme="minorBidi" w:hAnsiTheme="minorBidi" w:cstheme="minorBidi" w:hint="cs"/>
+                <w:rFonts w:hint="cs" w:asciiTheme="minorBidi" w:hAnsiTheme="minorBidi" w:cstheme="minorBidi"/>
                 <w:color w:val="2F5496" w:themeColor="accent5" w:themeShade="BF"/>
                 <w:rtl/>
               </w:rPr>
@@ -7363,7 +7363,7 @@
             </w:r>
             <w:r>
               <w:rPr>
-                <w:rFonts w:asciiTheme="minorBidi" w:hAnsiTheme="minorBidi" w:cstheme="minorBidi" w:hint="cs"/>
+                <w:rFonts w:hint="cs" w:asciiTheme="minorBidi" w:hAnsiTheme="minorBidi" w:cstheme="minorBidi"/>
                 <w:color w:val="2F5496" w:themeColor="accent5" w:themeShade="BF"/>
                 <w:rtl/>
               </w:rPr>
@@ -7409,7 +7409,7 @@
             </w:r>
             <w:r>
               <w:rPr>
-                <w:rFonts w:asciiTheme="minorBidi" w:hAnsiTheme="minorBidi" w:cstheme="minorBidi" w:hint="cs"/>
+                <w:rFonts w:hint="cs" w:asciiTheme="minorBidi" w:hAnsiTheme="minorBidi" w:cstheme="minorBidi"/>
                 <w:color w:val="2F5496" w:themeColor="accent5" w:themeShade="BF"/>
                 <w:rtl/>
               </w:rPr>
@@ -7431,7 +7431,7 @@
             </w:pPr>
             <w:r>
               <w:rPr>
-                <w:rFonts w:asciiTheme="minorBidi" w:hAnsiTheme="minorBidi" w:cstheme="minorBidi" w:hint="cs"/>
+                <w:rFonts w:hint="cs" w:asciiTheme="minorBidi" w:hAnsiTheme="minorBidi" w:cstheme="minorBidi"/>
                 <w:color w:val="2F5496" w:themeColor="accent5" w:themeShade="BF"/>
                 <w:rtl/>
               </w:rPr>
@@ -7439,7 +7439,7 @@
             </w:r>
             <w:r>
               <w:rPr>
-                <w:rFonts w:asciiTheme="minorBidi" w:hAnsiTheme="minorBidi" w:cstheme="minorBidi" w:hint="cs"/>
+                <w:rFonts w:hint="cs" w:asciiTheme="minorBidi" w:hAnsiTheme="minorBidi" w:cstheme="minorBidi"/>
                 <w:color w:val="2F5496" w:themeColor="accent5" w:themeShade="BF"/>
               </w:rPr>
               <w:t>MVP</w:t>
@@ -7477,7 +7477,6 @@
               <w:rPr>
                 <w:rFonts w:asciiTheme="minorBidi" w:hAnsiTheme="minorBidi" w:cstheme="minorBidi"/>
                 <w:color w:val="2F5496" w:themeColor="accent5" w:themeShade="BF"/>
-                <w:rtl/>
               </w:rPr>
             </w:pPr>
           </w:p>
@@ -7837,9 +7836,9 @@
           <w:color w:val="2F5496" w:themeColor="accent5" w:themeShade="BF"/>
         </w:rPr>
       </w:pPr>
-      <w:bookmarkStart w:id="15" w:name="_Toc235631447"/>
-      <w:bookmarkStart w:id="16" w:name="_Toc235709340"/>
-      <w:bookmarkStart w:id="17" w:name="_Toc235737357"/>
+      <w:bookmarkStart w:name="_Toc235631447" w:id="15"/>
+      <w:bookmarkStart w:name="_Toc235709340" w:id="16"/>
+      <w:bookmarkStart w:name="_Toc235737357" w:id="17"/>
       <w:r>
         <w:rPr>
           <w:i w:val="0"/>
@@ -8202,9 +8201,9 @@
           <w:rtl/>
         </w:rPr>
       </w:pPr>
-      <w:bookmarkStart w:id="18" w:name="_Toc235631448"/>
-      <w:bookmarkStart w:id="19" w:name="_Toc235709341"/>
-      <w:bookmarkStart w:id="20" w:name="_Toc235737358"/>
+      <w:bookmarkStart w:name="_Toc235631448" w:id="18"/>
+      <w:bookmarkStart w:name="_Toc235709341" w:id="19"/>
+      <w:bookmarkStart w:name="_Toc235737358" w:id="20"/>
       <w:r>
         <w:rPr>
           <w:i w:val="0"/>
@@ -8423,7 +8422,7 @@
             </w:pPr>
             <w:r>
               <w:rPr>
-                <w:rFonts w:asciiTheme="minorBidi" w:hAnsiTheme="minorBidi" w:cstheme="minorBidi" w:hint="cs"/>
+                <w:rFonts w:hint="cs" w:asciiTheme="minorBidi" w:hAnsiTheme="minorBidi" w:cstheme="minorBidi"/>
                 <w:color w:val="000000"/>
                 <w:sz w:val="72"/>
                 <w:szCs w:val="72"/>
@@ -8433,7 +8432,7 @@
             </w:r>
             <w:r>
               <w:rPr>
-                <w:rFonts w:asciiTheme="minorBidi" w:hAnsiTheme="minorBidi" w:cstheme="minorBidi" w:hint="cs"/>
+                <w:rFonts w:hint="cs" w:asciiTheme="minorBidi" w:hAnsiTheme="minorBidi" w:cstheme="minorBidi"/>
                 <w:color w:val="000000"/>
                 <w:sz w:val="72"/>
                 <w:szCs w:val="72"/>
@@ -8443,7 +8442,7 @@
             </w:r>
             <w:r>
               <w:rPr>
-                <w:rFonts w:asciiTheme="minorBidi" w:hAnsiTheme="minorBidi" w:cstheme="minorBidi" w:hint="cs"/>
+                <w:rFonts w:hint="cs" w:asciiTheme="minorBidi" w:hAnsiTheme="minorBidi" w:cstheme="minorBidi"/>
                 <w:color w:val="000000"/>
                 <w:sz w:val="72"/>
                 <w:szCs w:val="72"/>
@@ -8569,9 +8568,9 @@
           <w:color w:val="2F5496" w:themeColor="accent5" w:themeShade="BF"/>
         </w:rPr>
       </w:pPr>
-      <w:bookmarkStart w:id="21" w:name="_Toc235631449"/>
-      <w:bookmarkStart w:id="22" w:name="_Toc235709342"/>
-      <w:bookmarkStart w:id="23" w:name="_Toc235737359"/>
+      <w:bookmarkStart w:name="_Toc235631449" w:id="21"/>
+      <w:bookmarkStart w:name="_Toc235709342" w:id="22"/>
+      <w:bookmarkStart w:name="_Toc235737359" w:id="23"/>
       <w:r>
         <w:rPr>
           <w:i w:val="0"/>
@@ -8672,10 +8671,10 @@
           <w:rtl/>
         </w:rPr>
       </w:pPr>
-      <w:bookmarkStart w:id="24" w:name="_Ref66190301"/>
-      <w:bookmarkStart w:id="25" w:name="_Toc235631450"/>
-      <w:bookmarkStart w:id="26" w:name="_Toc235709343"/>
-      <w:bookmarkStart w:id="27" w:name="_Toc235737360"/>
+      <w:bookmarkStart w:name="_Ref66190301" w:id="24"/>
+      <w:bookmarkStart w:name="_Toc235631450" w:id="25"/>
+      <w:bookmarkStart w:name="_Toc235709343" w:id="26"/>
+      <w:bookmarkStart w:name="_Toc235737360" w:id="27"/>
       <w:r>
         <w:rPr>
           <w:i w:val="0"/>
@@ -8722,7 +8721,7 @@
       </w:pPr>
       <w:r>
         <w:rPr>
-          <w:rFonts w:asciiTheme="minorBidi" w:hAnsiTheme="minorBidi" w:cstheme="minorBidi" w:hint="cs"/>
+          <w:rFonts w:hint="cs" w:asciiTheme="minorBidi" w:hAnsiTheme="minorBidi" w:cstheme="minorBidi"/>
           <w:b/>
           <w:bCs/>
           <w:color w:val="2F5496" w:themeColor="accent5" w:themeShade="BF"/>
@@ -8733,7 +8732,7 @@
       </w:r>
       <w:r>
         <w:rPr>
-          <w:rFonts w:asciiTheme="minorBidi" w:hAnsiTheme="minorBidi" w:cstheme="minorBidi" w:hint="cs"/>
+          <w:rFonts w:hint="cs" w:asciiTheme="minorBidi" w:hAnsiTheme="minorBidi" w:cstheme="minorBidi"/>
           <w:color w:val="2F5496" w:themeColor="accent5" w:themeShade="BF"/>
           <w:rtl/>
         </w:rPr>
@@ -8741,7 +8740,7 @@
       </w:r>
       <w:r>
         <w:rPr>
-          <w:rFonts w:asciiTheme="minorBidi" w:hAnsiTheme="minorBidi" w:cstheme="minorBidi" w:hint="cs"/>
+          <w:rFonts w:hint="cs" w:asciiTheme="minorBidi" w:hAnsiTheme="minorBidi" w:cstheme="minorBidi"/>
           <w:color w:val="2F5496" w:themeColor="accent5" w:themeShade="BF"/>
           <w:rtl/>
         </w:rPr>
@@ -8757,7 +8756,7 @@
       </w:r>
       <w:r>
         <w:rPr>
-          <w:rFonts w:asciiTheme="minorBidi" w:hAnsiTheme="minorBidi" w:cstheme="minorBidi" w:hint="cs"/>
+          <w:rFonts w:hint="cs" w:asciiTheme="minorBidi" w:hAnsiTheme="minorBidi" w:cstheme="minorBidi"/>
           <w:color w:val="2F5496" w:themeColor="accent5" w:themeShade="BF"/>
           <w:rtl/>
         </w:rPr>
@@ -8773,7 +8772,7 @@
       </w:r>
       <w:r>
         <w:rPr>
-          <w:rFonts w:asciiTheme="minorBidi" w:hAnsiTheme="minorBidi" w:cstheme="minorBidi" w:hint="cs"/>
+          <w:rFonts w:hint="cs" w:asciiTheme="minorBidi" w:hAnsiTheme="minorBidi" w:cstheme="minorBidi"/>
           <w:color w:val="2F5496" w:themeColor="accent5" w:themeShade="BF"/>
           <w:rtl/>
         </w:rPr>
@@ -8789,7 +8788,7 @@
       </w:r>
       <w:r>
         <w:rPr>
-          <w:rFonts w:asciiTheme="minorBidi" w:hAnsiTheme="minorBidi" w:cstheme="minorBidi" w:hint="cs"/>
+          <w:rFonts w:hint="cs" w:asciiTheme="minorBidi" w:hAnsiTheme="minorBidi" w:cstheme="minorBidi"/>
           <w:color w:val="2F5496" w:themeColor="accent5" w:themeShade="BF"/>
           <w:rtl/>
         </w:rPr>
@@ -8805,7 +8804,7 @@
       </w:r>
       <w:r>
         <w:rPr>
-          <w:rFonts w:asciiTheme="minorBidi" w:hAnsiTheme="minorBidi" w:cstheme="minorBidi" w:hint="cs"/>
+          <w:rFonts w:hint="cs" w:asciiTheme="minorBidi" w:hAnsiTheme="minorBidi" w:cstheme="minorBidi"/>
           <w:color w:val="2F5496" w:themeColor="accent5" w:themeShade="BF"/>
           <w:rtl/>
         </w:rPr>
@@ -8821,7 +8820,7 @@
       </w:r>
       <w:r>
         <w:rPr>
-          <w:rFonts w:asciiTheme="minorBidi" w:hAnsiTheme="minorBidi" w:cstheme="minorBidi" w:hint="cs"/>
+          <w:rFonts w:hint="cs" w:asciiTheme="minorBidi" w:hAnsiTheme="minorBidi" w:cstheme="minorBidi"/>
           <w:color w:val="2F5496" w:themeColor="accent5" w:themeShade="BF"/>
           <w:rtl/>
         </w:rPr>
@@ -8837,7 +8836,7 @@
       </w:r>
       <w:r>
         <w:rPr>
-          <w:rFonts w:asciiTheme="minorBidi" w:hAnsiTheme="minorBidi" w:cstheme="minorBidi" w:hint="cs"/>
+          <w:rFonts w:hint="cs" w:asciiTheme="minorBidi" w:hAnsiTheme="minorBidi" w:cstheme="minorBidi"/>
           <w:color w:val="2F5496" w:themeColor="accent5" w:themeShade="BF"/>
           <w:rtl/>
         </w:rPr>
@@ -8845,7 +8844,7 @@
       </w:r>
       <w:r>
         <w:rPr>
-          <w:rFonts w:asciiTheme="minorBidi" w:hAnsiTheme="minorBidi" w:cstheme="minorBidi" w:hint="cs"/>
+          <w:rFonts w:hint="cs" w:asciiTheme="minorBidi" w:hAnsiTheme="minorBidi" w:cstheme="minorBidi"/>
           <w:color w:val="2F5496" w:themeColor="accent5" w:themeShade="BF"/>
           <w:rtl/>
         </w:rPr>
@@ -8853,7 +8852,7 @@
       </w:r>
       <w:r>
         <w:rPr>
-          <w:rFonts w:asciiTheme="minorBidi" w:hAnsiTheme="minorBidi" w:cstheme="minorBidi" w:hint="cs"/>
+          <w:rFonts w:hint="cs" w:asciiTheme="minorBidi" w:hAnsiTheme="minorBidi" w:cstheme="minorBidi"/>
           <w:color w:val="2F5496" w:themeColor="accent5" w:themeShade="BF"/>
           <w:rtl/>
         </w:rPr>
@@ -8861,7 +8860,7 @@
       </w:r>
       <w:r>
         <w:rPr>
-          <w:rFonts w:asciiTheme="minorBidi" w:hAnsiTheme="minorBidi" w:cstheme="minorBidi" w:hint="cs"/>
+          <w:rFonts w:hint="cs" w:asciiTheme="minorBidi" w:hAnsiTheme="minorBidi" w:cstheme="minorBidi"/>
           <w:color w:val="2F5496" w:themeColor="accent5" w:themeShade="BF"/>
           <w:rtl/>
         </w:rPr>
@@ -8869,7 +8868,7 @@
       </w:r>
       <w:r>
         <w:rPr>
-          <w:rFonts w:asciiTheme="minorBidi" w:hAnsiTheme="minorBidi" w:cstheme="minorBidi" w:hint="cs"/>
+          <w:rFonts w:hint="cs" w:asciiTheme="minorBidi" w:hAnsiTheme="minorBidi" w:cstheme="minorBidi"/>
           <w:color w:val="2F5496" w:themeColor="accent5" w:themeShade="BF"/>
           <w:rtl/>
         </w:rPr>
@@ -8885,7 +8884,7 @@
       </w:r>
       <w:r>
         <w:rPr>
-          <w:rFonts w:asciiTheme="minorBidi" w:hAnsiTheme="minorBidi" w:cstheme="minorBidi" w:hint="cs"/>
+          <w:rFonts w:hint="cs" w:asciiTheme="minorBidi" w:hAnsiTheme="minorBidi" w:cstheme="minorBidi"/>
           <w:color w:val="2F5496" w:themeColor="accent5" w:themeShade="BF"/>
           <w:rtl/>
         </w:rPr>
@@ -8893,7 +8892,7 @@
       </w:r>
       <w:r>
         <w:rPr>
-          <w:rFonts w:asciiTheme="minorBidi" w:hAnsiTheme="minorBidi" w:cstheme="minorBidi" w:hint="cs"/>
+          <w:rFonts w:hint="cs" w:asciiTheme="minorBidi" w:hAnsiTheme="minorBidi" w:cstheme="minorBidi"/>
           <w:color w:val="2F5496" w:themeColor="accent5" w:themeShade="BF"/>
           <w:rtl/>
         </w:rPr>
@@ -8901,7 +8900,7 @@
       </w:r>
       <w:r>
         <w:rPr>
-          <w:rFonts w:asciiTheme="minorBidi" w:hAnsiTheme="minorBidi" w:cstheme="minorBidi" w:hint="cs"/>
+          <w:rFonts w:hint="cs" w:asciiTheme="minorBidi" w:hAnsiTheme="minorBidi" w:cstheme="minorBidi"/>
           <w:color w:val="2F5496" w:themeColor="accent5" w:themeShade="BF"/>
           <w:rtl/>
         </w:rPr>
@@ -8909,7 +8908,7 @@
       </w:r>
       <w:r>
         <w:rPr>
-          <w:rFonts w:asciiTheme="minorBidi" w:hAnsiTheme="minorBidi" w:cstheme="minorBidi" w:hint="cs"/>
+          <w:rFonts w:hint="cs" w:asciiTheme="minorBidi" w:hAnsiTheme="minorBidi" w:cstheme="minorBidi"/>
           <w:color w:val="2F5496" w:themeColor="accent5" w:themeShade="BF"/>
           <w:rtl/>
         </w:rPr>
@@ -8925,7 +8924,7 @@
       </w:r>
       <w:r>
         <w:rPr>
-          <w:rFonts w:asciiTheme="minorBidi" w:hAnsiTheme="minorBidi" w:cstheme="minorBidi" w:hint="cs"/>
+          <w:rFonts w:hint="cs" w:asciiTheme="minorBidi" w:hAnsiTheme="minorBidi" w:cstheme="minorBidi"/>
           <w:color w:val="2F5496" w:themeColor="accent5" w:themeShade="BF"/>
           <w:rtl/>
         </w:rPr>
@@ -8933,7 +8932,7 @@
       </w:r>
       <w:r>
         <w:rPr>
-          <w:rFonts w:asciiTheme="minorBidi" w:hAnsiTheme="minorBidi" w:cstheme="minorBidi" w:hint="cs"/>
+          <w:rFonts w:hint="cs" w:asciiTheme="minorBidi" w:hAnsiTheme="minorBidi" w:cstheme="minorBidi"/>
           <w:color w:val="2F5496" w:themeColor="accent5" w:themeShade="BF"/>
           <w:sz w:val="28"/>
           <w:szCs w:val="28"/>
@@ -9072,6 +9071,7 @@
             <w:tcW w:w="14246" w:type="dxa"/>
             <w:gridSpan w:val="4"/>
             <w:shd w:val="clear" w:color="auto" w:fill="F2F2F2" w:themeFill="background1" w:themeFillShade="F2"/>
+            <w:tcMar/>
             <w:vAlign w:val="center"/>
           </w:tcPr>
           <w:p>
@@ -9088,7 +9088,7 @@
             </w:pPr>
             <w:r>
               <w:rPr>
-                <w:rFonts w:asciiTheme="minorBidi" w:hAnsiTheme="minorBidi" w:cstheme="minorBidi" w:hint="cs"/>
+                <w:rFonts w:hint="cs" w:asciiTheme="minorBidi" w:hAnsiTheme="minorBidi" w:cstheme="minorBidi"/>
                 <w:b/>
                 <w:bCs/>
                 <w:color w:val="2F5496" w:themeColor="accent5" w:themeShade="BF"/>
@@ -9104,6 +9104,7 @@
           <w:tcPr>
             <w:tcW w:w="4886" w:type="dxa"/>
             <w:shd w:val="clear" w:color="auto" w:fill="F2F2F2" w:themeFill="background1" w:themeFillShade="F2"/>
+            <w:tcMar/>
           </w:tcPr>
           <w:p>
             <w:pPr>
@@ -9131,6 +9132,7 @@
           <w:tcPr>
             <w:tcW w:w="1050" w:type="dxa"/>
             <w:shd w:val="clear" w:color="auto" w:fill="F2F2F2" w:themeFill="background1" w:themeFillShade="F2"/>
+            <w:tcMar/>
           </w:tcPr>
           <w:p>
             <w:pPr>
@@ -9158,6 +9160,7 @@
           <w:tcPr>
             <w:tcW w:w="850" w:type="dxa"/>
             <w:shd w:val="clear" w:color="auto" w:fill="F2F2F2" w:themeFill="background1" w:themeFillShade="F2"/>
+            <w:tcMar/>
           </w:tcPr>
           <w:p>
             <w:pPr>
@@ -9204,6 +9207,7 @@
           <w:tcPr>
             <w:tcW w:w="7460" w:type="dxa"/>
             <w:shd w:val="clear" w:color="auto" w:fill="F2F2F2" w:themeFill="background1" w:themeFillShade="F2"/>
+            <w:tcMar/>
           </w:tcPr>
           <w:p>
             <w:pPr>
@@ -9232,6 +9236,7 @@
         <w:tc>
           <w:tcPr>
             <w:tcW w:w="4886" w:type="dxa"/>
+            <w:tcMar/>
           </w:tcPr>
           <w:p>
             <w:pPr>
@@ -9243,7 +9248,7 @@
             </w:pPr>
             <w:r>
               <w:rPr>
-                <w:rFonts w:asciiTheme="minorBidi" w:hAnsiTheme="minorBidi" w:cstheme="minorBidi" w:hint="cs"/>
+                <w:rFonts w:hint="cs" w:asciiTheme="minorBidi" w:hAnsiTheme="minorBidi" w:cstheme="minorBidi"/>
                 <w:color w:val="2F5496" w:themeColor="accent5" w:themeShade="BF"/>
                 <w:rtl/>
               </w:rPr>
@@ -9251,7 +9256,7 @@
             </w:r>
             <w:r>
               <w:rPr>
-                <w:rFonts w:asciiTheme="minorBidi" w:hAnsiTheme="minorBidi" w:cstheme="minorBidi" w:hint="cs"/>
+                <w:rFonts w:hint="cs" w:asciiTheme="minorBidi" w:hAnsiTheme="minorBidi" w:cstheme="minorBidi"/>
                 <w:color w:val="2F5496" w:themeColor="accent5" w:themeShade="BF"/>
                 <w:rtl/>
               </w:rPr>
@@ -9259,7 +9264,7 @@
             </w:r>
             <w:r>
               <w:rPr>
-                <w:rFonts w:asciiTheme="minorBidi" w:hAnsiTheme="minorBidi" w:cstheme="minorBidi" w:hint="cs"/>
+                <w:rFonts w:hint="cs" w:asciiTheme="minorBidi" w:hAnsiTheme="minorBidi" w:cstheme="minorBidi"/>
                 <w:color w:val="2F5496" w:themeColor="accent5" w:themeShade="BF"/>
                 <w:rtl/>
               </w:rPr>
@@ -9275,7 +9280,7 @@
             </w:r>
             <w:r>
               <w:rPr>
-                <w:rFonts w:asciiTheme="minorBidi" w:hAnsiTheme="minorBidi" w:cstheme="minorBidi" w:hint="cs"/>
+                <w:rFonts w:hint="cs" w:asciiTheme="minorBidi" w:hAnsiTheme="minorBidi" w:cstheme="minorBidi"/>
                 <w:color w:val="2F5496" w:themeColor="accent5" w:themeShade="BF"/>
                 <w:rtl/>
               </w:rPr>
@@ -9291,7 +9296,7 @@
             </w:r>
             <w:r>
               <w:rPr>
-                <w:rFonts w:asciiTheme="minorBidi" w:hAnsiTheme="minorBidi" w:cstheme="minorBidi" w:hint="cs"/>
+                <w:rFonts w:hint="cs" w:asciiTheme="minorBidi" w:hAnsiTheme="minorBidi" w:cstheme="minorBidi"/>
                 <w:color w:val="2F5496" w:themeColor="accent5" w:themeShade="BF"/>
                 <w:rtl/>
               </w:rPr>
@@ -9299,7 +9304,7 @@
             </w:r>
             <w:r>
               <w:rPr>
-                <w:rFonts w:asciiTheme="minorBidi" w:hAnsiTheme="minorBidi" w:cstheme="minorBidi" w:hint="cs"/>
+                <w:rFonts w:hint="cs" w:asciiTheme="minorBidi" w:hAnsiTheme="minorBidi" w:cstheme="minorBidi"/>
                 <w:color w:val="2F5496" w:themeColor="accent5" w:themeShade="BF"/>
                 <w:rtl/>
               </w:rPr>
@@ -9310,6 +9315,7 @@
         <w:tc>
           <w:tcPr>
             <w:tcW w:w="1050" w:type="dxa"/>
+            <w:tcMar/>
           </w:tcPr>
           <w:p>
             <w:pPr>
@@ -9321,7 +9327,7 @@
             </w:pPr>
             <w:r>
               <w:rPr>
-                <w:rFonts w:asciiTheme="minorBidi" w:hAnsiTheme="minorBidi" w:cstheme="minorBidi" w:hint="cs"/>
+                <w:rFonts w:hint="cs" w:asciiTheme="minorBidi" w:hAnsiTheme="minorBidi" w:cstheme="minorBidi"/>
                 <w:color w:val="2F5496" w:themeColor="accent5" w:themeShade="BF"/>
                 <w:rtl/>
               </w:rPr>
@@ -9332,6 +9338,7 @@
         <w:tc>
           <w:tcPr>
             <w:tcW w:w="850" w:type="dxa"/>
+            <w:tcMar/>
           </w:tcPr>
           <w:p>
             <w:pPr>
@@ -9358,6 +9365,983 @@
         <w:tc>
           <w:tcPr>
             <w:tcW w:w="7460" w:type="dxa"/>
+            <w:tcMar/>
+          </w:tcPr>
+          <w:p>
+            <w:pPr>
+              <w:rPr>
+                <w:rFonts w:ascii="Arial" w:hAnsi="Arial" w:cs="Arial" w:asciiTheme="minorBidi" w:hAnsiTheme="minorBidi" w:cstheme="minorBidi"/>
+                <w:color w:val="2F5496" w:themeColor="accent5" w:themeShade="BF"/>
+                <w:rtl w:val="1"/>
+              </w:rPr>
+            </w:pPr>
+            <w:r>
+              <w:rPr>
+                <w:rFonts w:ascii="Arial" w:hAnsi="Arial" w:cs="Arial" w:asciiTheme="minorBidi" w:hAnsiTheme="minorBidi" w:cstheme="minorBidi"/>
+                <w:color w:val="2F5496" w:themeColor="accent5" w:themeTint="FF" w:themeShade="BF"/>
+                <w:rtl w:val="1"/>
+              </w:rPr>
+              <w:t>חילוק</w:t>
+            </w:r>
+            <w:r>
+              <w:rPr>
+                <w:rFonts w:ascii="Arial" w:hAnsi="Arial" w:cs="Arial" w:asciiTheme="minorBidi" w:hAnsiTheme="minorBidi" w:cstheme="minorBidi"/>
+                <w:color w:val="2F5496" w:themeColor="accent5" w:themeTint="FF" w:themeShade="BF"/>
+                <w:rtl w:val="1"/>
+              </w:rPr>
+              <w:t xml:space="preserve"> </w:t>
+            </w:r>
+            <w:r>
+              <w:rPr>
+                <w:rFonts w:ascii="Arial" w:hAnsi="Arial" w:cs="Arial" w:asciiTheme="minorBidi" w:hAnsiTheme="minorBidi" w:cstheme="minorBidi"/>
+                <w:color w:val="2F5496" w:themeColor="accent5" w:themeTint="FF" w:themeShade="BF"/>
+                <w:rtl w:val="1"/>
+              </w:rPr>
+              <w:t>משימות</w:t>
+            </w:r>
+            <w:r>
+              <w:rPr>
+                <w:rFonts w:ascii="Arial" w:hAnsi="Arial" w:cs="Arial" w:asciiTheme="minorBidi" w:hAnsiTheme="minorBidi" w:cstheme="minorBidi"/>
+                <w:color w:val="2F5496" w:themeColor="accent5" w:themeTint="FF" w:themeShade="BF"/>
+                <w:rtl w:val="1"/>
+              </w:rPr>
+              <w:t xml:space="preserve"> </w:t>
+            </w:r>
+            <w:r>
+              <w:rPr>
+                <w:rFonts w:ascii="Arial" w:hAnsi="Arial" w:cs="Arial" w:asciiTheme="minorBidi" w:hAnsiTheme="minorBidi" w:cstheme="minorBidi"/>
+                <w:color w:val="2F5496" w:themeColor="accent5" w:themeTint="FF" w:themeShade="BF"/>
+                <w:rtl w:val="1"/>
+              </w:rPr>
+              <w:t>בסיסיות</w:t>
+            </w:r>
+            <w:r>
+              <w:rPr>
+                <w:rFonts w:ascii="Arial" w:hAnsi="Arial" w:cs="Arial" w:asciiTheme="minorBidi" w:hAnsiTheme="minorBidi" w:cstheme="minorBidi"/>
+                <w:color w:val="2F5496" w:themeColor="accent5" w:themeTint="FF" w:themeShade="BF"/>
+                <w:rtl w:val="1"/>
+              </w:rPr>
+              <w:t xml:space="preserve"> </w:t>
+            </w:r>
+            <w:r>
+              <w:rPr>
+                <w:rFonts w:ascii="Arial" w:hAnsi="Arial" w:cs="Arial" w:asciiTheme="minorBidi" w:hAnsiTheme="minorBidi" w:cstheme="minorBidi"/>
+                <w:color w:val="2F5496" w:themeColor="accent5" w:themeTint="FF" w:themeShade="BF"/>
+                <w:rtl w:val="1"/>
+              </w:rPr>
+              <w:t>בכדי</w:t>
+            </w:r>
+            <w:r>
+              <w:rPr>
+                <w:rFonts w:ascii="Arial" w:hAnsi="Arial" w:cs="Arial" w:asciiTheme="minorBidi" w:hAnsiTheme="minorBidi" w:cstheme="minorBidi"/>
+                <w:color w:val="2F5496" w:themeColor="accent5" w:themeTint="FF" w:themeShade="BF"/>
+                <w:rtl w:val="1"/>
+              </w:rPr>
+              <w:t xml:space="preserve"> </w:t>
+            </w:r>
+            <w:r>
+              <w:rPr>
+                <w:rFonts w:ascii="Arial" w:hAnsi="Arial" w:cs="Arial" w:asciiTheme="minorBidi" w:hAnsiTheme="minorBidi" w:cstheme="minorBidi"/>
+                <w:color w:val="2F5496" w:themeColor="accent5" w:themeTint="FF" w:themeShade="BF"/>
+                <w:rtl w:val="1"/>
+              </w:rPr>
+              <w:t>לתכנן</w:t>
+            </w:r>
+            <w:r>
+              <w:rPr>
+                <w:rFonts w:ascii="Arial" w:hAnsi="Arial" w:cs="Arial" w:asciiTheme="minorBidi" w:hAnsiTheme="minorBidi" w:cstheme="minorBidi"/>
+                <w:color w:val="2F5496" w:themeColor="accent5" w:themeTint="FF" w:themeShade="BF"/>
+                <w:rtl w:val="1"/>
+              </w:rPr>
+              <w:t xml:space="preserve"> </w:t>
+            </w:r>
+            <w:r>
+              <w:rPr>
+                <w:rFonts w:ascii="Arial" w:hAnsi="Arial" w:cs="Arial" w:asciiTheme="minorBidi" w:hAnsiTheme="minorBidi" w:cstheme="minorBidi"/>
+                <w:color w:val="2F5496" w:themeColor="accent5" w:themeTint="FF" w:themeShade="BF"/>
+                <w:rtl w:val="1"/>
+              </w:rPr>
+              <w:t>נכון</w:t>
+            </w:r>
+            <w:r>
+              <w:rPr>
+                <w:rFonts w:ascii="Arial" w:hAnsi="Arial" w:cs="Arial" w:asciiTheme="minorBidi" w:hAnsiTheme="minorBidi" w:cstheme="minorBidi"/>
+                <w:color w:val="2F5496" w:themeColor="accent5" w:themeTint="FF" w:themeShade="BF"/>
+                <w:rtl w:val="1"/>
+              </w:rPr>
+              <w:t xml:space="preserve"> </w:t>
+            </w:r>
+            <w:r>
+              <w:rPr>
+                <w:rFonts w:ascii="Arial" w:hAnsi="Arial" w:cs="Arial" w:asciiTheme="minorBidi" w:hAnsiTheme="minorBidi" w:cstheme="minorBidi"/>
+                <w:color w:val="2F5496" w:themeColor="accent5" w:themeTint="FF" w:themeShade="BF"/>
+                <w:rtl w:val="1"/>
+              </w:rPr>
+              <w:t>את</w:t>
+            </w:r>
+            <w:r>
+              <w:rPr>
+                <w:rFonts w:ascii="Arial" w:hAnsi="Arial" w:cs="Arial" w:asciiTheme="minorBidi" w:hAnsiTheme="minorBidi" w:cstheme="minorBidi"/>
+                <w:color w:val="2F5496" w:themeColor="accent5" w:themeTint="FF" w:themeShade="BF"/>
+                <w:rtl w:val="1"/>
+              </w:rPr>
+              <w:t xml:space="preserve"> הפרויקט</w:t>
+            </w:r>
+            <w:r>
+              <w:rPr>
+                <w:rFonts w:ascii="Arial" w:hAnsi="Arial" w:cs="Arial" w:asciiTheme="minorBidi" w:hAnsiTheme="minorBidi" w:cstheme="minorBidi"/>
+                <w:color w:val="2F5496" w:themeColor="accent5" w:themeTint="FF" w:themeShade="BF"/>
+              </w:rPr>
+              <w:t>.</w:t>
+            </w:r>
+          </w:p>
+        </w:tc>
+      </w:tr>
+      <w:tr>
+        <w:tc>
+          <w:tcPr>
+            <w:tcW w:w="4886" w:type="dxa"/>
+            <w:tcMar/>
+          </w:tcPr>
+          <w:p>
+            <w:pPr>
+              <w:rPr>
+                <w:rFonts w:asciiTheme="minorBidi" w:hAnsiTheme="minorBidi" w:cstheme="minorBidi"/>
+                <w:color w:val="2F5496" w:themeColor="accent5" w:themeShade="BF"/>
+                <w:rtl/>
+              </w:rPr>
+            </w:pPr>
+            <w:r>
+              <w:rPr>
+                <w:rFonts w:asciiTheme="minorBidi" w:hAnsiTheme="minorBidi" w:cstheme="minorBidi"/>
+                <w:color w:val="2F5496" w:themeColor="accent5" w:themeShade="BF"/>
+                <w:rtl/>
+              </w:rPr>
+              <w:t xml:space="preserve">מימוש </w:t>
+            </w:r>
+            <w:r>
+              <w:rPr>
+                <w:rFonts w:hint="cs" w:asciiTheme="minorBidi" w:hAnsiTheme="minorBidi" w:cstheme="minorBidi"/>
+                <w:color w:val="2F5496" w:themeColor="accent5" w:themeShade="BF"/>
+                <w:rtl/>
+              </w:rPr>
+              <w:t>ראשוני</w:t>
+            </w:r>
+          </w:p>
+        </w:tc>
+        <w:tc>
+          <w:tcPr>
+            <w:tcW w:w="1050" w:type="dxa"/>
+            <w:tcMar/>
+          </w:tcPr>
+          <w:p>
+            <w:pPr>
+              <w:rPr>
+                <w:rFonts w:asciiTheme="minorBidi" w:hAnsiTheme="minorBidi" w:cstheme="minorBidi"/>
+                <w:color w:val="2F5496" w:themeColor="accent5" w:themeShade="BF"/>
+                <w:rtl/>
+              </w:rPr>
+            </w:pPr>
+            <w:r>
+              <w:rPr>
+                <w:rFonts w:hint="cs" w:asciiTheme="minorBidi" w:hAnsiTheme="minorBidi" w:cstheme="minorBidi"/>
+                <w:color w:val="2F5496" w:themeColor="accent5" w:themeShade="BF"/>
+                <w:rtl/>
+              </w:rPr>
+              <w:t>17.9</w:t>
+            </w:r>
+          </w:p>
+        </w:tc>
+        <w:tc>
+          <w:tcPr>
+            <w:tcW w:w="850" w:type="dxa"/>
+            <w:tcMar/>
+          </w:tcPr>
+          <w:p>
+            <w:pPr>
+              <w:rPr>
+                <w:rtl/>
+              </w:rPr>
+            </w:pPr>
+            <w:r>
+              <w:rPr>
+                <w:rFonts w:asciiTheme="minorBidi" w:hAnsiTheme="minorBidi" w:cstheme="minorBidi"/>
+                <w:color w:val="2F5496" w:themeColor="accent5" w:themeShade="BF"/>
+              </w:rPr>
+              <w:t>22.9</w:t>
+            </w:r>
+          </w:p>
+        </w:tc>
+        <w:tc>
+          <w:tcPr>
+            <w:tcW w:w="7460" w:type="dxa"/>
+            <w:tcMar/>
+          </w:tcPr>
+          <w:p>
+            <w:pPr/>
+            <w:r>
+              <w:rPr>
+                <w:rFonts w:ascii="Arial" w:hAnsi="Arial" w:cs="Arial" w:asciiTheme="minorBidi" w:hAnsiTheme="minorBidi" w:cstheme="minorBidi"/>
+                <w:color w:val="2F5496" w:themeColor="accent5" w:themeTint="FF" w:themeShade="BF"/>
+                <w:rtl w:val="1"/>
+              </w:rPr>
+              <w:t>ניקוי של המסך והוספת רקע, ציפור שקופצת וצינור אחת בודדת שלא נעה</w:t>
+            </w:r>
+            <w:r>
+              <w:rPr>
+                <w:rFonts w:ascii="Arial" w:hAnsi="Arial" w:cs="Arial" w:asciiTheme="minorBidi" w:hAnsiTheme="minorBidi" w:cstheme="minorBidi"/>
+                <w:color w:val="2F5496" w:themeColor="accent5" w:themeTint="FF" w:themeShade="BF"/>
+              </w:rPr>
+              <w:t>.</w:t>
+            </w:r>
+          </w:p>
+        </w:tc>
+      </w:tr>
+      <w:tr>
+        <w:tc>
+          <w:tcPr>
+            <w:tcW w:w="4886" w:type="dxa"/>
+            <w:tcMar/>
+          </w:tcPr>
+          <w:p>
+            <w:pPr>
+              <w:rPr>
+                <w:rFonts w:asciiTheme="minorBidi" w:hAnsiTheme="minorBidi" w:cstheme="minorBidi"/>
+                <w:color w:val="2F5496" w:themeColor="accent5" w:themeShade="BF"/>
+                <w:rtl/>
+              </w:rPr>
+            </w:pPr>
+            <w:r>
+              <w:rPr>
+                <w:rFonts w:hint="cs" w:asciiTheme="minorBidi" w:hAnsiTheme="minorBidi" w:cstheme="minorBidi"/>
+                <w:color w:val="2F5496" w:themeColor="accent5" w:themeShade="BF"/>
+                <w:rtl/>
+              </w:rPr>
+              <w:t>תכנון/</w:t>
+            </w:r>
+            <w:r>
+              <w:rPr>
+                <w:rFonts w:asciiTheme="minorBidi" w:hAnsiTheme="minorBidi" w:cstheme="minorBidi"/>
+                <w:color w:val="2F5496" w:themeColor="accent5" w:themeShade="BF"/>
+                <w:rtl/>
+              </w:rPr>
+              <w:t xml:space="preserve">סכמת מלבנים </w:t>
+            </w:r>
+            <w:r>
+              <w:rPr>
+                <w:rFonts w:asciiTheme="minorBidi" w:hAnsiTheme="minorBidi" w:cstheme="minorBidi"/>
+                <w:color w:val="2F5496" w:themeColor="accent5" w:themeShade="BF"/>
+              </w:rPr>
+              <w:t>MVP</w:t>
+            </w:r>
+          </w:p>
+        </w:tc>
+        <w:tc>
+          <w:tcPr>
+            <w:tcW w:w="1050" w:type="dxa"/>
+            <w:tcMar/>
+          </w:tcPr>
+          <w:p>
+            <w:pPr>
+              <w:rPr>
+                <w:rFonts w:asciiTheme="minorBidi" w:hAnsiTheme="minorBidi" w:cstheme="minorBidi"/>
+                <w:color w:val="2F5496" w:themeColor="accent5" w:themeShade="BF"/>
+                <w:rtl/>
+              </w:rPr>
+            </w:pPr>
+            <w:r>
+              <w:rPr>
+                <w:rFonts w:hint="cs" w:asciiTheme="minorBidi" w:hAnsiTheme="minorBidi" w:cstheme="minorBidi"/>
+                <w:color w:val="2F5496" w:themeColor="accent5" w:themeShade="BF"/>
+                <w:rtl/>
+              </w:rPr>
+              <w:t>22.9</w:t>
+            </w:r>
+          </w:p>
+        </w:tc>
+        <w:tc>
+          <w:tcPr>
+            <w:tcW w:w="850" w:type="dxa"/>
+            <w:tcMar/>
+          </w:tcPr>
+          <w:p>
+            <w:pPr/>
+            <w:r>
+              <w:rPr>
+                <w:rFonts w:ascii="Arial" w:hAnsi="Arial" w:cs="Arial" w:asciiTheme="minorBidi" w:hAnsiTheme="minorBidi" w:cstheme="minorBidi"/>
+                <w:color w:val="2F5496" w:themeColor="accent5" w:themeTint="FF" w:themeShade="BF"/>
+              </w:rPr>
+              <w:t>27.9</w:t>
+            </w:r>
+          </w:p>
+        </w:tc>
+        <w:tc>
+          <w:tcPr>
+            <w:tcW w:w="7460" w:type="dxa"/>
+            <w:tcMar/>
+          </w:tcPr>
+          <w:p>
+            <w:pPr/>
+            <w:r>
+              <w:rPr>
+                <w:rFonts w:ascii="Arial" w:hAnsi="Arial" w:cs="Arial" w:asciiTheme="minorBidi" w:hAnsiTheme="minorBidi" w:cstheme="minorBidi"/>
+                <w:color w:val="2F5496" w:themeColor="accent5" w:themeTint="FF" w:themeShade="BF"/>
+                <w:rtl w:val="1"/>
+              </w:rPr>
+              <w:t>מעבר על סכמת המלבנים המקורית, אין יותר מדי מה להוסיף, צריך להוסיף את הבקר על המשחק ועוד דברים שנתכננם בהמשך</w:t>
+            </w:r>
+            <w:r>
+              <w:rPr>
+                <w:rFonts w:ascii="Arial" w:hAnsi="Arial" w:cs="Arial" w:asciiTheme="minorBidi" w:hAnsiTheme="minorBidi" w:cstheme="minorBidi"/>
+                <w:color w:val="2F5496" w:themeColor="accent5" w:themeTint="FF" w:themeShade="BF"/>
+              </w:rPr>
+              <w:t>.</w:t>
+            </w:r>
+          </w:p>
+        </w:tc>
+      </w:tr>
+      <w:tr>
+        <w:tc>
+          <w:tcPr>
+            <w:tcW w:w="4886" w:type="dxa"/>
+            <w:tcMar/>
+          </w:tcPr>
+          <w:p>
+            <w:pPr>
+              <w:rPr>
+                <w:rFonts w:asciiTheme="minorBidi" w:hAnsiTheme="minorBidi" w:cstheme="minorBidi"/>
+                <w:color w:val="2F5496" w:themeColor="accent5" w:themeShade="BF"/>
+                <w:rtl/>
+              </w:rPr>
+            </w:pPr>
+            <w:r>
+              <w:rPr>
+                <w:rFonts w:asciiTheme="minorBidi" w:hAnsiTheme="minorBidi" w:cstheme="minorBidi"/>
+                <w:color w:val="2F5496" w:themeColor="accent5" w:themeShade="BF"/>
+                <w:rtl/>
+              </w:rPr>
+              <w:t>כתיבת מכונת המצבים</w:t>
+            </w:r>
+            <w:r>
+              <w:rPr>
+                <w:rFonts w:hint="cs" w:asciiTheme="minorBidi" w:hAnsiTheme="minorBidi" w:cstheme="minorBidi"/>
+                <w:color w:val="2F5496" w:themeColor="accent5" w:themeShade="BF"/>
+                <w:rtl/>
+              </w:rPr>
+              <w:t>/הבקר</w:t>
+            </w:r>
+            <w:r>
+              <w:rPr>
+                <w:rFonts w:asciiTheme="minorBidi" w:hAnsiTheme="minorBidi" w:cstheme="minorBidi"/>
+                <w:color w:val="2F5496" w:themeColor="accent5" w:themeShade="BF"/>
+                <w:rtl/>
+              </w:rPr>
+              <w:t xml:space="preserve"> של הפרויקט</w:t>
+            </w:r>
+            <w:r>
+              <w:rPr>
+                <w:rFonts w:hint="cs" w:asciiTheme="minorBidi" w:hAnsiTheme="minorBidi" w:cstheme="minorBidi"/>
+                <w:color w:val="2F5496" w:themeColor="accent5" w:themeShade="BF"/>
+                <w:rtl/>
+              </w:rPr>
+              <w:t xml:space="preserve"> </w:t>
+            </w:r>
+          </w:p>
+        </w:tc>
+        <w:tc>
+          <w:tcPr>
+            <w:tcW w:w="1050" w:type="dxa"/>
+            <w:tcMar/>
+          </w:tcPr>
+          <w:p>
+            <w:pPr>
+              <w:rPr>
+                <w:rFonts w:asciiTheme="minorBidi" w:hAnsiTheme="minorBidi" w:cstheme="minorBidi"/>
+                <w:color w:val="2F5496" w:themeColor="accent5" w:themeShade="BF"/>
+                <w:rtl/>
+              </w:rPr>
+            </w:pPr>
+            <w:r>
+              <w:rPr>
+                <w:rFonts w:hint="cs" w:asciiTheme="minorBidi" w:hAnsiTheme="minorBidi" w:cstheme="minorBidi"/>
+                <w:color w:val="2F5496" w:themeColor="accent5" w:themeShade="BF"/>
+                <w:rtl/>
+              </w:rPr>
+              <w:t>23.9</w:t>
+            </w:r>
+          </w:p>
+        </w:tc>
+        <w:tc>
+          <w:tcPr>
+            <w:tcW w:w="850" w:type="dxa"/>
+            <w:tcMar/>
+          </w:tcPr>
+          <w:p>
+            <w:pPr>
+              <w:pStyle w:val="Normal"/>
+              <w:suppressLineNumbers w:val="0"/>
+              <w:bidi w:val="1"/>
+              <w:spacing w:before="0" w:beforeAutospacing="off" w:after="0" w:afterAutospacing="off" w:line="259" w:lineRule="auto"/>
+              <w:ind w:left="0" w:right="0"/>
+              <w:jc w:val="left"/>
+            </w:pPr>
+            <w:r>
+              <w:rPr>
+                <w:rFonts w:ascii="Arial" w:hAnsi="Arial" w:cs="Arial" w:asciiTheme="minorBidi" w:hAnsiTheme="minorBidi" w:cstheme="minorBidi"/>
+                <w:color w:val="2F5496" w:themeColor="accent5" w:themeTint="FF" w:themeShade="BF"/>
+              </w:rPr>
+              <w:t>27.9</w:t>
+            </w:r>
+          </w:p>
+        </w:tc>
+        <w:tc>
+          <w:tcPr>
+            <w:tcW w:w="7460" w:type="dxa"/>
+            <w:tcMar/>
+          </w:tcPr>
+          <w:p>
+            <w:pPr/>
+            <w:r>
+              <w:rPr>
+                <w:rFonts w:ascii="Arial" w:hAnsi="Arial" w:cs="Arial" w:asciiTheme="minorBidi" w:hAnsiTheme="minorBidi" w:cstheme="minorBidi"/>
+                <w:color w:val="2F5496" w:themeColor="accent5" w:themeTint="FF" w:themeShade="BF"/>
+                <w:rtl w:val="1"/>
+                <w:lang w:bidi="he-IL"/>
+              </w:rPr>
+              <w:t>בנינו בקר עם 3 מצבים של תחילת משחק,</w:t>
+            </w:r>
+            <w:r>
+              <w:rPr>
+                <w:rFonts w:ascii="Arial" w:hAnsi="Arial" w:cs="Arial" w:asciiTheme="minorBidi" w:hAnsiTheme="minorBidi" w:cstheme="minorBidi"/>
+                <w:color w:val="2F5496" w:themeColor="accent5" w:themeTint="FF" w:themeShade="BF"/>
+                <w:rtl w:val="1"/>
+                <w:lang w:bidi="he-IL"/>
+              </w:rPr>
+              <w:t xml:space="preserve"> </w:t>
+            </w:r>
+            <w:r>
+              <w:rPr>
+                <w:rFonts w:ascii="Arial" w:hAnsi="Arial" w:cs="Arial" w:asciiTheme="minorBidi" w:hAnsiTheme="minorBidi" w:cstheme="minorBidi"/>
+                <w:color w:val="2F5496" w:themeColor="accent5" w:themeTint="FF" w:themeShade="BF"/>
+                <w:rtl w:val="1"/>
+                <w:lang w:bidi="he-IL"/>
+              </w:rPr>
+              <w:t>משחק</w:t>
+            </w:r>
+            <w:r>
+              <w:rPr>
+                <w:rFonts w:ascii="Arial" w:hAnsi="Arial" w:cs="Arial" w:asciiTheme="minorBidi" w:hAnsiTheme="minorBidi" w:cstheme="minorBidi"/>
+                <w:color w:val="2F5496" w:themeColor="accent5" w:themeTint="FF" w:themeShade="BF"/>
+                <w:rtl w:val="1"/>
+                <w:lang w:bidi="he-IL"/>
+              </w:rPr>
+              <w:t>,</w:t>
+            </w:r>
+            <w:r>
+              <w:rPr>
+                <w:rFonts w:ascii="Arial" w:hAnsi="Arial" w:cs="Arial" w:asciiTheme="minorBidi" w:hAnsiTheme="minorBidi" w:cstheme="minorBidi"/>
+                <w:color w:val="2F5496" w:themeColor="accent5" w:themeTint="FF" w:themeShade="BF"/>
+                <w:rtl w:val="1"/>
+                <w:lang w:bidi="he-IL"/>
+              </w:rPr>
+              <w:t xml:space="preserve"> וסיום משחק</w:t>
+            </w:r>
+            <w:r>
+              <w:rPr>
+                <w:rFonts w:ascii="Arial" w:hAnsi="Arial" w:cs="Arial" w:asciiTheme="minorBidi" w:hAnsiTheme="minorBidi" w:cstheme="minorBidi"/>
+                <w:color w:val="2F5496" w:themeColor="accent5" w:themeTint="FF" w:themeShade="BF"/>
+                <w:rtl w:val="1"/>
+                <w:lang w:bidi="he-IL"/>
+              </w:rPr>
+              <w:t>.</w:t>
+            </w:r>
+            <w:r>
+              <w:rPr>
+                <w:rFonts w:ascii="Arial" w:hAnsi="Arial" w:cs="Arial" w:asciiTheme="minorBidi" w:hAnsiTheme="minorBidi" w:cstheme="minorBidi"/>
+                <w:color w:val="2F5496" w:themeColor="accent5" w:themeTint="FF" w:themeShade="BF"/>
+                <w:rtl w:val="1"/>
+                <w:lang w:bidi="he-IL"/>
+              </w:rPr>
+              <w:t xml:space="preserve"> נוסיף במצבים האלה בהמשך תמונות ודברים בשביל היופי</w:t>
+            </w:r>
+            <w:r>
+              <w:rPr>
+                <w:rFonts w:ascii="Arial" w:hAnsi="Arial" w:cs="Arial" w:asciiTheme="minorBidi" w:hAnsiTheme="minorBidi" w:cstheme="minorBidi"/>
+                <w:color w:val="2F5496" w:themeColor="accent5" w:themeTint="FF" w:themeShade="BF"/>
+                <w:rtl w:val="1"/>
+                <w:lang w:bidi="he-IL"/>
+              </w:rPr>
+              <w:t xml:space="preserve"> והשלימות של הפרויקט</w:t>
+            </w:r>
+            <w:r>
+              <w:rPr>
+                <w:rFonts w:ascii="Arial" w:hAnsi="Arial" w:cs="Arial" w:asciiTheme="minorBidi" w:hAnsiTheme="minorBidi" w:cstheme="minorBidi"/>
+                <w:color w:val="2F5496" w:themeColor="accent5" w:themeTint="FF" w:themeShade="BF"/>
+                <w:lang w:bidi="he-IL"/>
+              </w:rPr>
+              <w:t>.</w:t>
+            </w:r>
+          </w:p>
+        </w:tc>
+      </w:tr>
+      <w:tr>
+        <w:tc>
+          <w:tcPr>
+            <w:tcW w:w="4886" w:type="dxa"/>
+            <w:tcMar/>
+          </w:tcPr>
+          <w:p>
+            <w:pPr>
+              <w:rPr>
+                <w:rFonts w:asciiTheme="minorBidi" w:hAnsiTheme="minorBidi" w:cstheme="minorBidi"/>
+                <w:color w:val="2F5496" w:themeColor="accent5" w:themeShade="BF"/>
+                <w:rtl/>
+              </w:rPr>
+            </w:pPr>
+            <w:r>
+              <w:rPr>
+                <w:rFonts w:asciiTheme="minorBidi" w:hAnsiTheme="minorBidi" w:cstheme="minorBidi"/>
+                <w:color w:val="2F5496" w:themeColor="accent5" w:themeShade="BF"/>
+                <w:rtl/>
+              </w:rPr>
+              <w:t xml:space="preserve">מימוש </w:t>
+            </w:r>
+            <w:r>
+              <w:rPr>
+                <w:rFonts w:asciiTheme="minorBidi" w:hAnsiTheme="minorBidi" w:cstheme="minorBidi"/>
+                <w:color w:val="2F5496" w:themeColor="accent5" w:themeShade="BF"/>
+              </w:rPr>
+              <w:t>MVP</w:t>
+            </w:r>
+            <w:r>
+              <w:rPr>
+                <w:rFonts w:hint="cs" w:asciiTheme="minorBidi" w:hAnsiTheme="minorBidi" w:cstheme="minorBidi"/>
+                <w:color w:val="2F5496" w:themeColor="accent5" w:themeShade="BF"/>
+                <w:rtl/>
+              </w:rPr>
+              <w:t xml:space="preserve"> </w:t>
+            </w:r>
+            <w:r>
+              <w:rPr>
+                <w:rFonts w:asciiTheme="minorBidi" w:hAnsiTheme="minorBidi" w:cstheme="minorBidi"/>
+                <w:color w:val="2F5496" w:themeColor="accent5" w:themeShade="BF"/>
+                <w:rtl/>
+              </w:rPr>
+              <w:t>–</w:t>
+            </w:r>
+            <w:r>
+              <w:rPr>
+                <w:rFonts w:hint="cs" w:asciiTheme="minorBidi" w:hAnsiTheme="minorBidi" w:cstheme="minorBidi"/>
+                <w:color w:val="2F5496" w:themeColor="accent5" w:themeShade="BF"/>
+                <w:rtl/>
+              </w:rPr>
+              <w:t xml:space="preserve"> משחק בסיסי</w:t>
+            </w:r>
+          </w:p>
+        </w:tc>
+        <w:tc>
+          <w:tcPr>
+            <w:tcW w:w="1050" w:type="dxa"/>
+            <w:tcMar/>
+          </w:tcPr>
+          <w:p>
+            <w:pPr>
+              <w:rPr>
+                <w:rFonts w:asciiTheme="minorBidi" w:hAnsiTheme="minorBidi" w:cstheme="minorBidi"/>
+                <w:color w:val="2F5496" w:themeColor="accent5" w:themeShade="BF"/>
+                <w:rtl/>
+              </w:rPr>
+            </w:pPr>
+            <w:r>
+              <w:rPr>
+                <w:rFonts w:hint="cs" w:asciiTheme="minorBidi" w:hAnsiTheme="minorBidi" w:cstheme="minorBidi"/>
+                <w:color w:val="2F5496" w:themeColor="accent5" w:themeShade="BF"/>
+                <w:rtl/>
+              </w:rPr>
+              <w:t>7.10</w:t>
+            </w:r>
+          </w:p>
+        </w:tc>
+        <w:tc>
+          <w:tcPr>
+            <w:tcW w:w="850" w:type="dxa"/>
+            <w:tcMar/>
+          </w:tcPr>
+          <w:p>
+            <w:pPr/>
+            <w:r>
+              <w:rPr>
+                <w:rFonts w:ascii="Arial" w:hAnsi="Arial" w:cs="Arial" w:asciiTheme="minorBidi" w:hAnsiTheme="minorBidi" w:cstheme="minorBidi"/>
+                <w:color w:val="2F5496" w:themeColor="accent5" w:themeTint="FF" w:themeShade="BF"/>
+              </w:rPr>
+              <w:t>1.10</w:t>
+            </w:r>
+          </w:p>
+        </w:tc>
+        <w:tc>
+          <w:tcPr>
+            <w:tcW w:w="7460" w:type="dxa"/>
+            <w:tcMar/>
+          </w:tcPr>
+          <w:p>
+            <w:pPr/>
+            <w:r>
+              <w:rPr>
+                <w:rFonts w:ascii="Arial" w:hAnsi="Arial" w:cs="Arial" w:asciiTheme="minorBidi" w:hAnsiTheme="minorBidi" w:cstheme="minorBidi"/>
+                <w:color w:val="2F5496" w:themeColor="accent5" w:themeTint="FF" w:themeShade="BF"/>
+                <w:rtl w:val="1"/>
+              </w:rPr>
+              <w:t>מימשנו</w:t>
+            </w:r>
+            <w:r>
+              <w:rPr>
+                <w:rFonts w:ascii="Arial" w:hAnsi="Arial" w:cs="Arial" w:asciiTheme="minorBidi" w:hAnsiTheme="minorBidi" w:cstheme="minorBidi"/>
+                <w:color w:val="2F5496" w:themeColor="accent5" w:themeTint="FF" w:themeShade="BF"/>
+                <w:rtl w:val="1"/>
+              </w:rPr>
+              <w:t xml:space="preserve"> </w:t>
+            </w:r>
+            <w:r>
+              <w:rPr>
+                <w:rFonts w:ascii="Arial" w:hAnsi="Arial" w:cs="Arial" w:asciiTheme="minorBidi" w:hAnsiTheme="minorBidi" w:cstheme="minorBidi"/>
+                <w:color w:val="2F5496" w:themeColor="accent5" w:themeTint="FF" w:themeShade="BF"/>
+                <w:rtl w:val="1"/>
+              </w:rPr>
+              <w:t>משחק</w:t>
+            </w:r>
+            <w:r>
+              <w:rPr>
+                <w:rFonts w:ascii="Arial" w:hAnsi="Arial" w:cs="Arial" w:asciiTheme="minorBidi" w:hAnsiTheme="minorBidi" w:cstheme="minorBidi"/>
+                <w:color w:val="2F5496" w:themeColor="accent5" w:themeTint="FF" w:themeShade="BF"/>
+              </w:rPr>
+              <w:t xml:space="preserve"> MVP </w:t>
+            </w:r>
+            <w:r>
+              <w:rPr>
+                <w:rFonts w:ascii="Arial" w:hAnsi="Arial" w:cs="Arial" w:asciiTheme="minorBidi" w:hAnsiTheme="minorBidi" w:cstheme="minorBidi"/>
+                <w:color w:val="2F5496" w:themeColor="accent5" w:themeTint="FF" w:themeShade="BF"/>
+                <w:rtl w:val="1"/>
+              </w:rPr>
+              <w:t>שניתן</w:t>
+            </w:r>
+            <w:r>
+              <w:rPr>
+                <w:rFonts w:ascii="Arial" w:hAnsi="Arial" w:cs="Arial" w:asciiTheme="minorBidi" w:hAnsiTheme="minorBidi" w:cstheme="minorBidi"/>
+                <w:color w:val="2F5496" w:themeColor="accent5" w:themeTint="FF" w:themeShade="BF"/>
+                <w:rtl w:val="1"/>
+              </w:rPr>
+              <w:t xml:space="preserve"> </w:t>
+            </w:r>
+            <w:r>
+              <w:rPr>
+                <w:rFonts w:ascii="Arial" w:hAnsi="Arial" w:cs="Arial" w:asciiTheme="minorBidi" w:hAnsiTheme="minorBidi" w:cstheme="minorBidi"/>
+                <w:color w:val="2F5496" w:themeColor="accent5" w:themeTint="FF" w:themeShade="BF"/>
+                <w:rtl w:val="1"/>
+              </w:rPr>
+              <w:t>לשחק</w:t>
+            </w:r>
+            <w:r>
+              <w:rPr>
+                <w:rFonts w:ascii="Arial" w:hAnsi="Arial" w:cs="Arial" w:asciiTheme="minorBidi" w:hAnsiTheme="minorBidi" w:cstheme="minorBidi"/>
+                <w:color w:val="2F5496" w:themeColor="accent5" w:themeTint="FF" w:themeShade="BF"/>
+                <w:rtl w:val="1"/>
+              </w:rPr>
+              <w:t xml:space="preserve"> </w:t>
+            </w:r>
+            <w:r>
+              <w:rPr>
+                <w:rFonts w:ascii="Arial" w:hAnsi="Arial" w:cs="Arial" w:asciiTheme="minorBidi" w:hAnsiTheme="minorBidi" w:cstheme="minorBidi"/>
+                <w:color w:val="2F5496" w:themeColor="accent5" w:themeTint="FF" w:themeShade="BF"/>
+                <w:rtl w:val="1"/>
+              </w:rPr>
+              <w:t>בו</w:t>
+            </w:r>
+            <w:r>
+              <w:rPr>
+                <w:rFonts w:ascii="Arial" w:hAnsi="Arial" w:cs="Arial" w:asciiTheme="minorBidi" w:hAnsiTheme="minorBidi" w:cstheme="minorBidi"/>
+                <w:color w:val="2F5496" w:themeColor="accent5" w:themeTint="FF" w:themeShade="BF"/>
+                <w:rtl w:val="1"/>
+              </w:rPr>
+              <w:t xml:space="preserve"> </w:t>
+            </w:r>
+            <w:r>
+              <w:rPr>
+                <w:rFonts w:ascii="Arial" w:hAnsi="Arial" w:cs="Arial" w:asciiTheme="minorBidi" w:hAnsiTheme="minorBidi" w:cstheme="minorBidi"/>
+                <w:color w:val="2F5496" w:themeColor="accent5" w:themeTint="FF" w:themeShade="BF"/>
+                <w:rtl w:val="1"/>
+              </w:rPr>
+              <w:t>בצורה</w:t>
+            </w:r>
+            <w:r>
+              <w:rPr>
+                <w:rFonts w:ascii="Arial" w:hAnsi="Arial" w:cs="Arial" w:asciiTheme="minorBidi" w:hAnsiTheme="minorBidi" w:cstheme="minorBidi"/>
+                <w:color w:val="2F5496" w:themeColor="accent5" w:themeTint="FF" w:themeShade="BF"/>
+                <w:rtl w:val="1"/>
+              </w:rPr>
+              <w:t xml:space="preserve"> </w:t>
+            </w:r>
+            <w:r>
+              <w:rPr>
+                <w:rFonts w:ascii="Arial" w:hAnsi="Arial" w:cs="Arial" w:asciiTheme="minorBidi" w:hAnsiTheme="minorBidi" w:cstheme="minorBidi"/>
+                <w:color w:val="2F5496" w:themeColor="accent5" w:themeTint="FF" w:themeShade="BF"/>
+                <w:rtl w:val="1"/>
+              </w:rPr>
+              <w:t>בסיסית</w:t>
+            </w:r>
+            <w:r>
+              <w:rPr>
+                <w:rFonts w:ascii="Arial" w:hAnsi="Arial" w:cs="Arial" w:asciiTheme="minorBidi" w:hAnsiTheme="minorBidi" w:cstheme="minorBidi"/>
+                <w:color w:val="2F5496" w:themeColor="accent5" w:themeTint="FF" w:themeShade="BF"/>
+              </w:rPr>
+              <w:t>.</w:t>
+            </w:r>
+          </w:p>
+        </w:tc>
+      </w:tr>
+      <w:tr>
+        <w:tc>
+          <w:tcPr>
+            <w:tcW w:w="4886" w:type="dxa"/>
+            <w:tcMar/>
+          </w:tcPr>
+          <w:p>
+            <w:pPr>
+              <w:rPr>
+                <w:rFonts w:asciiTheme="minorBidi" w:hAnsiTheme="minorBidi" w:cstheme="minorBidi"/>
+                <w:color w:val="2F5496" w:themeColor="accent5" w:themeShade="BF"/>
+                <w:rtl/>
+              </w:rPr>
+            </w:pPr>
+            <w:r>
+              <w:rPr>
+                <w:rFonts w:hint="cs" w:asciiTheme="minorBidi" w:hAnsiTheme="minorBidi" w:cstheme="minorBidi"/>
+                <w:color w:val="2F5496" w:themeColor="accent5" w:themeShade="BF"/>
+                <w:rtl/>
+              </w:rPr>
+              <w:t xml:space="preserve">מימוש </w:t>
+            </w:r>
+            <w:r>
+              <w:rPr>
+                <w:rFonts w:hint="cs" w:asciiTheme="minorBidi" w:hAnsiTheme="minorBidi" w:cstheme="minorBidi"/>
+                <w:color w:val="2F5496" w:themeColor="accent5" w:themeShade="BF"/>
+                <w:rtl/>
+              </w:rPr>
+              <w:t>תכונות יותר מורכבות</w:t>
+            </w:r>
+            <w:r>
+              <w:rPr>
+                <w:rFonts w:asciiTheme="minorBidi" w:hAnsiTheme="minorBidi" w:cstheme="minorBidi"/>
+                <w:color w:val="2F5496" w:themeColor="accent5" w:themeShade="BF"/>
+              </w:rPr>
+              <w:t xml:space="preserve"> </w:t>
+            </w:r>
+          </w:p>
+        </w:tc>
+        <w:tc>
+          <w:tcPr>
+            <w:tcW w:w="1050" w:type="dxa"/>
+            <w:tcMar/>
+          </w:tcPr>
+          <w:p>
+            <w:pPr>
+              <w:rPr>
+                <w:rFonts w:asciiTheme="minorBidi" w:hAnsiTheme="minorBidi" w:cstheme="minorBidi"/>
+                <w:color w:val="2F5496" w:themeColor="accent5" w:themeShade="BF"/>
+                <w:rtl/>
+              </w:rPr>
+            </w:pPr>
+            <w:r>
+              <w:rPr>
+                <w:rFonts w:hint="cs" w:asciiTheme="minorBidi" w:hAnsiTheme="minorBidi" w:cstheme="minorBidi"/>
+                <w:color w:val="2F5496" w:themeColor="accent5" w:themeShade="BF"/>
+                <w:rtl/>
+              </w:rPr>
+              <w:t>18.10</w:t>
+            </w:r>
+          </w:p>
+        </w:tc>
+        <w:tc>
+          <w:tcPr>
+            <w:tcW w:w="850" w:type="dxa"/>
+            <w:tcMar/>
+          </w:tcPr>
+          <w:p>
+            <w:pPr/>
+            <w:r>
+              <w:rPr>
+                <w:rFonts w:ascii="Arial" w:hAnsi="Arial" w:cs="Arial" w:asciiTheme="minorBidi" w:hAnsiTheme="minorBidi" w:cstheme="minorBidi"/>
+                <w:color w:val="2F5496" w:themeColor="accent5" w:themeTint="FF" w:themeShade="BF"/>
+              </w:rPr>
+              <w:t>6.10</w:t>
+            </w:r>
+          </w:p>
+        </w:tc>
+        <w:tc>
+          <w:tcPr>
+            <w:tcW w:w="7460" w:type="dxa"/>
+            <w:tcMar/>
+          </w:tcPr>
+          <w:p>
+            <w:pPr>
+              <w:rPr>
+                <w:rFonts w:ascii="Arial" w:hAnsi="Arial" w:cs="Arial" w:asciiTheme="minorBidi" w:hAnsiTheme="minorBidi" w:cstheme="minorBidi"/>
+                <w:color w:val="2F5496" w:themeColor="accent5" w:themeShade="BF"/>
+                <w:rtl w:val="1"/>
+                <w:lang w:bidi="he-IL"/>
+              </w:rPr>
+            </w:pPr>
+            <w:r>
+              <w:rPr>
+                <w:rFonts w:ascii="Arial" w:hAnsi="Arial" w:cs="Arial" w:asciiTheme="minorBidi" w:hAnsiTheme="minorBidi" w:cstheme="minorBidi"/>
+                <w:color w:val="2F5496" w:themeColor="accent5" w:themeTint="FF" w:themeShade="BF"/>
+                <w:rtl w:val="1"/>
+                <w:lang w:bidi="he-IL"/>
+              </w:rPr>
+              <w:t xml:space="preserve">הוספנו גרביטציה הפוכה, מעוניינים </w:t>
+            </w:r>
+            <w:r>
+              <w:rPr>
+                <w:rFonts w:ascii="Arial" w:hAnsi="Arial" w:cs="Arial" w:asciiTheme="minorBidi" w:hAnsiTheme="minorBidi" w:cstheme="minorBidi"/>
+                <w:color w:val="2F5496" w:themeColor="accent5" w:themeTint="FF" w:themeShade="BF"/>
+                <w:rtl w:val="1"/>
+                <w:lang w:bidi="he-IL"/>
+              </w:rPr>
+              <w:t>להוסף</w:t>
+            </w:r>
+            <w:r>
+              <w:rPr>
+                <w:rFonts w:ascii="Arial" w:hAnsi="Arial" w:cs="Arial" w:asciiTheme="minorBidi" w:hAnsiTheme="minorBidi" w:cstheme="minorBidi"/>
+                <w:color w:val="2F5496" w:themeColor="accent5" w:themeTint="FF" w:themeShade="BF"/>
+                <w:lang w:bidi="he-IL"/>
+              </w:rPr>
+              <w:t xml:space="preserve"> GODMODE </w:t>
+            </w:r>
+            <w:r>
+              <w:rPr>
+                <w:rFonts w:ascii="Arial" w:hAnsi="Arial" w:cs="Arial" w:asciiTheme="minorBidi" w:hAnsiTheme="minorBidi" w:cstheme="minorBidi"/>
+                <w:color w:val="2F5496" w:themeColor="accent5" w:themeTint="FF" w:themeShade="BF"/>
+                <w:rtl w:val="1"/>
+                <w:lang w:bidi="he-IL"/>
+              </w:rPr>
+              <w:t>ואולי עוד תכונות</w:t>
+            </w:r>
+            <w:r>
+              <w:rPr>
+                <w:rFonts w:ascii="Arial" w:hAnsi="Arial" w:cs="Arial" w:asciiTheme="minorBidi" w:hAnsiTheme="minorBidi" w:cstheme="minorBidi"/>
+                <w:color w:val="2F5496" w:themeColor="accent5" w:themeTint="FF" w:themeShade="BF"/>
+                <w:lang w:bidi="he-IL"/>
+              </w:rPr>
+              <w:t>.</w:t>
+            </w:r>
+          </w:p>
+        </w:tc>
+      </w:tr>
+      <w:tr>
+        <w:tc>
+          <w:tcPr>
+            <w:tcW w:w="4886" w:type="dxa"/>
+            <w:tcMar/>
+          </w:tcPr>
+          <w:p>
+            <w:pPr>
+              <w:rPr>
+                <w:rFonts w:asciiTheme="minorBidi" w:hAnsiTheme="minorBidi" w:cstheme="minorBidi"/>
+                <w:color w:val="2F5496" w:themeColor="accent5" w:themeShade="BF"/>
+                <w:rtl/>
+              </w:rPr>
+            </w:pPr>
+            <w:r>
+              <w:rPr>
+                <w:rFonts w:hint="cs" w:asciiTheme="minorBidi" w:hAnsiTheme="minorBidi" w:cstheme="minorBidi"/>
+                <w:color w:val="2F5496" w:themeColor="accent5" w:themeShade="BF"/>
+                <w:rtl/>
+              </w:rPr>
+              <w:t>השלמת תכונות</w:t>
+            </w:r>
+            <w:r>
+              <w:rPr>
+                <w:rFonts w:hint="cs" w:asciiTheme="minorBidi" w:hAnsiTheme="minorBidi" w:cstheme="minorBidi"/>
+                <w:color w:val="2F5496" w:themeColor="accent5" w:themeShade="BF"/>
+                <w:rtl/>
+              </w:rPr>
+              <w:t>/הרחבות</w:t>
+            </w:r>
+            <w:r>
+              <w:rPr>
+                <w:rFonts w:hint="cs" w:asciiTheme="minorBidi" w:hAnsiTheme="minorBidi" w:cstheme="minorBidi"/>
+                <w:color w:val="2F5496" w:themeColor="accent5" w:themeShade="BF"/>
+                <w:rtl/>
+              </w:rPr>
+              <w:t xml:space="preserve"> </w:t>
+            </w:r>
+            <w:r>
+              <w:rPr>
+                <w:rFonts w:hint="cs" w:asciiTheme="minorBidi" w:hAnsiTheme="minorBidi" w:cstheme="minorBidi"/>
+                <w:color w:val="2F5496" w:themeColor="accent5" w:themeShade="BF"/>
+                <w:rtl/>
+              </w:rPr>
+              <w:t>נוס</w:t>
+            </w:r>
+            <w:r>
+              <w:rPr>
+                <w:rFonts w:hint="cs" w:asciiTheme="minorBidi" w:hAnsiTheme="minorBidi" w:cstheme="minorBidi"/>
+                <w:color w:val="2F5496" w:themeColor="accent5" w:themeShade="BF"/>
+                <w:rtl/>
+              </w:rPr>
+              <w:t>פ</w:t>
+            </w:r>
+            <w:r>
+              <w:rPr>
+                <w:rFonts w:hint="cs" w:asciiTheme="minorBidi" w:hAnsiTheme="minorBidi" w:cstheme="minorBidi"/>
+                <w:color w:val="2F5496" w:themeColor="accent5" w:themeShade="BF"/>
+                <w:rtl/>
+              </w:rPr>
+              <w:t>ות</w:t>
+            </w:r>
+          </w:p>
+        </w:tc>
+        <w:tc>
+          <w:tcPr>
+            <w:tcW w:w="1050" w:type="dxa"/>
+            <w:tcMar/>
+          </w:tcPr>
+          <w:p>
+            <w:pPr>
+              <w:rPr>
+                <w:rFonts w:asciiTheme="minorBidi" w:hAnsiTheme="minorBidi" w:cstheme="minorBidi"/>
+                <w:color w:val="2F5496" w:themeColor="accent5" w:themeShade="BF"/>
+                <w:rtl/>
+              </w:rPr>
+            </w:pPr>
+            <w:r>
+              <w:rPr>
+                <w:rFonts w:hint="cs" w:asciiTheme="minorBidi" w:hAnsiTheme="minorBidi" w:cstheme="minorBidi"/>
+                <w:color w:val="2F5496" w:themeColor="accent5" w:themeShade="BF"/>
+                <w:rtl/>
+              </w:rPr>
+              <w:t>19.10</w:t>
+            </w:r>
+          </w:p>
+        </w:tc>
+        <w:tc>
+          <w:tcPr>
+            <w:tcW w:w="850" w:type="dxa"/>
+            <w:tcMar/>
+          </w:tcPr>
+          <w:p>
+            <w:pPr>
+              <w:rPr>
+                <w:rFonts w:asciiTheme="minorBidi" w:hAnsiTheme="minorBidi" w:cstheme="minorBidi"/>
+                <w:color w:val="2F5496" w:themeColor="accent5" w:themeShade="BF"/>
+                <w:rtl/>
+              </w:rPr>
+            </w:pPr>
+          </w:p>
+        </w:tc>
+        <w:tc>
+          <w:tcPr>
+            <w:tcW w:w="7460" w:type="dxa"/>
+            <w:tcMar/>
           </w:tcPr>
           <w:p>
             <w:pPr>
@@ -9374,6 +10358,7 @@
         <w:tc>
           <w:tcPr>
             <w:tcW w:w="4886" w:type="dxa"/>
+            <w:tcMar/>
           </w:tcPr>
           <w:p>
             <w:pPr>
@@ -9385,25 +10370,18 @@
             </w:pPr>
             <w:r>
               <w:rPr>
-                <w:rFonts w:asciiTheme="minorBidi" w:hAnsiTheme="minorBidi" w:cstheme="minorBidi"/>
-                <w:color w:val="2F5496" w:themeColor="accent5" w:themeShade="BF"/>
-                <w:rtl/>
-              </w:rPr>
-              <w:t xml:space="preserve">מימוש </w:t>
-            </w:r>
-            <w:r>
-              <w:rPr>
-                <w:rFonts w:asciiTheme="minorBidi" w:hAnsiTheme="minorBidi" w:cstheme="minorBidi" w:hint="cs"/>
-                <w:color w:val="2F5496" w:themeColor="accent5" w:themeShade="BF"/>
-                <w:rtl/>
-              </w:rPr>
-              <w:t>ראשוני</w:t>
+                <w:rFonts w:hint="cs" w:asciiTheme="minorBidi" w:hAnsiTheme="minorBidi" w:cstheme="minorBidi"/>
+                <w:color w:val="2F5496" w:themeColor="accent5" w:themeShade="BF"/>
+                <w:rtl/>
+              </w:rPr>
+              <w:t>הגשת הפרויקט</w:t>
             </w:r>
           </w:p>
         </w:tc>
         <w:tc>
           <w:tcPr>
             <w:tcW w:w="1050" w:type="dxa"/>
+            <w:tcMar/>
           </w:tcPr>
           <w:p>
             <w:pPr>
@@ -9415,111 +10393,18 @@
             </w:pPr>
             <w:r>
               <w:rPr>
-                <w:rFonts w:asciiTheme="minorBidi" w:hAnsiTheme="minorBidi" w:cstheme="minorBidi" w:hint="cs"/>
-                <w:color w:val="2F5496" w:themeColor="accent5" w:themeShade="BF"/>
-                <w:rtl/>
-              </w:rPr>
-              <w:t>17.9</w:t>
+                <w:rFonts w:hint="cs" w:asciiTheme="minorBidi" w:hAnsiTheme="minorBidi" w:cstheme="minorBidi"/>
+                <w:color w:val="2F5496" w:themeColor="accent5" w:themeShade="BF"/>
+                <w:rtl/>
+              </w:rPr>
+              <w:t>26.10</w:t>
             </w:r>
           </w:p>
         </w:tc>
         <w:tc>
           <w:tcPr>
             <w:tcW w:w="850" w:type="dxa"/>
-          </w:tcPr>
-          <w:p>
-            <w:pPr>
-              <w:rPr>
-                <w:rtl/>
-              </w:rPr>
-            </w:pPr>
-            <w:r>
-              <w:rPr>
-                <w:rFonts w:asciiTheme="minorBidi" w:hAnsiTheme="minorBidi" w:cstheme="minorBidi"/>
-                <w:color w:val="2F5496" w:themeColor="accent5" w:themeShade="BF"/>
-              </w:rPr>
-              <w:t>22.9</w:t>
-            </w:r>
-          </w:p>
-        </w:tc>
-        <w:tc>
-          <w:tcPr>
-            <w:tcW w:w="7460" w:type="dxa"/>
-          </w:tcPr>
-          <w:p>
-            <w:pPr>
-              <w:rPr>
-                <w:rFonts w:asciiTheme="minorBidi" w:hAnsiTheme="minorBidi" w:cstheme="minorBidi"/>
-                <w:color w:val="2F5496" w:themeColor="accent5" w:themeShade="BF"/>
-                <w:rtl/>
-              </w:rPr>
-            </w:pPr>
-          </w:p>
-        </w:tc>
-      </w:tr>
-      <w:tr>
-        <w:tc>
-          <w:tcPr>
-            <w:tcW w:w="4886" w:type="dxa"/>
-          </w:tcPr>
-          <w:p>
-            <w:pPr>
-              <w:rPr>
-                <w:rFonts w:asciiTheme="minorBidi" w:hAnsiTheme="minorBidi" w:cstheme="minorBidi"/>
-                <w:color w:val="2F5496" w:themeColor="accent5" w:themeShade="BF"/>
-                <w:rtl/>
-              </w:rPr>
-            </w:pPr>
-            <w:r>
-              <w:rPr>
-                <w:rFonts w:asciiTheme="minorBidi" w:hAnsiTheme="minorBidi" w:cstheme="minorBidi" w:hint="cs"/>
-                <w:color w:val="2F5496" w:themeColor="accent5" w:themeShade="BF"/>
-                <w:rtl/>
-              </w:rPr>
-              <w:t>תכנון/</w:t>
-            </w:r>
-            <w:r>
-              <w:rPr>
-                <w:rFonts w:asciiTheme="minorBidi" w:hAnsiTheme="minorBidi" w:cstheme="minorBidi"/>
-                <w:color w:val="2F5496" w:themeColor="accent5" w:themeShade="BF"/>
-                <w:rtl/>
-              </w:rPr>
-              <w:t xml:space="preserve">סכמת מלבנים </w:t>
-            </w:r>
-            <w:r>
-              <w:rPr>
-                <w:rFonts w:asciiTheme="minorBidi" w:hAnsiTheme="minorBidi" w:cstheme="minorBidi"/>
-                <w:color w:val="2F5496" w:themeColor="accent5" w:themeShade="BF"/>
-              </w:rPr>
-              <w:t>MVP</w:t>
-            </w:r>
-          </w:p>
-        </w:tc>
-        <w:tc>
-          <w:tcPr>
-            <w:tcW w:w="1050" w:type="dxa"/>
-          </w:tcPr>
-          <w:p>
-            <w:pPr>
-              <w:rPr>
-                <w:rFonts w:asciiTheme="minorBidi" w:hAnsiTheme="minorBidi" w:cstheme="minorBidi"/>
-                <w:color w:val="2F5496" w:themeColor="accent5" w:themeShade="BF"/>
-                <w:rtl/>
-              </w:rPr>
-            </w:pPr>
-            <w:r>
-              <w:rPr>
-                <w:rFonts w:asciiTheme="minorBidi" w:hAnsiTheme="minorBidi" w:cstheme="minorBidi" w:hint="cs"/>
-                <w:color w:val="2F5496" w:themeColor="accent5" w:themeShade="BF"/>
-                <w:rtl/>
-              </w:rPr>
-              <w:t>22.9</w:t>
-            </w:r>
-          </w:p>
-        </w:tc>
-        <w:tc>
-          <w:tcPr>
-            <w:tcW w:w="850" w:type="dxa"/>
+            <w:tcMar/>
           </w:tcPr>
           <w:p>
             <w:pPr>
@@ -9534,486 +10419,7 @@
         <w:tc>
           <w:tcPr>
             <w:tcW w:w="7460" w:type="dxa"/>
-          </w:tcPr>
-          <w:p>
-            <w:pPr>
-              <w:rPr>
-                <w:rFonts w:asciiTheme="minorBidi" w:hAnsiTheme="minorBidi" w:cstheme="minorBidi"/>
-                <w:color w:val="2F5496" w:themeColor="accent5" w:themeShade="BF"/>
-                <w:rtl/>
-              </w:rPr>
-            </w:pPr>
-          </w:p>
-        </w:tc>
-      </w:tr>
-      <w:tr>
-        <w:tc>
-          <w:tcPr>
-            <w:tcW w:w="4886" w:type="dxa"/>
-          </w:tcPr>
-          <w:p>
-            <w:pPr>
-              <w:rPr>
-                <w:rFonts w:asciiTheme="minorBidi" w:hAnsiTheme="minorBidi" w:cstheme="minorBidi"/>
-                <w:color w:val="2F5496" w:themeColor="accent5" w:themeShade="BF"/>
-                <w:rtl/>
-              </w:rPr>
-            </w:pPr>
-            <w:r>
-              <w:rPr>
-                <w:rFonts w:asciiTheme="minorBidi" w:hAnsiTheme="minorBidi" w:cstheme="minorBidi"/>
-                <w:color w:val="2F5496" w:themeColor="accent5" w:themeShade="BF"/>
-                <w:rtl/>
-              </w:rPr>
-              <w:t>כתיבת מכונת המצבים</w:t>
-            </w:r>
-            <w:r>
-              <w:rPr>
-                <w:rFonts w:asciiTheme="minorBidi" w:hAnsiTheme="minorBidi" w:cstheme="minorBidi" w:hint="cs"/>
-                <w:color w:val="2F5496" w:themeColor="accent5" w:themeShade="BF"/>
-                <w:rtl/>
-              </w:rPr>
-              <w:t>/הבקר</w:t>
-            </w:r>
-            <w:r>
-              <w:rPr>
-                <w:rFonts w:asciiTheme="minorBidi" w:hAnsiTheme="minorBidi" w:cstheme="minorBidi"/>
-                <w:color w:val="2F5496" w:themeColor="accent5" w:themeShade="BF"/>
-                <w:rtl/>
-              </w:rPr>
-              <w:t xml:space="preserve"> של הפרויקט</w:t>
-            </w:r>
-            <w:r>
-              <w:rPr>
-                <w:rFonts w:asciiTheme="minorBidi" w:hAnsiTheme="minorBidi" w:cstheme="minorBidi" w:hint="cs"/>
-                <w:color w:val="2F5496" w:themeColor="accent5" w:themeShade="BF"/>
-                <w:rtl/>
-              </w:rPr>
-              <w:t xml:space="preserve"> </w:t>
-            </w:r>
-          </w:p>
-        </w:tc>
-        <w:tc>
-          <w:tcPr>
-            <w:tcW w:w="1050" w:type="dxa"/>
-          </w:tcPr>
-          <w:p>
-            <w:pPr>
-              <w:rPr>
-                <w:rFonts w:asciiTheme="minorBidi" w:hAnsiTheme="minorBidi" w:cstheme="minorBidi"/>
-                <w:color w:val="2F5496" w:themeColor="accent5" w:themeShade="BF"/>
-                <w:rtl/>
-              </w:rPr>
-            </w:pPr>
-            <w:r>
-              <w:rPr>
-                <w:rFonts w:asciiTheme="minorBidi" w:hAnsiTheme="minorBidi" w:cstheme="minorBidi" w:hint="cs"/>
-                <w:color w:val="2F5496" w:themeColor="accent5" w:themeShade="BF"/>
-                <w:rtl/>
-              </w:rPr>
-              <w:t>23.9</w:t>
-            </w:r>
-          </w:p>
-        </w:tc>
-        <w:tc>
-          <w:tcPr>
-            <w:tcW w:w="850" w:type="dxa"/>
-          </w:tcPr>
-          <w:p>
-            <w:pPr>
-              <w:rPr>
-                <w:rFonts w:asciiTheme="minorBidi" w:hAnsiTheme="minorBidi" w:cstheme="minorBidi"/>
-                <w:color w:val="2F5496" w:themeColor="accent5" w:themeShade="BF"/>
-                <w:rtl/>
-              </w:rPr>
-            </w:pPr>
-          </w:p>
-        </w:tc>
-        <w:tc>
-          <w:tcPr>
-            <w:tcW w:w="7460" w:type="dxa"/>
-          </w:tcPr>
-          <w:p>
-            <w:pPr>
-              <w:rPr>
-                <w:rFonts w:asciiTheme="minorBidi" w:hAnsiTheme="minorBidi" w:cstheme="minorBidi"/>
-                <w:color w:val="2F5496" w:themeColor="accent5" w:themeShade="BF"/>
-                <w:rtl/>
-              </w:rPr>
-            </w:pPr>
-          </w:p>
-        </w:tc>
-      </w:tr>
-      <w:tr>
-        <w:tc>
-          <w:tcPr>
-            <w:tcW w:w="4886" w:type="dxa"/>
-          </w:tcPr>
-          <w:p>
-            <w:pPr>
-              <w:rPr>
-                <w:rFonts w:asciiTheme="minorBidi" w:hAnsiTheme="minorBidi" w:cstheme="minorBidi"/>
-                <w:color w:val="2F5496" w:themeColor="accent5" w:themeShade="BF"/>
-                <w:rtl/>
-              </w:rPr>
-            </w:pPr>
-            <w:r>
-              <w:rPr>
-                <w:rFonts w:asciiTheme="minorBidi" w:hAnsiTheme="minorBidi" w:cstheme="minorBidi"/>
-                <w:color w:val="2F5496" w:themeColor="accent5" w:themeShade="BF"/>
-                <w:rtl/>
-              </w:rPr>
-              <w:t xml:space="preserve">מימוש </w:t>
-            </w:r>
-            <w:r>
-              <w:rPr>
-                <w:rFonts w:asciiTheme="minorBidi" w:hAnsiTheme="minorBidi" w:cstheme="minorBidi"/>
-                <w:color w:val="2F5496" w:themeColor="accent5" w:themeShade="BF"/>
-              </w:rPr>
-              <w:t>MVP</w:t>
-            </w:r>
-            <w:r>
-              <w:rPr>
-                <w:rFonts w:asciiTheme="minorBidi" w:hAnsiTheme="minorBidi" w:cstheme="minorBidi" w:hint="cs"/>
-                <w:color w:val="2F5496" w:themeColor="accent5" w:themeShade="BF"/>
-                <w:rtl/>
-              </w:rPr>
-              <w:t xml:space="preserve"> </w:t>
-            </w:r>
-            <w:r>
-              <w:rPr>
-                <w:rFonts w:asciiTheme="minorBidi" w:hAnsiTheme="minorBidi" w:cstheme="minorBidi"/>
-                <w:color w:val="2F5496" w:themeColor="accent5" w:themeShade="BF"/>
-                <w:rtl/>
-              </w:rPr>
-              <w:t>–</w:t>
-            </w:r>
-            <w:r>
-              <w:rPr>
-                <w:rFonts w:asciiTheme="minorBidi" w:hAnsiTheme="minorBidi" w:cstheme="minorBidi" w:hint="cs"/>
-                <w:color w:val="2F5496" w:themeColor="accent5" w:themeShade="BF"/>
-                <w:rtl/>
-              </w:rPr>
-              <w:t xml:space="preserve"> משחק בסיסי</w:t>
-            </w:r>
-          </w:p>
-        </w:tc>
-        <w:tc>
-          <w:tcPr>
-            <w:tcW w:w="1050" w:type="dxa"/>
-          </w:tcPr>
-          <w:p>
-            <w:pPr>
-              <w:rPr>
-                <w:rFonts w:asciiTheme="minorBidi" w:hAnsiTheme="minorBidi" w:cstheme="minorBidi"/>
-                <w:color w:val="2F5496" w:themeColor="accent5" w:themeShade="BF"/>
-                <w:rtl/>
-              </w:rPr>
-            </w:pPr>
-            <w:r>
-              <w:rPr>
-                <w:rFonts w:asciiTheme="minorBidi" w:hAnsiTheme="minorBidi" w:cstheme="minorBidi" w:hint="cs"/>
-                <w:color w:val="2F5496" w:themeColor="accent5" w:themeShade="BF"/>
-                <w:rtl/>
-              </w:rPr>
-              <w:t>7.10</w:t>
-            </w:r>
-          </w:p>
-        </w:tc>
-        <w:tc>
-          <w:tcPr>
-            <w:tcW w:w="850" w:type="dxa"/>
-          </w:tcPr>
-          <w:p>
-            <w:pPr>
-              <w:rPr>
-                <w:rFonts w:asciiTheme="minorBidi" w:hAnsiTheme="minorBidi" w:cstheme="minorBidi"/>
-                <w:color w:val="2F5496" w:themeColor="accent5" w:themeShade="BF"/>
-                <w:rtl/>
-              </w:rPr>
-            </w:pPr>
-          </w:p>
-        </w:tc>
-        <w:tc>
-          <w:tcPr>
-            <w:tcW w:w="7460" w:type="dxa"/>
-          </w:tcPr>
-          <w:p>
-            <w:pPr>
-              <w:rPr>
-                <w:rFonts w:asciiTheme="minorBidi" w:hAnsiTheme="minorBidi" w:cstheme="minorBidi"/>
-                <w:color w:val="2F5496" w:themeColor="accent5" w:themeShade="BF"/>
-                <w:rtl/>
-              </w:rPr>
-            </w:pPr>
-          </w:p>
-        </w:tc>
-      </w:tr>
-      <w:tr>
-        <w:tc>
-          <w:tcPr>
-            <w:tcW w:w="4886" w:type="dxa"/>
-          </w:tcPr>
-          <w:p>
-            <w:pPr>
-              <w:rPr>
-                <w:rFonts w:asciiTheme="minorBidi" w:hAnsiTheme="minorBidi" w:cstheme="minorBidi"/>
-                <w:color w:val="2F5496" w:themeColor="accent5" w:themeShade="BF"/>
-                <w:rtl/>
-              </w:rPr>
-            </w:pPr>
-            <w:r>
-              <w:rPr>
-                <w:rFonts w:asciiTheme="minorBidi" w:hAnsiTheme="minorBidi" w:cstheme="minorBidi" w:hint="cs"/>
-                <w:color w:val="2F5496" w:themeColor="accent5" w:themeShade="BF"/>
-                <w:rtl/>
-              </w:rPr>
-              <w:t xml:space="preserve">מימוש </w:t>
-            </w:r>
-            <w:r>
-              <w:rPr>
-                <w:rFonts w:asciiTheme="minorBidi" w:hAnsiTheme="minorBidi" w:cstheme="minorBidi" w:hint="cs"/>
-                <w:color w:val="2F5496" w:themeColor="accent5" w:themeShade="BF"/>
-                <w:rtl/>
-              </w:rPr>
-              <w:t>תכונות יותר מורכבות</w:t>
-            </w:r>
-            <w:r>
-              <w:rPr>
-                <w:rFonts w:asciiTheme="minorBidi" w:hAnsiTheme="minorBidi" w:cstheme="minorBidi"/>
-                <w:color w:val="2F5496" w:themeColor="accent5" w:themeShade="BF"/>
-              </w:rPr>
-              <w:t xml:space="preserve"> </w:t>
-            </w:r>
-          </w:p>
-        </w:tc>
-        <w:tc>
-          <w:tcPr>
-            <w:tcW w:w="1050" w:type="dxa"/>
-          </w:tcPr>
-          <w:p>
-            <w:pPr>
-              <w:rPr>
-                <w:rFonts w:asciiTheme="minorBidi" w:hAnsiTheme="minorBidi" w:cstheme="minorBidi"/>
-                <w:color w:val="2F5496" w:themeColor="accent5" w:themeShade="BF"/>
-                <w:rtl/>
-              </w:rPr>
-            </w:pPr>
-            <w:r>
-              <w:rPr>
-                <w:rFonts w:asciiTheme="minorBidi" w:hAnsiTheme="minorBidi" w:cstheme="minorBidi" w:hint="cs"/>
-                <w:color w:val="2F5496" w:themeColor="accent5" w:themeShade="BF"/>
-                <w:rtl/>
-              </w:rPr>
-              <w:t>18.10</w:t>
-            </w:r>
-          </w:p>
-        </w:tc>
-        <w:tc>
-          <w:tcPr>
-            <w:tcW w:w="850" w:type="dxa"/>
-          </w:tcPr>
-          <w:p>
-            <w:pPr>
-              <w:rPr>
-                <w:rFonts w:asciiTheme="minorBidi" w:hAnsiTheme="minorBidi" w:cstheme="minorBidi"/>
-                <w:color w:val="2F5496" w:themeColor="accent5" w:themeShade="BF"/>
-                <w:rtl/>
-              </w:rPr>
-            </w:pPr>
-          </w:p>
-        </w:tc>
-        <w:tc>
-          <w:tcPr>
-            <w:tcW w:w="7460" w:type="dxa"/>
-          </w:tcPr>
-          <w:p>
-            <w:pPr>
-              <w:rPr>
-                <w:rFonts w:asciiTheme="minorBidi" w:hAnsiTheme="minorBidi" w:cstheme="minorBidi"/>
-                <w:color w:val="2F5496" w:themeColor="accent5" w:themeShade="BF"/>
-                <w:rtl/>
-              </w:rPr>
-            </w:pPr>
-          </w:p>
-        </w:tc>
-      </w:tr>
-      <w:tr>
-        <w:tc>
-          <w:tcPr>
-            <w:tcW w:w="4886" w:type="dxa"/>
-          </w:tcPr>
-          <w:p>
-            <w:pPr>
-              <w:rPr>
-                <w:rFonts w:asciiTheme="minorBidi" w:hAnsiTheme="minorBidi" w:cstheme="minorBidi"/>
-                <w:color w:val="2F5496" w:themeColor="accent5" w:themeShade="BF"/>
-                <w:rtl/>
-              </w:rPr>
-            </w:pPr>
-            <w:r>
-              <w:rPr>
-                <w:rFonts w:asciiTheme="minorBidi" w:hAnsiTheme="minorBidi" w:cstheme="minorBidi" w:hint="cs"/>
-                <w:color w:val="2F5496" w:themeColor="accent5" w:themeShade="BF"/>
-                <w:rtl/>
-              </w:rPr>
-              <w:t>השלמת תכונות</w:t>
-            </w:r>
-            <w:r>
-              <w:rPr>
-                <w:rFonts w:asciiTheme="minorBidi" w:hAnsiTheme="minorBidi" w:cstheme="minorBidi" w:hint="cs"/>
-                <w:color w:val="2F5496" w:themeColor="accent5" w:themeShade="BF"/>
-                <w:rtl/>
-              </w:rPr>
-              <w:t>/הרחבות</w:t>
-            </w:r>
-            <w:r>
-              <w:rPr>
-                <w:rFonts w:asciiTheme="minorBidi" w:hAnsiTheme="minorBidi" w:cstheme="minorBidi" w:hint="cs"/>
-                <w:color w:val="2F5496" w:themeColor="accent5" w:themeShade="BF"/>
-                <w:rtl/>
-              </w:rPr>
-              <w:t xml:space="preserve"> </w:t>
-            </w:r>
-            <w:r>
-              <w:rPr>
-                <w:rFonts w:asciiTheme="minorBidi" w:hAnsiTheme="minorBidi" w:cstheme="minorBidi" w:hint="cs"/>
-                <w:color w:val="2F5496" w:themeColor="accent5" w:themeShade="BF"/>
-                <w:rtl/>
-              </w:rPr>
-              <w:t>נוס</w:t>
-            </w:r>
-            <w:r>
-              <w:rPr>
-                <w:rFonts w:asciiTheme="minorBidi" w:hAnsiTheme="minorBidi" w:cstheme="minorBidi" w:hint="cs"/>
-                <w:color w:val="2F5496" w:themeColor="accent5" w:themeShade="BF"/>
-                <w:rtl/>
-              </w:rPr>
-              <w:t>פ</w:t>
-            </w:r>
-            <w:r>
-              <w:rPr>
-                <w:rFonts w:asciiTheme="minorBidi" w:hAnsiTheme="minorBidi" w:cstheme="minorBidi" w:hint="cs"/>
-                <w:color w:val="2F5496" w:themeColor="accent5" w:themeShade="BF"/>
-                <w:rtl/>
-              </w:rPr>
-              <w:t>ות</w:t>
-            </w:r>
-          </w:p>
-        </w:tc>
-        <w:tc>
-          <w:tcPr>
-            <w:tcW w:w="1050" w:type="dxa"/>
-          </w:tcPr>
-          <w:p>
-            <w:pPr>
-              <w:rPr>
-                <w:rFonts w:asciiTheme="minorBidi" w:hAnsiTheme="minorBidi" w:cstheme="minorBidi"/>
-                <w:color w:val="2F5496" w:themeColor="accent5" w:themeShade="BF"/>
-                <w:rtl/>
-              </w:rPr>
-            </w:pPr>
-            <w:r>
-              <w:rPr>
-                <w:rFonts w:asciiTheme="minorBidi" w:hAnsiTheme="minorBidi" w:cstheme="minorBidi" w:hint="cs"/>
-                <w:color w:val="2F5496" w:themeColor="accent5" w:themeShade="BF"/>
-                <w:rtl/>
-              </w:rPr>
-              <w:t>19.10</w:t>
-            </w:r>
-          </w:p>
-        </w:tc>
-        <w:tc>
-          <w:tcPr>
-            <w:tcW w:w="850" w:type="dxa"/>
-          </w:tcPr>
-          <w:p>
-            <w:pPr>
-              <w:rPr>
-                <w:rFonts w:asciiTheme="minorBidi" w:hAnsiTheme="minorBidi" w:cstheme="minorBidi"/>
-                <w:color w:val="2F5496" w:themeColor="accent5" w:themeShade="BF"/>
-                <w:rtl/>
-              </w:rPr>
-            </w:pPr>
-          </w:p>
-        </w:tc>
-        <w:tc>
-          <w:tcPr>
-            <w:tcW w:w="7460" w:type="dxa"/>
-          </w:tcPr>
-          <w:p>
-            <w:pPr>
-              <w:rPr>
-                <w:rFonts w:asciiTheme="minorBidi" w:hAnsiTheme="minorBidi" w:cstheme="minorBidi"/>
-                <w:color w:val="2F5496" w:themeColor="accent5" w:themeShade="BF"/>
-                <w:rtl/>
-              </w:rPr>
-            </w:pPr>
-          </w:p>
-        </w:tc>
-      </w:tr>
-      <w:tr>
-        <w:tc>
-          <w:tcPr>
-            <w:tcW w:w="4886" w:type="dxa"/>
-          </w:tcPr>
-          <w:p>
-            <w:pPr>
-              <w:rPr>
-                <w:rFonts w:asciiTheme="minorBidi" w:hAnsiTheme="minorBidi" w:cstheme="minorBidi"/>
-                <w:color w:val="2F5496" w:themeColor="accent5" w:themeShade="BF"/>
-                <w:rtl/>
-              </w:rPr>
-            </w:pPr>
-            <w:r>
-              <w:rPr>
-                <w:rFonts w:asciiTheme="minorBidi" w:hAnsiTheme="minorBidi" w:cstheme="minorBidi" w:hint="cs"/>
-                <w:color w:val="2F5496" w:themeColor="accent5" w:themeShade="BF"/>
-                <w:rtl/>
-              </w:rPr>
-              <w:t>הגשת הפרויקט</w:t>
-            </w:r>
-          </w:p>
-        </w:tc>
-        <w:tc>
-          <w:tcPr>
-            <w:tcW w:w="1050" w:type="dxa"/>
-          </w:tcPr>
-          <w:p>
-            <w:pPr>
-              <w:rPr>
-                <w:rFonts w:asciiTheme="minorBidi" w:hAnsiTheme="minorBidi" w:cstheme="minorBidi"/>
-                <w:color w:val="2F5496" w:themeColor="accent5" w:themeShade="BF"/>
-                <w:rtl/>
-              </w:rPr>
-            </w:pPr>
-            <w:r>
-              <w:rPr>
-                <w:rFonts w:asciiTheme="minorBidi" w:hAnsiTheme="minorBidi" w:cstheme="minorBidi" w:hint="cs"/>
-                <w:color w:val="2F5496" w:themeColor="accent5" w:themeShade="BF"/>
-                <w:rtl/>
-              </w:rPr>
-              <w:t>26.10</w:t>
-            </w:r>
-          </w:p>
-        </w:tc>
-        <w:tc>
-          <w:tcPr>
-            <w:tcW w:w="850" w:type="dxa"/>
-          </w:tcPr>
-          <w:p>
-            <w:pPr>
-              <w:rPr>
-                <w:rFonts w:asciiTheme="minorBidi" w:hAnsiTheme="minorBidi" w:cstheme="minorBidi"/>
-                <w:color w:val="2F5496" w:themeColor="accent5" w:themeShade="BF"/>
-                <w:rtl/>
-              </w:rPr>
-            </w:pPr>
-          </w:p>
-        </w:tc>
-        <w:tc>
-          <w:tcPr>
-            <w:tcW w:w="7460" w:type="dxa"/>
+            <w:tcMar/>
           </w:tcPr>
           <w:p>
             <w:pPr>
@@ -10068,9 +10474,9 @@
           <w:rtl/>
         </w:rPr>
       </w:pPr>
-      <w:bookmarkStart w:id="28" w:name="_Toc235631451"/>
-      <w:bookmarkStart w:id="29" w:name="_Toc235709344"/>
-      <w:bookmarkStart w:id="30" w:name="_Toc235737361"/>
+      <w:bookmarkStart w:name="_Toc235631451" w:id="28"/>
+      <w:bookmarkStart w:name="_Toc235709344" w:id="29"/>
+      <w:bookmarkStart w:name="_Toc235737361" w:id="30"/>
       <w:bookmarkEnd w:id="4"/>
       <w:bookmarkEnd w:id="5"/>
       <w:r>
@@ -10370,7 +10776,7 @@
               </w:rPr>
               <w:t xml:space="preserve"> : </w:t>
             </w:r>
-            <w:hyperlink r:id="rId12" w:history="1">
+            <w:hyperlink w:history="1" r:id="rId12">
               <w:r>
                 <w:rPr>
                   <w:rStyle w:val="Hyperlink"/>
@@ -10525,9 +10931,9 @@
           <w:rtl/>
         </w:rPr>
       </w:pPr>
-      <w:bookmarkStart w:id="31" w:name="_Toc235631452"/>
-      <w:bookmarkStart w:id="32" w:name="_Toc235709345"/>
-      <w:bookmarkStart w:id="33" w:name="_Toc235737362"/>
+      <w:bookmarkStart w:name="_Toc235631452" w:id="31"/>
+      <w:bookmarkStart w:name="_Toc235709345" w:id="32"/>
+      <w:bookmarkStart w:name="_Toc235737362" w:id="33"/>
       <w:r>
         <w:rPr>
           <w:i w:val="0"/>
@@ -11112,9 +11518,9 @@
           <w:rtl/>
         </w:rPr>
       </w:pPr>
-      <w:bookmarkStart w:id="34" w:name="_Toc235631453"/>
-      <w:bookmarkStart w:id="35" w:name="_Toc235709346"/>
-      <w:bookmarkStart w:id="36" w:name="_Toc235737363"/>
+      <w:bookmarkStart w:name="_Toc235631453" w:id="34"/>
+      <w:bookmarkStart w:name="_Toc235709346" w:id="35"/>
+      <w:bookmarkStart w:name="_Toc235737363" w:id="36"/>
       <w:r>
         <w:rPr>
           <w:i w:val="0"/>
@@ -11306,10 +11712,10 @@
       <w:pPr>
         <w:pStyle w:val="NormalWeb"/>
         <w:pBdr>
-          <w:top w:val="single" w:sz="4" w:space="1" w:color="auto"/>
-          <w:left w:val="single" w:sz="4" w:space="4" w:color="auto"/>
-          <w:bottom w:val="single" w:sz="4" w:space="1" w:color="auto"/>
-          <w:right w:val="single" w:sz="4" w:space="4" w:color="auto"/>
+          <w:top w:val="single" w:color="auto" w:sz="4" w:space="1"/>
+          <w:left w:val="single" w:color="auto" w:sz="4" w:space="4"/>
+          <w:bottom w:val="single" w:color="auto" w:sz="4" w:space="1"/>
+          <w:right w:val="single" w:color="auto" w:sz="4" w:space="4"/>
         </w:pBdr>
         <w:bidi/>
         <w:spacing w:before="0" w:beforeAutospacing="0" w:after="0" w:afterAutospacing="0"/>
@@ -11323,7 +11729,7 @@
       </w:pPr>
       <w:r>
         <w:rPr>
-          <w:rFonts w:asciiTheme="minorBidi" w:hAnsiTheme="minorBidi" w:cs="Arial"/>
+          <w:rFonts w:cs="Arial" w:asciiTheme="minorBidi" w:hAnsiTheme="minorBidi"/>
           <w:noProof/>
           <w:color w:val="000000"/>
           <w:sz w:val="72"/>
@@ -11399,10 +11805,10 @@
       <w:pPr>
         <w:pStyle w:val="NormalWeb"/>
         <w:pBdr>
-          <w:top w:val="single" w:sz="4" w:space="1" w:color="auto"/>
-          <w:left w:val="single" w:sz="4" w:space="4" w:color="auto"/>
-          <w:bottom w:val="single" w:sz="4" w:space="1" w:color="auto"/>
-          <w:right w:val="single" w:sz="4" w:space="4" w:color="auto"/>
+          <w:top w:val="single" w:color="auto" w:sz="4" w:space="1"/>
+          <w:left w:val="single" w:color="auto" w:sz="4" w:space="4"/>
+          <w:bottom w:val="single" w:color="auto" w:sz="4" w:space="1"/>
+          <w:right w:val="single" w:color="auto" w:sz="4" w:space="4"/>
         </w:pBdr>
         <w:bidi/>
         <w:spacing w:before="0" w:beforeAutospacing="0" w:after="0" w:afterAutospacing="0"/>
@@ -11419,10 +11825,10 @@
       <w:pPr>
         <w:pStyle w:val="NormalWeb"/>
         <w:pBdr>
-          <w:top w:val="single" w:sz="4" w:space="1" w:color="auto"/>
-          <w:left w:val="single" w:sz="4" w:space="4" w:color="auto"/>
-          <w:bottom w:val="single" w:sz="4" w:space="1" w:color="auto"/>
-          <w:right w:val="single" w:sz="4" w:space="4" w:color="auto"/>
+          <w:top w:val="single" w:color="auto" w:sz="4" w:space="1"/>
+          <w:left w:val="single" w:color="auto" w:sz="4" w:space="4"/>
+          <w:bottom w:val="single" w:color="auto" w:sz="4" w:space="1"/>
+          <w:right w:val="single" w:color="auto" w:sz="4" w:space="4"/>
         </w:pBdr>
         <w:bidi/>
         <w:spacing w:before="0" w:beforeAutospacing="0" w:after="0" w:afterAutospacing="0"/>
@@ -11439,10 +11845,10 @@
       <w:pPr>
         <w:pStyle w:val="NormalWeb"/>
         <w:pBdr>
-          <w:top w:val="single" w:sz="4" w:space="1" w:color="auto"/>
-          <w:left w:val="single" w:sz="4" w:space="4" w:color="auto"/>
-          <w:bottom w:val="single" w:sz="4" w:space="1" w:color="auto"/>
-          <w:right w:val="single" w:sz="4" w:space="4" w:color="auto"/>
+          <w:top w:val="single" w:color="auto" w:sz="4" w:space="1"/>
+          <w:left w:val="single" w:color="auto" w:sz="4" w:space="4"/>
+          <w:bottom w:val="single" w:color="auto" w:sz="4" w:space="1"/>
+          <w:right w:val="single" w:color="auto" w:sz="4" w:space="4"/>
         </w:pBdr>
         <w:bidi/>
         <w:spacing w:before="0" w:beforeAutospacing="0" w:after="0" w:afterAutospacing="0"/>
@@ -11474,9 +11880,9 @@
           <w:color w:val="2F5496" w:themeColor="accent5" w:themeShade="BF"/>
         </w:rPr>
       </w:pPr>
-      <w:bookmarkStart w:id="37" w:name="_Toc235631454"/>
-      <w:bookmarkStart w:id="38" w:name="_Toc235709347"/>
-      <w:bookmarkStart w:id="39" w:name="_Toc235737364"/>
+      <w:bookmarkStart w:name="_Toc235631454" w:id="37"/>
+      <w:bookmarkStart w:name="_Toc235709347" w:id="38"/>
+      <w:bookmarkStart w:name="_Toc235737364" w:id="39"/>
       <w:r>
         <w:rPr>
           <w:rFonts w:hint="cs"/>
@@ -11599,7 +12005,7 @@
       </w:pPr>
       <w:r>
         <w:rPr>
-          <w:rFonts w:asciiTheme="minorBidi" w:hAnsiTheme="minorBidi" w:cstheme="minorBidi" w:hint="cs"/>
+          <w:rFonts w:hint="cs" w:asciiTheme="minorBidi" w:hAnsiTheme="minorBidi" w:cstheme="minorBidi"/>
           <w:color w:val="2F5496" w:themeColor="accent5" w:themeShade="BF"/>
           <w:highlight w:val="yellow"/>
           <w:rtl/>
@@ -11608,7 +12014,7 @@
       </w:r>
       <w:r>
         <w:rPr>
-          <w:rFonts w:asciiTheme="minorBidi" w:hAnsiTheme="minorBidi" w:cstheme="minorBidi" w:hint="cs"/>
+          <w:rFonts w:hint="cs" w:asciiTheme="minorBidi" w:hAnsiTheme="minorBidi" w:cstheme="minorBidi"/>
           <w:color w:val="2F5496" w:themeColor="accent5" w:themeShade="BF"/>
           <w:highlight w:val="yellow"/>
           <w:rtl/>
@@ -11617,7 +12023,7 @@
       </w:r>
       <w:r>
         <w:rPr>
-          <w:rFonts w:asciiTheme="minorBidi" w:hAnsiTheme="minorBidi" w:cstheme="minorBidi" w:hint="cs"/>
+          <w:rFonts w:hint="cs" w:asciiTheme="minorBidi" w:hAnsiTheme="minorBidi" w:cstheme="minorBidi"/>
           <w:color w:val="2F5496" w:themeColor="accent5" w:themeShade="BF"/>
           <w:highlight w:val="yellow"/>
           <w:rtl/>
@@ -11626,7 +12032,7 @@
       </w:r>
       <w:r>
         <w:rPr>
-          <w:rFonts w:asciiTheme="minorBidi" w:hAnsiTheme="minorBidi" w:cstheme="minorBidi" w:hint="cs"/>
+          <w:rFonts w:hint="cs" w:asciiTheme="minorBidi" w:hAnsiTheme="minorBidi" w:cstheme="minorBidi"/>
           <w:color w:val="2F5496" w:themeColor="accent5" w:themeShade="BF"/>
           <w:highlight w:val="yellow"/>
           <w:rtl/>
@@ -11635,7 +12041,7 @@
       </w:r>
       <w:r>
         <w:rPr>
-          <w:rFonts w:asciiTheme="minorBidi" w:hAnsiTheme="minorBidi" w:cstheme="minorBidi" w:hint="cs"/>
+          <w:rFonts w:hint="cs" w:asciiTheme="minorBidi" w:hAnsiTheme="minorBidi" w:cstheme="minorBidi"/>
           <w:color w:val="2F5496" w:themeColor="accent5" w:themeShade="BF"/>
           <w:highlight w:val="yellow"/>
           <w:rtl/>
@@ -11644,7 +12050,7 @@
       </w:r>
       <w:r>
         <w:rPr>
-          <w:rFonts w:asciiTheme="minorBidi" w:hAnsiTheme="minorBidi" w:cstheme="minorBidi" w:hint="cs"/>
+          <w:rFonts w:hint="cs" w:asciiTheme="minorBidi" w:hAnsiTheme="minorBidi" w:cstheme="minorBidi"/>
           <w:color w:val="2F5496" w:themeColor="accent5" w:themeShade="BF"/>
           <w:highlight w:val="yellow"/>
           <w:rtl/>
@@ -11653,7 +12059,7 @@
       </w:r>
       <w:r>
         <w:rPr>
-          <w:rFonts w:asciiTheme="minorBidi" w:hAnsiTheme="minorBidi" w:cstheme="minorBidi" w:hint="cs"/>
+          <w:rFonts w:hint="cs" w:asciiTheme="minorBidi" w:hAnsiTheme="minorBidi" w:cstheme="minorBidi"/>
           <w:color w:val="2F5496" w:themeColor="accent5" w:themeShade="BF"/>
           <w:highlight w:val="yellow"/>
           <w:rtl/>
@@ -11671,9 +12077,9 @@
           <w:rtl/>
         </w:rPr>
       </w:pPr>
-      <w:bookmarkStart w:id="40" w:name="_Toc235631455"/>
-      <w:bookmarkStart w:id="41" w:name="_Toc235709348"/>
-      <w:bookmarkStart w:id="42" w:name="_Toc235737365"/>
+      <w:bookmarkStart w:name="_Toc235631455" w:id="40"/>
+      <w:bookmarkStart w:name="_Toc235709348" w:id="41"/>
+      <w:bookmarkStart w:name="_Toc235737365" w:id="42"/>
       <w:r>
         <w:rPr>
           <w:i w:val="0"/>
@@ -11778,10 +12184,10 @@
     <w:p>
       <w:pPr>
         <w:pBdr>
-          <w:top w:val="single" w:sz="4" w:space="1" w:color="auto"/>
-          <w:left w:val="single" w:sz="4" w:space="4" w:color="auto"/>
-          <w:bottom w:val="single" w:sz="4" w:space="1" w:color="auto"/>
-          <w:right w:val="single" w:sz="4" w:space="4" w:color="auto"/>
+          <w:top w:val="single" w:color="auto" w:sz="4" w:space="1"/>
+          <w:left w:val="single" w:color="auto" w:sz="4" w:space="4"/>
+          <w:bottom w:val="single" w:color="auto" w:sz="4" w:space="1"/>
+          <w:right w:val="single" w:color="auto" w:sz="4" w:space="4"/>
         </w:pBdr>
         <w:rPr>
           <w:rFonts w:asciiTheme="minorBidi" w:hAnsiTheme="minorBidi" w:cstheme="minorBidi"/>
@@ -11792,7 +12198,7 @@
       </w:pPr>
       <w:r>
         <w:rPr>
-          <w:rFonts w:asciiTheme="minorBidi" w:hAnsiTheme="minorBidi" w:cstheme="minorBidi" w:hint="cs"/>
+          <w:rFonts w:hint="cs" w:asciiTheme="minorBidi" w:hAnsiTheme="minorBidi" w:cstheme="minorBidi"/>
           <w:b/>
           <w:bCs/>
           <w:rtl/>
@@ -11812,10 +12218,10 @@
     <w:p>
       <w:pPr>
         <w:pBdr>
-          <w:top w:val="single" w:sz="4" w:space="1" w:color="auto"/>
-          <w:left w:val="single" w:sz="4" w:space="4" w:color="auto"/>
-          <w:bottom w:val="single" w:sz="4" w:space="1" w:color="auto"/>
-          <w:right w:val="single" w:sz="4" w:space="4" w:color="auto"/>
+          <w:top w:val="single" w:color="auto" w:sz="4" w:space="1"/>
+          <w:left w:val="single" w:color="auto" w:sz="4" w:space="4"/>
+          <w:bottom w:val="single" w:color="auto" w:sz="4" w:space="1"/>
+          <w:right w:val="single" w:color="auto" w:sz="4" w:space="4"/>
         </w:pBdr>
         <w:rPr>
           <w:rFonts w:asciiTheme="minorBidi" w:hAnsiTheme="minorBidi" w:cstheme="minorBidi"/>
@@ -11824,21 +12230,21 @@
       </w:pPr>
       <w:r>
         <w:rPr>
-          <w:rFonts w:asciiTheme="minorBidi" w:hAnsiTheme="minorBidi" w:cstheme="minorBidi" w:hint="cs"/>
+          <w:rFonts w:hint="cs" w:asciiTheme="minorBidi" w:hAnsiTheme="minorBidi" w:cstheme="minorBidi"/>
           <w:rtl/>
         </w:rPr>
         <w:t xml:space="preserve">1. </w:t>
       </w:r>
       <w:r>
         <w:rPr>
-          <w:rFonts w:asciiTheme="minorBidi" w:hAnsiTheme="minorBidi" w:cstheme="minorBidi" w:hint="cs"/>
+          <w:rFonts w:hint="cs" w:asciiTheme="minorBidi" w:hAnsiTheme="minorBidi" w:cstheme="minorBidi"/>
           <w:rtl/>
         </w:rPr>
         <w:t>להחליף את הסמיילי בציפור</w:t>
       </w:r>
       <w:r>
         <w:rPr>
-          <w:rFonts w:asciiTheme="minorBidi" w:hAnsiTheme="minorBidi" w:cstheme="minorBidi" w:hint="cs"/>
+          <w:rFonts w:hint="cs" w:asciiTheme="minorBidi" w:hAnsiTheme="minorBidi" w:cstheme="minorBidi"/>
           <w:rtl/>
         </w:rPr>
         <w:t>.</w:t>
@@ -11847,10 +12253,10 @@
     <w:p>
       <w:pPr>
         <w:pBdr>
-          <w:top w:val="single" w:sz="4" w:space="1" w:color="auto"/>
-          <w:left w:val="single" w:sz="4" w:space="4" w:color="auto"/>
-          <w:bottom w:val="single" w:sz="4" w:space="1" w:color="auto"/>
-          <w:right w:val="single" w:sz="4" w:space="4" w:color="auto"/>
+          <w:top w:val="single" w:color="auto" w:sz="4" w:space="1"/>
+          <w:left w:val="single" w:color="auto" w:sz="4" w:space="4"/>
+          <w:bottom w:val="single" w:color="auto" w:sz="4" w:space="1"/>
+          <w:right w:val="single" w:color="auto" w:sz="4" w:space="4"/>
         </w:pBdr>
         <w:rPr>
           <w:rFonts w:asciiTheme="minorBidi" w:hAnsiTheme="minorBidi" w:cstheme="minorBidi"/>
@@ -11873,28 +12279,28 @@
       </w:r>
       <w:r>
         <w:rPr>
-          <w:rFonts w:asciiTheme="minorBidi" w:hAnsiTheme="minorBidi" w:cstheme="minorBidi" w:hint="cs"/>
+          <w:rFonts w:hint="cs" w:asciiTheme="minorBidi" w:hAnsiTheme="minorBidi" w:cstheme="minorBidi"/>
           <w:rtl/>
         </w:rPr>
         <w:t xml:space="preserve">. </w:t>
       </w:r>
       <w:r>
         <w:rPr>
-          <w:rFonts w:asciiTheme="minorBidi" w:hAnsiTheme="minorBidi" w:cstheme="minorBidi" w:hint="cs"/>
+          <w:rFonts w:hint="cs" w:asciiTheme="minorBidi" w:hAnsiTheme="minorBidi" w:cstheme="minorBidi"/>
           <w:rtl/>
         </w:rPr>
         <w:t>הצגה של הציפור בחלק השמאלי של ה</w:t>
       </w:r>
       <w:r>
         <w:rPr>
-          <w:rFonts w:asciiTheme="minorBidi" w:hAnsiTheme="minorBidi" w:cstheme="minorBidi" w:hint="cs"/>
+          <w:rFonts w:hint="cs" w:asciiTheme="minorBidi" w:hAnsiTheme="minorBidi" w:cstheme="minorBidi"/>
           <w:rtl/>
         </w:rPr>
         <w:t>מסך</w:t>
       </w:r>
       <w:r>
         <w:rPr>
-          <w:rFonts w:asciiTheme="minorBidi" w:hAnsiTheme="minorBidi" w:cstheme="minorBidi" w:hint="cs"/>
+          <w:rFonts w:hint="cs" w:asciiTheme="minorBidi" w:hAnsiTheme="minorBidi" w:cstheme="minorBidi"/>
           <w:rtl/>
         </w:rPr>
         <w:t>, ושיהיה מקובע שם ולא יזוז בציר ה-</w:t>
@@ -11907,14 +12313,14 @@
       </w:r>
       <w:r>
         <w:rPr>
-          <w:rFonts w:asciiTheme="minorBidi" w:hAnsiTheme="minorBidi" w:cstheme="minorBidi" w:hint="cs"/>
+          <w:rFonts w:hint="cs" w:asciiTheme="minorBidi" w:hAnsiTheme="minorBidi" w:cstheme="minorBidi"/>
           <w:rtl/>
         </w:rPr>
         <w:t>.</w:t>
       </w:r>
       <w:r>
         <w:rPr>
-          <w:rFonts w:asciiTheme="minorBidi" w:hAnsiTheme="minorBidi" w:cstheme="minorBidi" w:hint="cs"/>
+          <w:rFonts w:hint="cs" w:asciiTheme="minorBidi" w:hAnsiTheme="minorBidi" w:cstheme="minorBidi"/>
           <w:rtl/>
         </w:rPr>
         <w:t xml:space="preserve"> </w:t>
@@ -11923,10 +12329,10 @@
     <w:p>
       <w:pPr>
         <w:pBdr>
-          <w:top w:val="single" w:sz="4" w:space="1" w:color="auto"/>
-          <w:left w:val="single" w:sz="4" w:space="4" w:color="auto"/>
-          <w:bottom w:val="single" w:sz="4" w:space="1" w:color="auto"/>
-          <w:right w:val="single" w:sz="4" w:space="4" w:color="auto"/>
+          <w:top w:val="single" w:color="auto" w:sz="4" w:space="1"/>
+          <w:left w:val="single" w:color="auto" w:sz="4" w:space="4"/>
+          <w:bottom w:val="single" w:color="auto" w:sz="4" w:space="1"/>
+          <w:right w:val="single" w:color="auto" w:sz="4" w:space="4"/>
         </w:pBdr>
         <w:rPr>
           <w:rFonts w:asciiTheme="minorBidi" w:hAnsiTheme="minorBidi" w:cstheme="minorBidi"/>
@@ -11934,14 +12340,14 @@
       </w:pPr>
       <w:r>
         <w:rPr>
-          <w:rFonts w:asciiTheme="minorBidi" w:hAnsiTheme="minorBidi" w:cstheme="minorBidi" w:hint="cs"/>
+          <w:rFonts w:hint="cs" w:asciiTheme="minorBidi" w:hAnsiTheme="minorBidi" w:cstheme="minorBidi"/>
           <w:rtl/>
         </w:rPr>
         <w:t xml:space="preserve">3. </w:t>
       </w:r>
       <w:r>
         <w:rPr>
-          <w:rFonts w:asciiTheme="minorBidi" w:hAnsiTheme="minorBidi" w:cs="Arial"/>
+          <w:rFonts w:cs="Arial" w:asciiTheme="minorBidi" w:hAnsiTheme="minorBidi"/>
           <w:rtl/>
         </w:rPr>
         <w:t>לחיצה על לחצן הקפיצה במקלדת גורם לציפור לנוע למעלה בצורה מיידית, אם לא לחוץ אז הציפור תיפול.</w:t>
@@ -12052,10 +12458,10 @@
     <w:p>
       <w:pPr>
         <w:pBdr>
-          <w:top w:val="single" w:sz="4" w:space="1" w:color="auto"/>
-          <w:left w:val="single" w:sz="4" w:space="4" w:color="auto"/>
-          <w:bottom w:val="single" w:sz="4" w:space="1" w:color="auto"/>
-          <w:right w:val="single" w:sz="4" w:space="4" w:color="auto"/>
+          <w:top w:val="single" w:color="auto" w:sz="4" w:space="1"/>
+          <w:left w:val="single" w:color="auto" w:sz="4" w:space="4"/>
+          <w:bottom w:val="single" w:color="auto" w:sz="4" w:space="1"/>
+          <w:right w:val="single" w:color="auto" w:sz="4" w:space="4"/>
         </w:pBdr>
         <w:rPr>
           <w:rFonts w:asciiTheme="minorBidi" w:hAnsiTheme="minorBidi" w:cstheme="minorBidi"/>
@@ -12148,9 +12554,9 @@
           <w:rtl/>
         </w:rPr>
       </w:pPr>
-      <w:bookmarkStart w:id="43" w:name="_Toc235631456"/>
-      <w:bookmarkStart w:id="44" w:name="_Toc235709349"/>
-      <w:bookmarkStart w:id="45" w:name="_Toc235737366"/>
+      <w:bookmarkStart w:name="_Toc235631456" w:id="43"/>
+      <w:bookmarkStart w:name="_Toc235709349" w:id="44"/>
+      <w:bookmarkStart w:name="_Toc235737366" w:id="45"/>
       <w:r>
         <w:rPr>
           <w:i w:val="0"/>
@@ -12215,10 +12621,10 @@
     <w:p>
       <w:pPr>
         <w:pBdr>
-          <w:top w:val="single" w:sz="4" w:space="1" w:color="auto"/>
-          <w:left w:val="single" w:sz="4" w:space="4" w:color="auto"/>
-          <w:bottom w:val="single" w:sz="4" w:space="1" w:color="auto"/>
-          <w:right w:val="single" w:sz="4" w:space="4" w:color="auto"/>
+          <w:top w:val="single" w:color="auto" w:sz="4" w:space="1"/>
+          <w:left w:val="single" w:color="auto" w:sz="4" w:space="4"/>
+          <w:bottom w:val="single" w:color="auto" w:sz="4" w:space="1"/>
+          <w:right w:val="single" w:color="auto" w:sz="4" w:space="4"/>
         </w:pBdr>
         <w:rPr>
           <w:rFonts w:asciiTheme="minorBidi" w:hAnsiTheme="minorBidi" w:cstheme="minorBidi"/>
@@ -12248,10 +12654,10 @@
     <w:p>
       <w:pPr>
         <w:pBdr>
-          <w:top w:val="single" w:sz="4" w:space="1" w:color="auto"/>
-          <w:left w:val="single" w:sz="4" w:space="4" w:color="auto"/>
-          <w:bottom w:val="single" w:sz="4" w:space="1" w:color="auto"/>
-          <w:right w:val="single" w:sz="4" w:space="4" w:color="auto"/>
+          <w:top w:val="single" w:color="auto" w:sz="4" w:space="1"/>
+          <w:left w:val="single" w:color="auto" w:sz="4" w:space="4"/>
+          <w:bottom w:val="single" w:color="auto" w:sz="4" w:space="1"/>
+          <w:right w:val="single" w:color="auto" w:sz="4" w:space="4"/>
         </w:pBdr>
       </w:pPr>
       <w:r>
@@ -12274,13 +12680,12 @@
     <w:p>
       <w:pPr>
         <w:pBdr>
-          <w:top w:val="single" w:sz="4" w:space="1" w:color="auto"/>
-          <w:left w:val="single" w:sz="4" w:space="4" w:color="auto"/>
-          <w:bottom w:val="single" w:sz="4" w:space="1" w:color="auto"/>
-          <w:right w:val="single" w:sz="4" w:space="4" w:color="auto"/>
+          <w:top w:val="single" w:color="auto" w:sz="4" w:space="1"/>
+          <w:left w:val="single" w:color="auto" w:sz="4" w:space="4"/>
+          <w:bottom w:val="single" w:color="auto" w:sz="4" w:space="1"/>
+          <w:right w:val="single" w:color="auto" w:sz="4" w:space="4"/>
         </w:pBdr>
         <w:rPr>
-          <w:rFonts w:hint="cs"/>
           <w:rtl/>
         </w:rPr>
       </w:pPr>
@@ -12302,10 +12707,10 @@
     <w:p>
       <w:pPr>
         <w:pBdr>
-          <w:top w:val="single" w:sz="4" w:space="1" w:color="auto"/>
-          <w:left w:val="single" w:sz="4" w:space="4" w:color="auto"/>
-          <w:bottom w:val="single" w:sz="4" w:space="1" w:color="auto"/>
-          <w:right w:val="single" w:sz="4" w:space="4" w:color="auto"/>
+          <w:top w:val="single" w:color="auto" w:sz="4" w:space="1"/>
+          <w:left w:val="single" w:color="auto" w:sz="4" w:space="4"/>
+          <w:bottom w:val="single" w:color="auto" w:sz="4" w:space="1"/>
+          <w:right w:val="single" w:color="auto" w:sz="4" w:space="4"/>
         </w:pBdr>
       </w:pPr>
       <w:r>
@@ -12351,10 +12756,10 @@
     <w:p>
       <w:pPr>
         <w:pBdr>
-          <w:top w:val="single" w:sz="4" w:space="1" w:color="auto"/>
-          <w:left w:val="single" w:sz="4" w:space="4" w:color="auto"/>
-          <w:bottom w:val="single" w:sz="4" w:space="1" w:color="auto"/>
-          <w:right w:val="single" w:sz="4" w:space="4" w:color="auto"/>
+          <w:top w:val="single" w:color="auto" w:sz="4" w:space="1"/>
+          <w:left w:val="single" w:color="auto" w:sz="4" w:space="4"/>
+          <w:bottom w:val="single" w:color="auto" w:sz="4" w:space="1"/>
+          <w:right w:val="single" w:color="auto" w:sz="4" w:space="4"/>
         </w:pBdr>
       </w:pPr>
       <w:r>
@@ -12384,10 +12789,10 @@
     <w:p>
       <w:pPr>
         <w:pBdr>
-          <w:top w:val="single" w:sz="4" w:space="1" w:color="auto"/>
-          <w:left w:val="single" w:sz="4" w:space="4" w:color="auto"/>
-          <w:bottom w:val="single" w:sz="4" w:space="1" w:color="auto"/>
-          <w:right w:val="single" w:sz="4" w:space="4" w:color="auto"/>
+          <w:top w:val="single" w:color="auto" w:sz="4" w:space="1"/>
+          <w:left w:val="single" w:color="auto" w:sz="4" w:space="4"/>
+          <w:bottom w:val="single" w:color="auto" w:sz="4" w:space="1"/>
+          <w:right w:val="single" w:color="auto" w:sz="4" w:space="4"/>
         </w:pBdr>
       </w:pPr>
       <w:r>
@@ -12417,10 +12822,10 @@
     <w:p>
       <w:pPr>
         <w:pBdr>
-          <w:top w:val="single" w:sz="4" w:space="1" w:color="auto"/>
-          <w:left w:val="single" w:sz="4" w:space="4" w:color="auto"/>
-          <w:bottom w:val="single" w:sz="4" w:space="1" w:color="auto"/>
-          <w:right w:val="single" w:sz="4" w:space="4" w:color="auto"/>
+          <w:top w:val="single" w:color="auto" w:sz="4" w:space="1"/>
+          <w:left w:val="single" w:color="auto" w:sz="4" w:space="4"/>
+          <w:bottom w:val="single" w:color="auto" w:sz="4" w:space="1"/>
+          <w:right w:val="single" w:color="auto" w:sz="4" w:space="4"/>
         </w:pBdr>
       </w:pPr>
       <w:r>
@@ -12456,10 +12861,10 @@
     <w:p>
       <w:pPr>
         <w:pBdr>
-          <w:top w:val="single" w:sz="4" w:space="1" w:color="auto"/>
-          <w:left w:val="single" w:sz="4" w:space="4" w:color="auto"/>
-          <w:bottom w:val="single" w:sz="4" w:space="1" w:color="auto"/>
-          <w:right w:val="single" w:sz="4" w:space="4" w:color="auto"/>
+          <w:top w:val="single" w:color="auto" w:sz="4" w:space="1"/>
+          <w:left w:val="single" w:color="auto" w:sz="4" w:space="4"/>
+          <w:bottom w:val="single" w:color="auto" w:sz="4" w:space="1"/>
+          <w:right w:val="single" w:color="auto" w:sz="4" w:space="4"/>
         </w:pBdr>
       </w:pPr>
       <w:r>
@@ -12489,10 +12894,10 @@
     <w:p>
       <w:pPr>
         <w:pBdr>
-          <w:top w:val="single" w:sz="4" w:space="1" w:color="auto"/>
-          <w:left w:val="single" w:sz="4" w:space="4" w:color="auto"/>
-          <w:bottom w:val="single" w:sz="4" w:space="1" w:color="auto"/>
-          <w:right w:val="single" w:sz="4" w:space="4" w:color="auto"/>
+          <w:top w:val="single" w:color="auto" w:sz="4" w:space="1"/>
+          <w:left w:val="single" w:color="auto" w:sz="4" w:space="4"/>
+          <w:bottom w:val="single" w:color="auto" w:sz="4" w:space="1"/>
+          <w:right w:val="single" w:color="auto" w:sz="4" w:space="4"/>
         </w:pBdr>
       </w:pPr>
       <w:r>
@@ -12531,13 +12936,13 @@
     <w:p>
       <w:pPr>
         <w:pBdr>
-          <w:top w:val="single" w:sz="4" w:space="1" w:color="auto"/>
-          <w:left w:val="single" w:sz="4" w:space="4" w:color="auto"/>
-          <w:bottom w:val="single" w:sz="4" w:space="1" w:color="auto"/>
-          <w:right w:val="single" w:sz="4" w:space="4" w:color="auto"/>
+          <w:top w:val="single" w:color="auto" w:sz="4" w:space="1"/>
+          <w:left w:val="single" w:color="auto" w:sz="4" w:space="4"/>
+          <w:bottom w:val="single" w:color="auto" w:sz="4" w:space="1"/>
+          <w:right w:val="single" w:color="auto" w:sz="4" w:space="4"/>
         </w:pBdr>
         <w:rPr>
-          <w:rFonts w:asciiTheme="minorBidi" w:hAnsiTheme="minorBidi" w:cstheme="minorBidi" w:hint="cs"/>
+          <w:rFonts w:asciiTheme="minorBidi" w:hAnsiTheme="minorBidi" w:cstheme="minorBidi"/>
           <w:rtl/>
         </w:rPr>
       </w:pPr>
@@ -12551,9 +12956,9 @@
           <w:color w:val="2F5496" w:themeColor="accent5" w:themeShade="BF"/>
         </w:rPr>
       </w:pPr>
-      <w:bookmarkStart w:id="46" w:name="_Toc235631457"/>
-      <w:bookmarkStart w:id="47" w:name="_Toc235709350"/>
-      <w:bookmarkStart w:id="48" w:name="_Toc235737367"/>
+      <w:bookmarkStart w:name="_Toc235631457" w:id="46"/>
+      <w:bookmarkStart w:name="_Toc235709350" w:id="47"/>
+      <w:bookmarkStart w:name="_Toc235737367" w:id="48"/>
       <w:r>
         <w:rPr>
           <w:i w:val="0"/>
@@ -12566,13 +12971,12 @@
             <v:stroke joinstyle="miter"/>
             <v:path gradientshapeok="t" o:connecttype="rect"/>
           </v:shapetype>
-          <v:shape id="Text Box 1" o:spid="_x0000_s2062" type="#_x0000_t202" style="position:absolute;left:0;text-align:left;margin-left:289.9pt;margin-top:30.2pt;width:19.5pt;height:16.5pt;z-index:251658249;visibility:visible;mso-width-relative:margin;mso-height-relative:margin" o:gfxdata="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" fillcolor="white [3201]" strokeweight=".5pt">
+          <v:shape id="Text Box 1" style="position:absolute;left:0;text-align:left;margin-left:289.9pt;margin-top:30.2pt;width:19.5pt;height:16.5pt;z-index:251658249;visibility:visible;mso-width-relative:margin;mso-height-relative:margin" o:spid="_x0000_s2062" fillcolor="white [3201]" strokeweight=".5pt" type="#_x0000_t202" o:gfxdata="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">
             <v:textbox style="mso-next-textbox:#Text Box 1">
               <w:txbxContent>
                 <w:p>
                   <w:pPr>
                     <w:rPr>
-                      <w:rFonts w:hint="cs"/>
                       <w:sz w:val="20"/>
                       <w:szCs w:val="20"/>
                       <w:rtl/>
@@ -12826,7 +13230,7 @@
           <w:rtl/>
         </w:rPr>
         <w:pict w14:anchorId="4D10F314">
-          <v:shape id="Text Box 4" o:spid="_x0000_s2061" type="#_x0000_t202" style="position:absolute;left:0;text-align:left;margin-left:170.25pt;margin-top:.55pt;width:19.5pt;height:16.5pt;z-index:251658241;visibility:visible;mso-width-relative:margin;mso-height-relative:margin" o:gfxdata="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" fillcolor="white [3201]" strokeweight=".5pt">
+          <v:shape id="Text Box 4" style="position:absolute;left:0;text-align:left;margin-left:170.25pt;margin-top:.55pt;width:19.5pt;height:16.5pt;z-index:251658241;visibility:visible;mso-width-relative:margin;mso-height-relative:margin" o:spid="_x0000_s2061" fillcolor="white [3201]" strokeweight=".5pt" type="#_x0000_t202" o:gfxdata="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">
             <v:textbox style="mso-next-textbox:#Text Box 4">
               <w:txbxContent>
                 <w:p>
@@ -12978,9 +13382,9 @@
           <w:color w:val="2F5496" w:themeColor="accent5" w:themeShade="BF"/>
         </w:rPr>
       </w:pPr>
-      <w:bookmarkStart w:id="49" w:name="_Toc235631458"/>
-      <w:bookmarkStart w:id="50" w:name="_Toc235709351"/>
-      <w:bookmarkStart w:id="51" w:name="_Toc235737368"/>
+      <w:bookmarkStart w:name="_Toc235631458" w:id="49"/>
+      <w:bookmarkStart w:name="_Toc235709351" w:id="50"/>
+      <w:bookmarkStart w:name="_Toc235737368" w:id="51"/>
       <w:r>
         <w:rPr>
           <w:rFonts w:hint="cs"/>
@@ -13083,11 +13487,11 @@
           <w:rtl/>
         </w:rPr>
       </w:pPr>
-      <w:bookmarkStart w:id="52" w:name="_Toc235631459"/>
-      <w:bookmarkStart w:id="53" w:name="_Toc235709352"/>
-      <w:bookmarkStart w:id="54" w:name="_Toc235737369"/>
-      <w:bookmarkStart w:id="55" w:name="_Toc428886280"/>
-      <w:bookmarkStart w:id="56" w:name="_Toc437436498"/>
+      <w:bookmarkStart w:name="_Toc235631459" w:id="52"/>
+      <w:bookmarkStart w:name="_Toc235709352" w:id="53"/>
+      <w:bookmarkStart w:name="_Toc235737369" w:id="54"/>
+      <w:bookmarkStart w:name="_Toc428886280" w:id="55"/>
+      <w:bookmarkStart w:name="_Toc437436498" w:id="56"/>
       <w:r>
         <w:rPr>
           <w:i w:val="0"/>
@@ -13192,7 +13596,7 @@
       </w:r>
       <w:r>
         <w:rPr>
-          <w:rFonts w:asciiTheme="minorBidi" w:hAnsiTheme="minorBidi" w:cstheme="minorBidi" w:hint="cs"/>
+          <w:rFonts w:hint="cs" w:asciiTheme="minorBidi" w:hAnsiTheme="minorBidi" w:cstheme="minorBidi"/>
           <w:color w:val="2F5496" w:themeColor="accent5" w:themeShade="BF"/>
           <w:rtl/>
         </w:rPr>
@@ -13232,7 +13636,7 @@
       </w:r>
       <w:r>
         <w:rPr>
-          <w:rFonts w:asciiTheme="minorBidi" w:hAnsiTheme="minorBidi" w:cstheme="minorBidi" w:hint="cs"/>
+          <w:rFonts w:hint="cs" w:asciiTheme="minorBidi" w:hAnsiTheme="minorBidi" w:cstheme="minorBidi"/>
           <w:color w:val="2F5496" w:themeColor="accent5" w:themeShade="BF"/>
           <w:rtl/>
         </w:rPr>
@@ -13630,12 +14034,12 @@
         <w:bidiVisual/>
         <w:tblW w:w="12726" w:type="dxa"/>
         <w:tblBorders>
-          <w:top w:val="single" w:sz="4" w:space="0" w:color="auto"/>
-          <w:left w:val="single" w:sz="4" w:space="0" w:color="auto"/>
-          <w:bottom w:val="single" w:sz="4" w:space="0" w:color="auto"/>
-          <w:right w:val="single" w:sz="4" w:space="0" w:color="auto"/>
-          <w:insideH w:val="single" w:sz="4" w:space="0" w:color="auto"/>
-          <w:insideV w:val="single" w:sz="4" w:space="0" w:color="auto"/>
+          <w:top w:val="single" w:color="auto" w:sz="4" w:space="0"/>
+          <w:left w:val="single" w:color="auto" w:sz="4" w:space="0"/>
+          <w:bottom w:val="single" w:color="auto" w:sz="4" w:space="0"/>
+          <w:right w:val="single" w:color="auto" w:sz="4" w:space="0"/>
+          <w:insideH w:val="single" w:color="auto" w:sz="4" w:space="0"/>
+          <w:insideV w:val="single" w:color="auto" w:sz="4" w:space="0"/>
         </w:tblBorders>
         <w:tblLook w:val="04A0" w:firstRow="1" w:lastRow="0" w:firstColumn="1" w:lastColumn="0" w:noHBand="0" w:noVBand="1"/>
       </w:tblPr>
@@ -14204,7 +14608,6 @@
               <w:cnfStyle w:val="000000000000" w:firstRow="0" w:lastRow="0" w:firstColumn="0" w:lastColumn="0" w:oddVBand="0" w:evenVBand="0" w:oddHBand="0" w:evenHBand="0" w:firstRowFirstColumn="0" w:firstRowLastColumn="0" w:lastRowFirstColumn="0" w:lastRowLastColumn="0"/>
               <w:rPr>
                 <w:color w:val="2F5496" w:themeColor="accent5" w:themeShade="BF"/>
-                <w:rtl/>
               </w:rPr>
             </w:pPr>
           </w:p>
@@ -14335,7 +14738,7 @@
           <w:rtl/>
         </w:rPr>
         <w:pict w14:anchorId="7423C591">
-          <v:shape id="Text Box 7" o:spid="_x0000_s2060" type="#_x0000_t202" style="position:absolute;left:0;text-align:left;margin-left:309.85pt;margin-top:16.65pt;width:112.25pt;height:43.5pt;rotation:556546fd;z-index:251658240;visibility:visible;mso-width-relative:margin;mso-height-relative:margin" o:gfxdata="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" filled="f" stroked="f">
+          <v:shape id="Text Box 7" style="position:absolute;left:0;text-align:left;margin-left:309.85pt;margin-top:16.65pt;width:112.25pt;height:43.5pt;rotation:556546fd;z-index:251658240;visibility:visible;mso-width-relative:margin;mso-height-relative:margin" o:spid="_x0000_s2060" filled="f" stroked="f" type="#_x0000_t202" o:gfxdata="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">
             <v:textbox style="mso-next-textbox:#Text Box 7">
               <w:txbxContent>
                 <w:p>
@@ -14354,7 +14757,7 @@
                   </w:pPr>
                   <w:r>
                     <w:rPr>
-                      <w:rFonts w:cs="David" w:hint="cs"/>
+                      <w:rFonts w:hint="cs" w:cs="David"/>
                       <w:b/>
                       <w:noProof/>
                       <w:color w:val="C45911" w:themeColor="accent2" w:themeShade="BF"/>
@@ -14512,8 +14915,8 @@
           <w:rtl/>
         </w:rPr>
       </w:pPr>
-      <w:bookmarkStart w:id="57" w:name="_Toc438475341"/>
-      <w:bookmarkStart w:id="58" w:name="_Ref66186475"/>
+      <w:bookmarkStart w:name="_Toc438475341" w:id="57"/>
+      <w:bookmarkStart w:name="_Ref66186475" w:id="58"/>
       <w:r>
         <w:rPr>
           <w:rtl/>
@@ -14531,10 +14934,10 @@
           <w:rtl/>
         </w:rPr>
       </w:pPr>
-      <w:bookmarkStart w:id="59" w:name="_Ref132471916"/>
-      <w:bookmarkStart w:id="60" w:name="_Toc235631460"/>
-      <w:bookmarkStart w:id="61" w:name="_Toc235709353"/>
-      <w:bookmarkStart w:id="62" w:name="_Toc235737370"/>
+      <w:bookmarkStart w:name="_Ref132471916" w:id="59"/>
+      <w:bookmarkStart w:name="_Toc235631460" w:id="60"/>
+      <w:bookmarkStart w:name="_Toc235709353" w:id="61"/>
+      <w:bookmarkStart w:name="_Toc235737370" w:id="62"/>
       <w:r>
         <w:rPr>
           <w:i w:val="0"/>
@@ -14681,7 +15084,7 @@
       </w:r>
       <w:r>
         <w:rPr>
-          <w:rFonts w:asciiTheme="minorBidi" w:hAnsiTheme="minorBidi" w:cstheme="minorBidi" w:hint="cs"/>
+          <w:rFonts w:hint="cs" w:asciiTheme="minorBidi" w:hAnsiTheme="minorBidi" w:cstheme="minorBidi"/>
           <w:color w:val="2F5496" w:themeColor="accent5" w:themeShade="BF"/>
           <w:rtl/>
         </w:rPr>
@@ -14705,7 +15108,7 @@
       </w:r>
       <w:r>
         <w:rPr>
-          <w:rFonts w:asciiTheme="minorBidi" w:hAnsiTheme="minorBidi" w:cstheme="minorBidi" w:hint="cs"/>
+          <w:rFonts w:hint="cs" w:asciiTheme="minorBidi" w:hAnsiTheme="minorBidi" w:cstheme="minorBidi"/>
           <w:color w:val="2F5496" w:themeColor="accent5" w:themeShade="BF"/>
           <w:rtl/>
         </w:rPr>
@@ -14745,7 +15148,7 @@
       </w:r>
       <w:r>
         <w:rPr>
-          <w:rFonts w:asciiTheme="minorBidi" w:hAnsiTheme="minorBidi" w:cstheme="minorBidi" w:hint="cs"/>
+          <w:rFonts w:hint="cs" w:asciiTheme="minorBidi" w:hAnsiTheme="minorBidi" w:cstheme="minorBidi"/>
           <w:color w:val="2F5496" w:themeColor="accent5" w:themeShade="BF"/>
           <w:rtl/>
         </w:rPr>
@@ -14769,7 +15172,7 @@
       </w:r>
       <w:r>
         <w:rPr>
-          <w:rFonts w:asciiTheme="minorBidi" w:hAnsiTheme="minorBidi" w:cstheme="minorBidi" w:hint="cs"/>
+          <w:rFonts w:hint="cs" w:asciiTheme="minorBidi" w:hAnsiTheme="minorBidi" w:cstheme="minorBidi"/>
           <w:color w:val="2F5496" w:themeColor="accent5" w:themeShade="BF"/>
           <w:rtl/>
         </w:rPr>
@@ -15149,7 +15552,7 @@
           <w:rtl/>
         </w:rPr>
       </w:pPr>
-      <w:bookmarkStart w:id="63" w:name="_Toc235631461"/>
+      <w:bookmarkStart w:name="_Toc235631461" w:id="63"/>
       <w:r>
         <w:rPr>
           <w:rFonts w:asciiTheme="minorBidi" w:hAnsiTheme="minorBidi" w:cstheme="minorBidi"/>
@@ -15230,10 +15633,10 @@
     <w:p>
       <w:pPr>
         <w:pBdr>
-          <w:top w:val="single" w:sz="4" w:space="1" w:color="auto"/>
-          <w:left w:val="single" w:sz="4" w:space="4" w:color="auto"/>
-          <w:bottom w:val="single" w:sz="4" w:space="1" w:color="auto"/>
-          <w:right w:val="single" w:sz="4" w:space="4" w:color="auto"/>
+          <w:top w:val="single" w:color="auto" w:sz="4" w:space="1"/>
+          <w:left w:val="single" w:color="auto" w:sz="4" w:space="4"/>
+          <w:bottom w:val="single" w:color="auto" w:sz="4" w:space="1"/>
+          <w:right w:val="single" w:color="auto" w:sz="4" w:space="4"/>
         </w:pBdr>
         <w:rPr>
           <w:rFonts w:asciiTheme="minorBidi" w:hAnsiTheme="minorBidi" w:cstheme="minorBidi"/>
@@ -15242,7 +15645,7 @@
       </w:pPr>
       <w:r>
         <w:rPr>
-          <w:rFonts w:asciiTheme="minorBidi" w:hAnsiTheme="minorBidi" w:cstheme="minorBidi" w:hint="cs"/>
+          <w:rFonts w:hint="cs" w:asciiTheme="minorBidi" w:hAnsiTheme="minorBidi" w:cstheme="minorBidi"/>
           <w:b/>
           <w:bCs/>
           <w:rtl/>
@@ -15251,7 +15654,7 @@
       </w:r>
       <w:r>
         <w:rPr>
-          <w:rFonts w:asciiTheme="minorBidi" w:hAnsiTheme="minorBidi" w:cstheme="minorBidi" w:hint="cs"/>
+          <w:rFonts w:hint="cs" w:asciiTheme="minorBidi" w:hAnsiTheme="minorBidi" w:cstheme="minorBidi"/>
           <w:rtl/>
         </w:rPr>
         <w:t>:</w:t>
@@ -15301,7 +15704,7 @@
           <w:rtl/>
         </w:rPr>
       </w:pPr>
-      <w:bookmarkStart w:id="64" w:name="_Toc235631462"/>
+      <w:bookmarkStart w:name="_Toc235631462" w:id="64"/>
       <w:r>
         <w:rPr>
           <w:rFonts w:asciiTheme="minorBidi" w:hAnsiTheme="minorBidi" w:cstheme="minorBidi"/>
@@ -15486,7 +15889,7 @@
             </w:pPr>
             <w:r>
               <w:rPr>
-                <w:rFonts w:asciiTheme="minorBidi" w:hAnsiTheme="minorBidi" w:cstheme="minorBidi" w:hint="cs"/>
+                <w:rFonts w:hint="cs" w:asciiTheme="minorBidi" w:hAnsiTheme="minorBidi" w:cstheme="minorBidi"/>
                 <w:i/>
                 <w:iCs/>
                 <w:color w:val="FF0000"/>
@@ -15552,7 +15955,7 @@
             </w:r>
             <w:r>
               <w:rPr>
-                <w:rFonts w:asciiTheme="minorBidi" w:hAnsiTheme="minorBidi" w:cstheme="minorBidi" w:hint="cs"/>
+                <w:rFonts w:hint="cs" w:asciiTheme="minorBidi" w:hAnsiTheme="minorBidi" w:cstheme="minorBidi"/>
                 <w:color w:val="FF0000"/>
                 <w:rtl/>
               </w:rPr>
@@ -15618,7 +16021,7 @@
             </w:r>
             <w:r>
               <w:rPr>
-                <w:rFonts w:asciiTheme="minorBidi" w:hAnsiTheme="minorBidi" w:cstheme="minorBidi" w:hint="cs"/>
+                <w:rFonts w:hint="cs" w:asciiTheme="minorBidi" w:hAnsiTheme="minorBidi" w:cstheme="minorBidi"/>
                 <w:i/>
                 <w:iCs/>
                 <w:color w:val="FF0000"/>
@@ -15647,7 +16050,7 @@
             </w:r>
             <w:r>
               <w:rPr>
-                <w:rFonts w:asciiTheme="minorBidi" w:hAnsiTheme="minorBidi" w:cstheme="minorBidi" w:hint="cs"/>
+                <w:rFonts w:hint="cs" w:asciiTheme="minorBidi" w:hAnsiTheme="minorBidi" w:cstheme="minorBidi"/>
                 <w:i/>
                 <w:iCs/>
                 <w:color w:val="FF0000"/>
@@ -15717,7 +16120,7 @@
             </w:r>
             <w:r>
               <w:rPr>
-                <w:rFonts w:asciiTheme="minorBidi" w:hAnsiTheme="minorBidi" w:cstheme="minorBidi" w:hint="cs"/>
+                <w:rFonts w:hint="cs" w:asciiTheme="minorBidi" w:hAnsiTheme="minorBidi" w:cstheme="minorBidi"/>
                 <w:i/>
                 <w:iCs/>
                 <w:color w:val="FF0000"/>
@@ -15784,7 +16187,7 @@
           <w:rtl/>
         </w:rPr>
       </w:pPr>
-      <w:bookmarkStart w:id="65" w:name="_Toc235631463"/>
+      <w:bookmarkStart w:name="_Toc235631463" w:id="65"/>
       <w:r>
         <w:rPr>
           <w:rFonts w:asciiTheme="minorBidi" w:hAnsiTheme="minorBidi" w:cstheme="minorBidi"/>
@@ -15947,7 +16350,7 @@
             </w:pPr>
             <w:r>
               <w:rPr>
-                <w:rFonts w:asciiTheme="minorBidi" w:hAnsiTheme="minorBidi" w:cstheme="minorBidi" w:hint="cs"/>
+                <w:rFonts w:hint="cs" w:asciiTheme="minorBidi" w:hAnsiTheme="minorBidi" w:cstheme="minorBidi"/>
                 <w:i/>
                 <w:iCs/>
                 <w:color w:val="FF0000"/>
@@ -16013,7 +16416,7 @@
             </w:r>
             <w:r>
               <w:rPr>
-                <w:rFonts w:asciiTheme="minorBidi" w:hAnsiTheme="minorBidi" w:cstheme="minorBidi" w:hint="cs"/>
+                <w:rFonts w:hint="cs" w:asciiTheme="minorBidi" w:hAnsiTheme="minorBidi" w:cstheme="minorBidi"/>
                 <w:color w:val="FF0000"/>
                 <w:rtl/>
               </w:rPr>
@@ -16079,7 +16482,7 @@
             </w:r>
             <w:r>
               <w:rPr>
-                <w:rFonts w:asciiTheme="minorBidi" w:hAnsiTheme="minorBidi" w:cstheme="minorBidi" w:hint="cs"/>
+                <w:rFonts w:hint="cs" w:asciiTheme="minorBidi" w:hAnsiTheme="minorBidi" w:cstheme="minorBidi"/>
                 <w:i/>
                 <w:iCs/>
                 <w:color w:val="FF0000"/>
@@ -16108,7 +16511,7 @@
             </w:r>
             <w:r>
               <w:rPr>
-                <w:rFonts w:asciiTheme="minorBidi" w:hAnsiTheme="minorBidi" w:cstheme="minorBidi" w:hint="cs"/>
+                <w:rFonts w:hint="cs" w:asciiTheme="minorBidi" w:hAnsiTheme="minorBidi" w:cstheme="minorBidi"/>
                 <w:i/>
                 <w:iCs/>
                 <w:color w:val="FF0000"/>
@@ -16178,7 +16581,7 @@
             </w:r>
             <w:r>
               <w:rPr>
-                <w:rFonts w:asciiTheme="minorBidi" w:hAnsiTheme="minorBidi" w:cstheme="minorBidi" w:hint="cs"/>
+                <w:rFonts w:hint="cs" w:asciiTheme="minorBidi" w:hAnsiTheme="minorBidi" w:cstheme="minorBidi"/>
                 <w:i/>
                 <w:iCs/>
                 <w:color w:val="FF0000"/>
@@ -16246,9 +16649,9 @@
           <w:rtl/>
         </w:rPr>
       </w:pPr>
-      <w:bookmarkStart w:id="66" w:name="_Toc235631464"/>
-      <w:bookmarkStart w:id="67" w:name="_Toc235709354"/>
-      <w:bookmarkStart w:id="68" w:name="_Toc235737371"/>
+      <w:bookmarkStart w:name="_Toc235631464" w:id="66"/>
+      <w:bookmarkStart w:name="_Toc235709354" w:id="67"/>
+      <w:bookmarkStart w:name="_Toc235737371" w:id="68"/>
       <w:r>
         <w:rPr>
           <w:i w:val="0"/>
@@ -16306,7 +16709,7 @@
           <w:rtl/>
         </w:rPr>
         <w:pict w14:anchorId="28872962">
-          <v:shape id="Text Box 21" o:spid="_x0000_s2059" type="#_x0000_t202" style="position:absolute;left:0;text-align:left;margin-left:236.7pt;margin-top:.7pt;width:19.5pt;height:16.5pt;z-index:251658243;visibility:visible;mso-width-relative:margin;mso-height-relative:margin" o:gfxdata="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" fillcolor="white [3201]" strokeweight=".5pt">
+          <v:shape id="Text Box 21" style="position:absolute;left:0;text-align:left;margin-left:236.7pt;margin-top:.7pt;width:19.5pt;height:16.5pt;z-index:251658243;visibility:visible;mso-width-relative:margin;mso-height-relative:margin" o:spid="_x0000_s2059" fillcolor="white [3201]" strokeweight=".5pt" type="#_x0000_t202" o:gfxdata="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">
             <v:textbox style="mso-next-textbox:#Text Box 21">
               <w:txbxContent>
                 <w:p>
@@ -16462,9 +16865,9 @@
           <w:color w:val="2F5496" w:themeColor="accent5" w:themeShade="BF"/>
         </w:rPr>
       </w:pPr>
-      <w:bookmarkStart w:id="69" w:name="_Toc235631465"/>
-      <w:bookmarkStart w:id="70" w:name="_Toc235709355"/>
-      <w:bookmarkStart w:id="71" w:name="_Toc235737372"/>
+      <w:bookmarkStart w:name="_Toc235631465" w:id="69"/>
+      <w:bookmarkStart w:name="_Toc235709355" w:id="70"/>
+      <w:bookmarkStart w:name="_Toc235737372" w:id="71"/>
       <w:r>
         <w:rPr>
           <w:i w:val="0"/>
@@ -16554,7 +16957,7 @@
       </w:pPr>
       <w:r>
         <w:rPr>
-          <w:rFonts w:asciiTheme="minorBidi" w:hAnsiTheme="minorBidi" w:cstheme="minorBidi" w:hint="cs"/>
+          <w:rFonts w:hint="cs" w:asciiTheme="minorBidi" w:hAnsiTheme="minorBidi" w:cstheme="minorBidi"/>
           <w:color w:val="2F5496" w:themeColor="accent5" w:themeShade="BF"/>
           <w:highlight w:val="yellow"/>
           <w:rtl/>
@@ -16563,7 +16966,7 @@
       </w:r>
       <w:r>
         <w:rPr>
-          <w:rFonts w:asciiTheme="minorBidi" w:hAnsiTheme="minorBidi" w:cstheme="minorBidi" w:hint="cs"/>
+          <w:rFonts w:hint="cs" w:asciiTheme="minorBidi" w:hAnsiTheme="minorBidi" w:cstheme="minorBidi"/>
           <w:color w:val="2F5496" w:themeColor="accent5" w:themeShade="BF"/>
           <w:highlight w:val="yellow"/>
           <w:rtl/>
@@ -16572,7 +16975,7 @@
       </w:r>
       <w:r>
         <w:rPr>
-          <w:rFonts w:asciiTheme="minorBidi" w:hAnsiTheme="minorBidi" w:cstheme="minorBidi" w:hint="cs"/>
+          <w:rFonts w:hint="cs" w:asciiTheme="minorBidi" w:hAnsiTheme="minorBidi" w:cstheme="minorBidi"/>
           <w:color w:val="2F5496" w:themeColor="accent5" w:themeShade="BF"/>
           <w:highlight w:val="yellow"/>
           <w:rtl/>
@@ -16581,7 +16984,7 @@
       </w:r>
       <w:r>
         <w:rPr>
-          <w:rFonts w:asciiTheme="minorBidi" w:hAnsiTheme="minorBidi" w:cstheme="minorBidi" w:hint="cs"/>
+          <w:rFonts w:hint="cs" w:asciiTheme="minorBidi" w:hAnsiTheme="minorBidi" w:cstheme="minorBidi"/>
           <w:color w:val="2F5496" w:themeColor="accent5" w:themeShade="BF"/>
           <w:highlight w:val="yellow"/>
           <w:rtl/>
@@ -16590,7 +16993,7 @@
       </w:r>
       <w:r>
         <w:rPr>
-          <w:rFonts w:asciiTheme="minorBidi" w:hAnsiTheme="minorBidi" w:cstheme="minorBidi" w:hint="cs"/>
+          <w:rFonts w:hint="cs" w:asciiTheme="minorBidi" w:hAnsiTheme="minorBidi" w:cstheme="minorBidi"/>
           <w:color w:val="2F5496" w:themeColor="accent5" w:themeShade="BF"/>
           <w:highlight w:val="yellow"/>
           <w:rtl/>
@@ -16599,7 +17002,7 @@
       </w:r>
       <w:r>
         <w:rPr>
-          <w:rFonts w:asciiTheme="minorBidi" w:hAnsiTheme="minorBidi" w:cstheme="minorBidi" w:hint="cs"/>
+          <w:rFonts w:hint="cs" w:asciiTheme="minorBidi" w:hAnsiTheme="minorBidi" w:cstheme="minorBidi"/>
           <w:color w:val="2F5496" w:themeColor="accent5" w:themeShade="BF"/>
           <w:highlight w:val="yellow"/>
           <w:rtl/>
@@ -16608,7 +17011,7 @@
       </w:r>
       <w:r>
         <w:rPr>
-          <w:rFonts w:asciiTheme="minorBidi" w:hAnsiTheme="minorBidi" w:cstheme="minorBidi" w:hint="cs"/>
+          <w:rFonts w:hint="cs" w:asciiTheme="minorBidi" w:hAnsiTheme="minorBidi" w:cstheme="minorBidi"/>
           <w:color w:val="2F5496" w:themeColor="accent5" w:themeShade="BF"/>
           <w:highlight w:val="yellow"/>
           <w:rtl/>
@@ -16617,7 +17020,7 @@
       </w:r>
       <w:r>
         <w:rPr>
-          <w:rFonts w:asciiTheme="minorBidi" w:hAnsiTheme="minorBidi" w:cstheme="minorBidi" w:hint="cs"/>
+          <w:rFonts w:hint="cs" w:asciiTheme="minorBidi" w:hAnsiTheme="minorBidi" w:cstheme="minorBidi"/>
           <w:color w:val="2F5496" w:themeColor="accent5" w:themeShade="BF"/>
           <w:highlight w:val="yellow"/>
           <w:rtl/>
@@ -16626,7 +17029,7 @@
       </w:r>
       <w:r>
         <w:rPr>
-          <w:rFonts w:asciiTheme="minorBidi" w:hAnsiTheme="minorBidi" w:cstheme="minorBidi" w:hint="cs"/>
+          <w:rFonts w:hint="cs" w:asciiTheme="minorBidi" w:hAnsiTheme="minorBidi" w:cstheme="minorBidi"/>
           <w:color w:val="2F5496" w:themeColor="accent5" w:themeShade="BF"/>
           <w:highlight w:val="yellow"/>
           <w:rtl/>
@@ -16635,7 +17038,7 @@
       </w:r>
       <w:r>
         <w:rPr>
-          <w:rFonts w:asciiTheme="minorBidi" w:hAnsiTheme="minorBidi" w:cstheme="minorBidi" w:hint="cs"/>
+          <w:rFonts w:hint="cs" w:asciiTheme="minorBidi" w:hAnsiTheme="minorBidi" w:cstheme="minorBidi"/>
           <w:color w:val="2F5496" w:themeColor="accent5" w:themeShade="BF"/>
           <w:highlight w:val="yellow"/>
           <w:rtl/>
@@ -16644,7 +17047,7 @@
       </w:r>
       <w:r>
         <w:rPr>
-          <w:rFonts w:asciiTheme="minorBidi" w:hAnsiTheme="minorBidi" w:cstheme="minorBidi" w:hint="cs"/>
+          <w:rFonts w:hint="cs" w:asciiTheme="minorBidi" w:hAnsiTheme="minorBidi" w:cstheme="minorBidi"/>
           <w:color w:val="2F5496" w:themeColor="accent5" w:themeShade="BF"/>
           <w:highlight w:val="yellow"/>
           <w:rtl/>
@@ -16653,7 +17056,7 @@
       </w:r>
       <w:r>
         <w:rPr>
-          <w:rFonts w:asciiTheme="minorBidi" w:hAnsiTheme="minorBidi" w:cstheme="minorBidi" w:hint="cs"/>
+          <w:rFonts w:hint="cs" w:asciiTheme="minorBidi" w:hAnsiTheme="minorBidi" w:cstheme="minorBidi"/>
           <w:color w:val="2F5496" w:themeColor="accent5" w:themeShade="BF"/>
           <w:highlight w:val="yellow"/>
           <w:rtl/>
@@ -16662,7 +17065,7 @@
       </w:r>
       <w:r>
         <w:rPr>
-          <w:rFonts w:asciiTheme="minorBidi" w:hAnsiTheme="minorBidi" w:cstheme="minorBidi" w:hint="cs"/>
+          <w:rFonts w:hint="cs" w:asciiTheme="minorBidi" w:hAnsiTheme="minorBidi" w:cstheme="minorBidi"/>
           <w:color w:val="2F5496" w:themeColor="accent5" w:themeShade="BF"/>
           <w:highlight w:val="yellow"/>
           <w:rtl/>
@@ -16671,7 +17074,7 @@
       </w:r>
       <w:r>
         <w:rPr>
-          <w:rFonts w:asciiTheme="minorBidi" w:hAnsiTheme="minorBidi" w:cstheme="minorBidi" w:hint="cs"/>
+          <w:rFonts w:hint="cs" w:asciiTheme="minorBidi" w:hAnsiTheme="minorBidi" w:cstheme="minorBidi"/>
           <w:color w:val="2F5496" w:themeColor="accent5" w:themeShade="BF"/>
           <w:highlight w:val="yellow"/>
           <w:rtl/>
@@ -16680,7 +17083,7 @@
       </w:r>
       <w:r>
         <w:rPr>
-          <w:rFonts w:asciiTheme="minorBidi" w:hAnsiTheme="minorBidi" w:cstheme="minorBidi" w:hint="cs"/>
+          <w:rFonts w:hint="cs" w:asciiTheme="minorBidi" w:hAnsiTheme="minorBidi" w:cstheme="minorBidi"/>
           <w:color w:val="2F5496" w:themeColor="accent5" w:themeShade="BF"/>
           <w:highlight w:val="yellow"/>
           <w:rtl/>
@@ -16689,7 +17092,7 @@
       </w:r>
       <w:r>
         <w:rPr>
-          <w:rFonts w:asciiTheme="minorBidi" w:hAnsiTheme="minorBidi" w:cstheme="minorBidi" w:hint="cs"/>
+          <w:rFonts w:hint="cs" w:asciiTheme="minorBidi" w:hAnsiTheme="minorBidi" w:cstheme="minorBidi"/>
           <w:color w:val="2F5496" w:themeColor="accent5" w:themeShade="BF"/>
           <w:highlight w:val="yellow"/>
           <w:rtl/>
@@ -16707,9 +17110,9 @@
           <w:rtl/>
         </w:rPr>
       </w:pPr>
-      <w:bookmarkStart w:id="72" w:name="_Toc235631466"/>
-      <w:bookmarkStart w:id="73" w:name="_Toc235709356"/>
-      <w:bookmarkStart w:id="74" w:name="_Toc235737373"/>
+      <w:bookmarkStart w:name="_Toc235631466" w:id="72"/>
+      <w:bookmarkStart w:name="_Toc235709356" w:id="73"/>
+      <w:bookmarkStart w:name="_Toc235737373" w:id="74"/>
       <w:r>
         <w:rPr>
           <w:i w:val="0"/>
@@ -16811,10 +17214,10 @@
     <w:p>
       <w:pPr>
         <w:pBdr>
-          <w:top w:val="single" w:sz="4" w:space="1" w:color="auto"/>
-          <w:left w:val="single" w:sz="4" w:space="4" w:color="auto"/>
-          <w:bottom w:val="single" w:sz="4" w:space="1" w:color="auto"/>
-          <w:right w:val="single" w:sz="4" w:space="4" w:color="auto"/>
+          <w:top w:val="single" w:color="auto" w:sz="4" w:space="1"/>
+          <w:left w:val="single" w:color="auto" w:sz="4" w:space="4"/>
+          <w:bottom w:val="single" w:color="auto" w:sz="4" w:space="1"/>
+          <w:right w:val="single" w:color="auto" w:sz="4" w:space="4"/>
         </w:pBdr>
         <w:rPr>
           <w:rFonts w:asciiTheme="minorBidi" w:hAnsiTheme="minorBidi" w:cstheme="minorBidi"/>
@@ -16823,7 +17226,7 @@
       </w:pPr>
       <w:r>
         <w:rPr>
-          <w:rFonts w:asciiTheme="minorBidi" w:hAnsiTheme="minorBidi" w:cstheme="minorBidi" w:hint="cs"/>
+          <w:rFonts w:hint="cs" w:asciiTheme="minorBidi" w:hAnsiTheme="minorBidi" w:cstheme="minorBidi"/>
           <w:b/>
           <w:bCs/>
           <w:rtl/>
@@ -16832,7 +17235,7 @@
       </w:r>
       <w:r>
         <w:rPr>
-          <w:rFonts w:asciiTheme="minorBidi" w:hAnsiTheme="minorBidi" w:cstheme="minorBidi" w:hint="cs"/>
+          <w:rFonts w:hint="cs" w:asciiTheme="minorBidi" w:hAnsiTheme="minorBidi" w:cstheme="minorBidi"/>
           <w:rtl/>
         </w:rPr>
         <w:t>:</w:t>
@@ -16913,10 +17316,10 @@
       <w:pPr>
         <w:pStyle w:val="NormalWeb"/>
         <w:pBdr>
-          <w:top w:val="single" w:sz="4" w:space="1" w:color="auto"/>
-          <w:left w:val="single" w:sz="4" w:space="4" w:color="auto"/>
-          <w:bottom w:val="single" w:sz="4" w:space="1" w:color="auto"/>
-          <w:right w:val="single" w:sz="4" w:space="4" w:color="auto"/>
+          <w:top w:val="single" w:color="auto" w:sz="4" w:space="1"/>
+          <w:left w:val="single" w:color="auto" w:sz="4" w:space="4"/>
+          <w:bottom w:val="single" w:color="auto" w:sz="4" w:space="1"/>
+          <w:right w:val="single" w:color="auto" w:sz="4" w:space="4"/>
         </w:pBdr>
         <w:bidi/>
         <w:spacing w:before="0" w:beforeAutospacing="0" w:after="0" w:afterAutospacing="0"/>
@@ -16938,7 +17341,7 @@
       </w:r>
       <w:r>
         <w:rPr>
-          <w:rFonts w:asciiTheme="minorBidi" w:hAnsiTheme="minorBidi" w:cstheme="minorBidi" w:hint="cs"/>
+          <w:rFonts w:hint="cs" w:asciiTheme="minorBidi" w:hAnsiTheme="minorBidi" w:cstheme="minorBidi"/>
           <w:color w:val="000000"/>
           <w:sz w:val="72"/>
           <w:szCs w:val="72"/>
@@ -16948,7 +17351,7 @@
       </w:r>
       <w:r>
         <w:rPr>
-          <w:rFonts w:asciiTheme="minorBidi" w:hAnsiTheme="minorBidi" w:cstheme="minorBidi" w:hint="cs"/>
+          <w:rFonts w:hint="cs" w:asciiTheme="minorBidi" w:hAnsiTheme="minorBidi" w:cstheme="minorBidi"/>
           <w:color w:val="000000"/>
           <w:sz w:val="72"/>
           <w:szCs w:val="72"/>
@@ -16960,10 +17363,10 @@
       <w:pPr>
         <w:pStyle w:val="NormalWeb"/>
         <w:pBdr>
-          <w:top w:val="single" w:sz="4" w:space="1" w:color="auto"/>
-          <w:left w:val="single" w:sz="4" w:space="4" w:color="auto"/>
-          <w:bottom w:val="single" w:sz="4" w:space="1" w:color="auto"/>
-          <w:right w:val="single" w:sz="4" w:space="4" w:color="auto"/>
+          <w:top w:val="single" w:color="auto" w:sz="4" w:space="1"/>
+          <w:left w:val="single" w:color="auto" w:sz="4" w:space="4"/>
+          <w:bottom w:val="single" w:color="auto" w:sz="4" w:space="1"/>
+          <w:right w:val="single" w:color="auto" w:sz="4" w:space="4"/>
         </w:pBdr>
         <w:bidi/>
         <w:spacing w:before="0" w:beforeAutospacing="0" w:after="0" w:afterAutospacing="0"/>
@@ -16977,10 +17380,10 @@
     <w:p>
       <w:pPr>
         <w:pBdr>
-          <w:top w:val="single" w:sz="4" w:space="1" w:color="auto"/>
-          <w:left w:val="single" w:sz="4" w:space="4" w:color="auto"/>
-          <w:bottom w:val="single" w:sz="4" w:space="1" w:color="auto"/>
-          <w:right w:val="single" w:sz="4" w:space="4" w:color="auto"/>
+          <w:top w:val="single" w:color="auto" w:sz="4" w:space="1"/>
+          <w:left w:val="single" w:color="auto" w:sz="4" w:space="4"/>
+          <w:bottom w:val="single" w:color="auto" w:sz="4" w:space="1"/>
+          <w:right w:val="single" w:color="auto" w:sz="4" w:space="4"/>
         </w:pBdr>
         <w:rPr>
           <w:rFonts w:asciiTheme="minorBidi" w:hAnsiTheme="minorBidi" w:cstheme="minorBidi"/>
@@ -17080,10 +17483,10 @@
             <w:pPr>
               <w:pStyle w:val="NormalWeb"/>
               <w:pBdr>
-                <w:top w:val="single" w:sz="4" w:space="1" w:color="auto"/>
-                <w:left w:val="single" w:sz="4" w:space="4" w:color="auto"/>
-                <w:bottom w:val="single" w:sz="4" w:space="1" w:color="auto"/>
-                <w:right w:val="single" w:sz="4" w:space="4" w:color="auto"/>
+                <w:top w:val="single" w:color="auto" w:sz="4" w:space="1"/>
+                <w:left w:val="single" w:color="auto" w:sz="4" w:space="4"/>
+                <w:bottom w:val="single" w:color="auto" w:sz="4" w:space="1"/>
+                <w:right w:val="single" w:color="auto" w:sz="4" w:space="4"/>
               </w:pBdr>
               <w:bidi/>
               <w:spacing w:before="0" w:beforeAutospacing="0" w:after="0" w:afterAutospacing="0"/>
@@ -17095,7 +17498,7 @@
             </w:pPr>
             <w:r>
               <w:rPr>
-                <w:rFonts w:asciiTheme="minorBidi" w:hAnsiTheme="minorBidi" w:cstheme="minorBidi" w:hint="cs"/>
+                <w:rFonts w:hint="cs" w:asciiTheme="minorBidi" w:hAnsiTheme="minorBidi" w:cstheme="minorBidi"/>
                 <w:color w:val="000000"/>
                 <w:sz w:val="72"/>
                 <w:szCs w:val="72"/>
@@ -17105,7 +17508,7 @@
             </w:r>
             <w:r>
               <w:rPr>
-                <w:rFonts w:asciiTheme="minorBidi" w:hAnsiTheme="minorBidi" w:cstheme="minorBidi" w:hint="cs"/>
+                <w:rFonts w:hint="cs" w:asciiTheme="minorBidi" w:hAnsiTheme="minorBidi" w:cstheme="minorBidi"/>
                 <w:color w:val="000000"/>
                 <w:sz w:val="72"/>
                 <w:szCs w:val="72"/>
@@ -17117,10 +17520,10 @@
             <w:pPr>
               <w:pStyle w:val="NormalWeb"/>
               <w:pBdr>
-                <w:top w:val="single" w:sz="4" w:space="1" w:color="auto"/>
-                <w:left w:val="single" w:sz="4" w:space="4" w:color="auto"/>
-                <w:bottom w:val="single" w:sz="4" w:space="1" w:color="auto"/>
-                <w:right w:val="single" w:sz="4" w:space="4" w:color="auto"/>
+                <w:top w:val="single" w:color="auto" w:sz="4" w:space="1"/>
+                <w:left w:val="single" w:color="auto" w:sz="4" w:space="4"/>
+                <w:bottom w:val="single" w:color="auto" w:sz="4" w:space="1"/>
+                <w:right w:val="single" w:color="auto" w:sz="4" w:space="4"/>
               </w:pBdr>
               <w:bidi/>
               <w:spacing w:before="0" w:beforeAutospacing="0" w:after="0" w:afterAutospacing="0"/>
@@ -17135,10 +17538,10 @@
             <w:pPr>
               <w:pStyle w:val="NormalWeb"/>
               <w:pBdr>
-                <w:top w:val="single" w:sz="4" w:space="1" w:color="auto"/>
-                <w:left w:val="single" w:sz="4" w:space="4" w:color="auto"/>
-                <w:bottom w:val="single" w:sz="4" w:space="1" w:color="auto"/>
-                <w:right w:val="single" w:sz="4" w:space="4" w:color="auto"/>
+                <w:top w:val="single" w:color="auto" w:sz="4" w:space="1"/>
+                <w:left w:val="single" w:color="auto" w:sz="4" w:space="4"/>
+                <w:bottom w:val="single" w:color="auto" w:sz="4" w:space="1"/>
+                <w:right w:val="single" w:color="auto" w:sz="4" w:space="4"/>
               </w:pBdr>
               <w:bidi/>
               <w:spacing w:before="0" w:beforeAutospacing="0" w:after="0" w:afterAutospacing="0"/>
@@ -17189,9 +17592,9 @@
           <w:color w:val="2F5496" w:themeColor="accent5" w:themeShade="BF"/>
         </w:rPr>
       </w:pPr>
-      <w:bookmarkStart w:id="75" w:name="_Toc235631467"/>
-      <w:bookmarkStart w:id="76" w:name="_Toc235709357"/>
-      <w:bookmarkStart w:id="77" w:name="_Toc235737374"/>
+      <w:bookmarkStart w:name="_Toc235631467" w:id="75"/>
+      <w:bookmarkStart w:name="_Toc235709357" w:id="76"/>
+      <w:bookmarkStart w:name="_Toc235737374" w:id="77"/>
       <w:r>
         <w:rPr>
           <w:rFonts w:hint="cs"/>
@@ -17721,10 +18124,10 @@
     <w:p>
       <w:pPr>
         <w:pBdr>
-          <w:top w:val="single" w:sz="4" w:space="1" w:color="auto"/>
-          <w:left w:val="single" w:sz="4" w:space="4" w:color="auto"/>
-          <w:bottom w:val="single" w:sz="4" w:space="1" w:color="auto"/>
-          <w:right w:val="single" w:sz="4" w:space="0" w:color="auto"/>
+          <w:top w:val="single" w:color="auto" w:sz="4" w:space="1"/>
+          <w:left w:val="single" w:color="auto" w:sz="4" w:space="4"/>
+          <w:bottom w:val="single" w:color="auto" w:sz="4" w:space="1"/>
+          <w:right w:val="single" w:color="auto" w:sz="4" w:space="0"/>
         </w:pBdr>
         <w:rPr>
           <w:rFonts w:asciiTheme="minorBidi" w:hAnsiTheme="minorBidi" w:cstheme="minorBidi"/>
@@ -17760,10 +18163,10 @@
     <w:p>
       <w:pPr>
         <w:pBdr>
-          <w:top w:val="single" w:sz="4" w:space="1" w:color="auto"/>
-          <w:left w:val="single" w:sz="4" w:space="4" w:color="auto"/>
-          <w:bottom w:val="single" w:sz="4" w:space="1" w:color="auto"/>
-          <w:right w:val="single" w:sz="4" w:space="0" w:color="auto"/>
+          <w:top w:val="single" w:color="auto" w:sz="4" w:space="1"/>
+          <w:left w:val="single" w:color="auto" w:sz="4" w:space="4"/>
+          <w:bottom w:val="single" w:color="auto" w:sz="4" w:space="1"/>
+          <w:right w:val="single" w:color="auto" w:sz="4" w:space="0"/>
         </w:pBdr>
         <w:rPr>
           <w:rtl/>
@@ -17787,9 +18190,9 @@
           <w:rtl/>
         </w:rPr>
       </w:pPr>
-      <w:bookmarkStart w:id="78" w:name="_Toc235631468"/>
-      <w:bookmarkStart w:id="79" w:name="_Toc235709358"/>
-      <w:bookmarkStart w:id="80" w:name="_Toc235737375"/>
+      <w:bookmarkStart w:name="_Toc235631468" w:id="78"/>
+      <w:bookmarkStart w:name="_Toc235709358" w:id="79"/>
+      <w:bookmarkStart w:name="_Toc235737375" w:id="80"/>
       <w:r>
         <w:rPr>
           <w:i w:val="0"/>
@@ -17855,7 +18258,7 @@
           <w:rtl/>
         </w:rPr>
         <w:pict w14:anchorId="483D1772">
-          <v:shape id="Text Box 22" o:spid="_x0000_s2058" type="#_x0000_t202" style="position:absolute;left:0;text-align:left;margin-left:248.2pt;margin-top:.2pt;width:19.5pt;height:16.5pt;z-index:251658246;visibility:visible;mso-width-relative:margin;mso-height-relative:margin" o:gfxdata="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" fillcolor="white [3201]" strokeweight=".5pt">
+          <v:shape id="Text Box 22" style="position:absolute;left:0;text-align:left;margin-left:248.2pt;margin-top:.2pt;width:19.5pt;height:16.5pt;z-index:251658246;visibility:visible;mso-width-relative:margin;mso-height-relative:margin" o:spid="_x0000_s2058" fillcolor="white [3201]" strokeweight=".5pt" type="#_x0000_t202" o:gfxdata="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">
             <v:textbox style="mso-next-textbox:#Text Box 22">
               <w:txbxContent>
                 <w:p>
@@ -17978,7 +18381,7 @@
           <w:rtl/>
         </w:rPr>
       </w:pPr>
-      <w:bookmarkStart w:id="81" w:name="_Ref66184461"/>
+      <w:bookmarkStart w:name="_Ref66184461" w:id="81"/>
       <w:r>
         <w:rPr>
           <w:rtl/>
@@ -17999,9 +18402,9 @@
           <w:color w:val="2F5496" w:themeColor="accent5" w:themeShade="BF"/>
         </w:rPr>
       </w:pPr>
-      <w:bookmarkStart w:id="82" w:name="_Toc235631469"/>
-      <w:bookmarkStart w:id="83" w:name="_Toc235709359"/>
-      <w:bookmarkStart w:id="84" w:name="_Toc235737376"/>
+      <w:bookmarkStart w:name="_Toc235631469" w:id="82"/>
+      <w:bookmarkStart w:name="_Toc235709359" w:id="83"/>
+      <w:bookmarkStart w:name="_Toc235737376" w:id="84"/>
       <w:r>
         <w:rPr>
           <w:rFonts w:hint="cs"/>
@@ -18012,7 +18415,7 @@
         </w:rPr>
         <w:t>תיאור מפורט של  שני מודולים</w:t>
       </w:r>
-      <w:bookmarkStart w:id="85" w:name="_Ref132471961"/>
+      <w:bookmarkStart w:name="_Ref132471961" w:id="85"/>
       <w:bookmarkEnd w:id="81"/>
       <w:bookmarkEnd w:id="82"/>
       <w:bookmarkEnd w:id="83"/>
@@ -18081,7 +18484,7 @@
       </w:pPr>
       <w:r>
         <w:rPr>
-          <w:rFonts w:asciiTheme="minorBidi" w:hAnsiTheme="minorBidi" w:cstheme="minorBidi" w:hint="cs"/>
+          <w:rFonts w:hint="cs" w:asciiTheme="minorBidi" w:hAnsiTheme="minorBidi" w:cstheme="minorBidi"/>
           <w:b/>
           <w:bCs/>
           <w:color w:val="2F5496" w:themeColor="accent5" w:themeShade="BF"/>
@@ -18091,7 +18494,7 @@
       </w:r>
       <w:r>
         <w:rPr>
-          <w:rFonts w:asciiTheme="minorBidi" w:hAnsiTheme="minorBidi" w:cstheme="minorBidi" w:hint="cs"/>
+          <w:rFonts w:hint="cs" w:asciiTheme="minorBidi" w:hAnsiTheme="minorBidi" w:cstheme="minorBidi"/>
           <w:b/>
           <w:bCs/>
           <w:color w:val="2F5496" w:themeColor="accent5" w:themeShade="BF"/>
@@ -18101,7 +18504,7 @@
       </w:r>
       <w:r>
         <w:rPr>
-          <w:rFonts w:asciiTheme="minorBidi" w:hAnsiTheme="minorBidi" w:cstheme="minorBidi" w:hint="cs"/>
+          <w:rFonts w:hint="cs" w:asciiTheme="minorBidi" w:hAnsiTheme="minorBidi" w:cstheme="minorBidi"/>
           <w:b/>
           <w:bCs/>
           <w:color w:val="2F5496" w:themeColor="accent5" w:themeShade="BF"/>
@@ -18111,7 +18514,7 @@
       </w:r>
       <w:r>
         <w:rPr>
-          <w:rFonts w:asciiTheme="minorBidi" w:hAnsiTheme="minorBidi" w:cstheme="minorBidi" w:hint="cs"/>
+          <w:rFonts w:hint="cs" w:asciiTheme="minorBidi" w:hAnsiTheme="minorBidi" w:cstheme="minorBidi"/>
           <w:b/>
           <w:bCs/>
           <w:color w:val="2F5496" w:themeColor="accent5" w:themeShade="BF"/>
@@ -18121,7 +18524,7 @@
       </w:r>
       <w:r>
         <w:rPr>
-          <w:rFonts w:asciiTheme="minorBidi" w:hAnsiTheme="minorBidi" w:cstheme="minorBidi" w:hint="cs"/>
+          <w:rFonts w:hint="cs" w:asciiTheme="minorBidi" w:hAnsiTheme="minorBidi" w:cstheme="minorBidi"/>
           <w:b/>
           <w:bCs/>
           <w:color w:val="2F5496" w:themeColor="accent5" w:themeShade="BF"/>
@@ -18131,7 +18534,7 @@
       </w:r>
       <w:r>
         <w:rPr>
-          <w:rFonts w:asciiTheme="minorBidi" w:hAnsiTheme="minorBidi" w:cstheme="minorBidi" w:hint="cs"/>
+          <w:rFonts w:hint="cs" w:asciiTheme="minorBidi" w:hAnsiTheme="minorBidi" w:cstheme="minorBidi"/>
           <w:b/>
           <w:bCs/>
           <w:color w:val="2F5496" w:themeColor="accent5" w:themeShade="BF"/>
@@ -18141,7 +18544,7 @@
       </w:r>
       <w:r>
         <w:rPr>
-          <w:rFonts w:asciiTheme="minorBidi" w:hAnsiTheme="minorBidi" w:cstheme="minorBidi" w:hint="cs"/>
+          <w:rFonts w:hint="cs" w:asciiTheme="minorBidi" w:hAnsiTheme="minorBidi" w:cstheme="minorBidi"/>
           <w:b/>
           <w:bCs/>
           <w:color w:val="2F5496" w:themeColor="accent5" w:themeShade="BF"/>
@@ -18151,7 +18554,7 @@
       </w:r>
       <w:r>
         <w:rPr>
-          <w:rFonts w:asciiTheme="minorBidi" w:hAnsiTheme="minorBidi" w:cstheme="minorBidi" w:hint="cs"/>
+          <w:rFonts w:hint="cs" w:asciiTheme="minorBidi" w:hAnsiTheme="minorBidi" w:cstheme="minorBidi"/>
           <w:b/>
           <w:bCs/>
           <w:color w:val="2F5496" w:themeColor="accent5" w:themeShade="BF"/>
@@ -18161,7 +18564,7 @@
       </w:r>
       <w:r>
         <w:rPr>
-          <w:rFonts w:asciiTheme="minorBidi" w:hAnsiTheme="minorBidi" w:cstheme="minorBidi" w:hint="cs"/>
+          <w:rFonts w:hint="cs" w:asciiTheme="minorBidi" w:hAnsiTheme="minorBidi" w:cstheme="minorBidi"/>
           <w:b/>
           <w:bCs/>
           <w:color w:val="2F5496" w:themeColor="accent5" w:themeShade="BF"/>
@@ -18171,7 +18574,7 @@
       </w:r>
       <w:r>
         <w:rPr>
-          <w:rFonts w:asciiTheme="minorBidi" w:hAnsiTheme="minorBidi" w:cstheme="minorBidi" w:hint="cs"/>
+          <w:rFonts w:hint="cs" w:asciiTheme="minorBidi" w:hAnsiTheme="minorBidi" w:cstheme="minorBidi"/>
           <w:b/>
           <w:bCs/>
           <w:color w:val="2F5496" w:themeColor="accent5" w:themeShade="BF"/>
@@ -18181,7 +18584,7 @@
       </w:r>
       <w:r>
         <w:rPr>
-          <w:rFonts w:asciiTheme="minorBidi" w:hAnsiTheme="minorBidi" w:cstheme="minorBidi" w:hint="cs"/>
+          <w:rFonts w:hint="cs" w:asciiTheme="minorBidi" w:hAnsiTheme="minorBidi" w:cstheme="minorBidi"/>
           <w:color w:val="2F5496" w:themeColor="accent5" w:themeShade="BF"/>
           <w:rtl/>
         </w:rPr>
@@ -18199,7 +18602,7 @@
       </w:pPr>
       <w:r>
         <w:rPr>
-          <w:rFonts w:asciiTheme="minorBidi" w:hAnsiTheme="minorBidi" w:cstheme="minorBidi" w:hint="cs"/>
+          <w:rFonts w:hint="cs" w:asciiTheme="minorBidi" w:hAnsiTheme="minorBidi" w:cstheme="minorBidi"/>
           <w:color w:val="2F5496" w:themeColor="accent5" w:themeShade="BF"/>
           <w:rtl/>
         </w:rPr>
@@ -18215,7 +18618,7 @@
       </w:r>
       <w:r>
         <w:rPr>
-          <w:rFonts w:asciiTheme="minorBidi" w:hAnsiTheme="minorBidi" w:cstheme="minorBidi" w:hint="cs"/>
+          <w:rFonts w:hint="cs" w:asciiTheme="minorBidi" w:hAnsiTheme="minorBidi" w:cstheme="minorBidi"/>
           <w:color w:val="2F5496" w:themeColor="accent5" w:themeShade="BF"/>
           <w:rtl/>
         </w:rPr>
@@ -18231,7 +18634,7 @@
       </w:r>
       <w:r>
         <w:rPr>
-          <w:rFonts w:asciiTheme="minorBidi" w:hAnsiTheme="minorBidi" w:cstheme="minorBidi" w:hint="cs"/>
+          <w:rFonts w:hint="cs" w:asciiTheme="minorBidi" w:hAnsiTheme="minorBidi" w:cstheme="minorBidi"/>
           <w:color w:val="2F5496" w:themeColor="accent5" w:themeShade="BF"/>
           <w:rtl/>
         </w:rPr>
@@ -18396,7 +18799,7 @@
       </w:r>
       <w:r>
         <w:rPr>
-          <w:rFonts w:asciiTheme="minorBidi" w:hAnsiTheme="minorBidi" w:cstheme="minorBidi" w:hint="cs"/>
+          <w:rFonts w:hint="cs" w:asciiTheme="minorBidi" w:hAnsiTheme="minorBidi" w:cstheme="minorBidi"/>
           <w:color w:val="2F5496" w:themeColor="accent5" w:themeShade="BF"/>
           <w:rtl/>
         </w:rPr>
@@ -18404,7 +18807,7 @@
       </w:r>
       <w:r>
         <w:rPr>
-          <w:rFonts w:asciiTheme="minorBidi" w:hAnsiTheme="minorBidi" w:cstheme="minorBidi" w:hint="cs"/>
+          <w:rFonts w:hint="cs" w:asciiTheme="minorBidi" w:hAnsiTheme="minorBidi" w:cstheme="minorBidi"/>
           <w:color w:val="2F5496" w:themeColor="accent5" w:themeShade="BF"/>
           <w:rtl/>
         </w:rPr>
@@ -18412,7 +18815,7 @@
       </w:r>
       <w:r>
         <w:rPr>
-          <w:rFonts w:asciiTheme="minorBidi" w:hAnsiTheme="minorBidi" w:cstheme="minorBidi" w:hint="cs"/>
+          <w:rFonts w:hint="cs" w:asciiTheme="minorBidi" w:hAnsiTheme="minorBidi" w:cstheme="minorBidi"/>
           <w:color w:val="2F5496" w:themeColor="accent5" w:themeShade="BF"/>
           <w:rtl/>
         </w:rPr>
@@ -18430,7 +18833,7 @@
       </w:pPr>
       <w:r>
         <w:rPr>
-          <w:rFonts w:asciiTheme="minorBidi" w:hAnsiTheme="minorBidi" w:cstheme="minorBidi" w:hint="cs"/>
+          <w:rFonts w:hint="cs" w:asciiTheme="minorBidi" w:hAnsiTheme="minorBidi" w:cstheme="minorBidi"/>
           <w:b/>
           <w:bCs/>
           <w:color w:val="2F5496" w:themeColor="accent5" w:themeShade="BF"/>
@@ -18440,7 +18843,7 @@
       </w:r>
       <w:r>
         <w:rPr>
-          <w:rFonts w:asciiTheme="minorBidi" w:hAnsiTheme="minorBidi" w:cstheme="minorBidi" w:hint="cs"/>
+          <w:rFonts w:hint="cs" w:asciiTheme="minorBidi" w:hAnsiTheme="minorBidi" w:cstheme="minorBidi"/>
           <w:b/>
           <w:bCs/>
           <w:color w:val="2F5496" w:themeColor="accent5" w:themeShade="BF"/>
@@ -18457,7 +18860,7 @@
       </w:r>
       <w:r>
         <w:rPr>
-          <w:rFonts w:asciiTheme="minorBidi" w:hAnsiTheme="minorBidi" w:cstheme="minorBidi" w:hint="cs"/>
+          <w:rFonts w:hint="cs" w:asciiTheme="minorBidi" w:hAnsiTheme="minorBidi" w:cstheme="minorBidi"/>
           <w:color w:val="2F5496" w:themeColor="accent5" w:themeShade="BF"/>
           <w:rtl/>
         </w:rPr>
@@ -18473,7 +18876,7 @@
       </w:r>
       <w:r>
         <w:rPr>
-          <w:rFonts w:asciiTheme="minorBidi" w:hAnsiTheme="minorBidi" w:cstheme="minorBidi" w:hint="cs"/>
+          <w:rFonts w:hint="cs" w:asciiTheme="minorBidi" w:hAnsiTheme="minorBidi" w:cstheme="minorBidi"/>
           <w:color w:val="2F5496" w:themeColor="accent5" w:themeShade="BF"/>
           <w:rtl/>
         </w:rPr>
@@ -18491,7 +18894,7 @@
       </w:r>
       <w:r>
         <w:rPr>
-          <w:rFonts w:asciiTheme="minorBidi" w:hAnsiTheme="minorBidi" w:cstheme="minorBidi" w:hint="cs"/>
+          <w:rFonts w:hint="cs" w:asciiTheme="minorBidi" w:hAnsiTheme="minorBidi" w:cstheme="minorBidi"/>
           <w:b/>
           <w:bCs/>
           <w:color w:val="2F5496" w:themeColor="accent5" w:themeShade="BF"/>
@@ -18543,7 +18946,7 @@
       </w:r>
       <w:r>
         <w:rPr>
-          <w:rFonts w:asciiTheme="minorBidi" w:hAnsiTheme="minorBidi" w:cstheme="minorBidi" w:hint="cs"/>
+          <w:rFonts w:hint="cs" w:asciiTheme="minorBidi" w:hAnsiTheme="minorBidi" w:cstheme="minorBidi"/>
           <w:color w:val="2F5496" w:themeColor="accent5" w:themeShade="BF"/>
           <w:rtl/>
         </w:rPr>
@@ -18567,9 +18970,9 @@
           <w:color w:val="2F5496" w:themeColor="accent5" w:themeShade="BF"/>
         </w:rPr>
       </w:pPr>
-      <w:bookmarkStart w:id="86" w:name="_Toc235631470"/>
-      <w:bookmarkStart w:id="87" w:name="_Toc235709360"/>
-      <w:bookmarkStart w:id="88" w:name="_Toc235737377"/>
+      <w:bookmarkStart w:name="_Toc235631470" w:id="86"/>
+      <w:bookmarkStart w:name="_Toc235709360" w:id="87"/>
+      <w:bookmarkStart w:name="_Toc235737377" w:id="88"/>
       <w:r>
         <w:rPr>
           <w:i w:val="0"/>
@@ -18627,10 +19030,10 @@
           <w:color w:val="2F5496" w:themeColor="accent5" w:themeShade="BF"/>
         </w:rPr>
       </w:pPr>
-      <w:bookmarkStart w:id="89" w:name="_Toc235631471"/>
-      <w:r>
-        <w:rPr>
-          <w:rFonts w:asciiTheme="minorBidi" w:hAnsiTheme="minorBidi" w:cstheme="minorBidi" w:hint="cs"/>
+      <w:bookmarkStart w:name="_Toc235631471" w:id="89"/>
+      <w:r>
+        <w:rPr>
+          <w:rFonts w:hint="cs" w:asciiTheme="minorBidi" w:hAnsiTheme="minorBidi" w:cstheme="minorBidi"/>
           <w:color w:val="2F5496" w:themeColor="accent5" w:themeShade="BF"/>
           <w:rtl/>
         </w:rPr>
@@ -18729,7 +19132,7 @@
             </w:pPr>
             <w:r>
               <w:rPr>
-                <w:rFonts w:asciiTheme="minorBidi" w:hAnsiTheme="minorBidi" w:cstheme="minorBidi" w:hint="cs"/>
+                <w:rFonts w:hint="cs" w:asciiTheme="minorBidi" w:hAnsiTheme="minorBidi" w:cstheme="minorBidi"/>
                 <w:color w:val="000000"/>
                 <w:sz w:val="44"/>
                 <w:szCs w:val="44"/>
@@ -18783,7 +19186,7 @@
           <w:color w:val="2F5496" w:themeColor="accent5" w:themeShade="BF"/>
         </w:rPr>
       </w:pPr>
-      <w:bookmarkStart w:id="90" w:name="_Toc235631472"/>
+      <w:bookmarkStart w:name="_Toc235631472" w:id="90"/>
       <w:r>
         <w:rPr>
           <w:rFonts w:asciiTheme="minorBidi" w:hAnsiTheme="minorBidi" w:cstheme="minorBidi"/>
@@ -18801,7 +19204,7 @@
       </w:r>
       <w:r>
         <w:rPr>
-          <w:rFonts w:asciiTheme="minorBidi" w:hAnsiTheme="minorBidi" w:cstheme="minorBidi" w:hint="cs"/>
+          <w:rFonts w:hint="cs" w:asciiTheme="minorBidi" w:hAnsiTheme="minorBidi" w:cstheme="minorBidi"/>
           <w:color w:val="2F5496" w:themeColor="accent5" w:themeShade="BF"/>
           <w:rtl/>
         </w:rPr>
@@ -18961,7 +19364,7 @@
             </w:r>
             <w:r>
               <w:rPr>
-                <w:rFonts w:asciiTheme="minorBidi" w:hAnsiTheme="minorBidi" w:cstheme="minorBidi" w:hint="cs"/>
+                <w:rFonts w:hint="cs" w:asciiTheme="minorBidi" w:hAnsiTheme="minorBidi" w:cstheme="minorBidi"/>
                 <w:color w:val="000000"/>
                 <w:sz w:val="44"/>
                 <w:szCs w:val="44"/>
@@ -19027,7 +19430,7 @@
           <w:rtl/>
         </w:rPr>
       </w:pPr>
-      <w:bookmarkStart w:id="91" w:name="_Toc235631473"/>
+      <w:bookmarkStart w:name="_Toc235631473" w:id="91"/>
       <w:r>
         <w:rPr>
           <w:color w:val="2F5496" w:themeColor="accent5" w:themeShade="BF"/>
@@ -19231,7 +19634,7 @@
             </w:r>
             <w:r>
               <w:rPr>
-                <w:rFonts w:asciiTheme="minorBidi" w:hAnsiTheme="minorBidi" w:cstheme="minorBidi" w:hint="cs"/>
+                <w:rFonts w:hint="cs" w:asciiTheme="minorBidi" w:hAnsiTheme="minorBidi" w:cstheme="minorBidi"/>
                 <w:snapToGrid w:val="0"/>
                 <w:color w:val="2F5496" w:themeColor="accent5" w:themeShade="BF"/>
                 <w:rtl/>
@@ -19669,7 +20072,7 @@
           <w:color w:val="2F5496" w:themeColor="accent5" w:themeShade="BF"/>
         </w:rPr>
       </w:pPr>
-      <w:bookmarkStart w:id="92" w:name="_Toc235631474"/>
+      <w:bookmarkStart w:name="_Toc235631474" w:id="92"/>
       <w:r>
         <w:rPr>
           <w:rFonts w:asciiTheme="minorBidi" w:hAnsiTheme="minorBidi" w:cstheme="minorBidi"/>
@@ -19851,11 +20254,11 @@
           <w:rtl/>
         </w:rPr>
         <w:pict w14:anchorId="730977C5">
-          <v:group id="Group 17" o:spid="_x0000_s2055" style="position:absolute;left:0;text-align:left;margin-left:76.5pt;margin-top:33.55pt;width:368.75pt;height:292pt;z-index:251658248;mso-width-relative:margin;mso-height-relative:margin" coordorigin="1079,-7425" coordsize="54768,39715" o:gfxdata="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">
-            <v:shape id="Picture 1" o:spid="_x0000_s2056" type="#_x0000_t75" style="position:absolute;left:1079;top:-6096;width:54769;height:38385;rotation:-333189fd;visibility:visible" o:gfxdata="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">
-              <v:imagedata r:id="rId17" o:title=""/>
+          <v:group id="Group 17" style="position:absolute;left:0;text-align:left;margin-left:76.5pt;margin-top:33.55pt;width:368.75pt;height:292pt;z-index:251658248;mso-width-relative:margin;mso-height-relative:margin" coordsize="54768,39715" coordorigin="1079,-7425" o:spid="_x0000_s2055" o:gfxdata="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">
+            <v:shape id="Picture 1" style="position:absolute;left:1079;top:-6096;width:54769;height:38385;rotation:-333189fd;visibility:visible" o:spid="_x0000_s2056" type="#_x0000_t75" o:gfxdata="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">
+              <v:imagedata o:title="" r:id="rId17"/>
             </v:shape>
-            <v:shape id="Text Box 18" o:spid="_x0000_s2057" type="#_x0000_t202" style="position:absolute;left:40258;top:-7425;width:14250;height:5525;rotation:556546fd;visibility:visible" o:gfxdata="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" filled="f" stroked="f">
+            <v:shape id="Text Box 18" style="position:absolute;left:40258;top:-7425;width:14250;height:5525;rotation:556546fd;visibility:visible" o:spid="_x0000_s2057" filled="f" stroked="f" type="#_x0000_t202" o:gfxdata="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">
               <v:textbox style="mso-next-textbox:#Text Box 18">
                 <w:txbxContent>
                   <w:p>
@@ -19874,7 +20277,7 @@
                     </w:pPr>
                     <w:r>
                       <w:rPr>
-                        <w:rFonts w:cs="David" w:hint="cs"/>
+                        <w:rFonts w:hint="cs" w:cs="David"/>
                         <w:b/>
                         <w:noProof/>
                         <w:color w:val="C45911" w:themeColor="accent2" w:themeShade="BF"/>
@@ -19975,7 +20378,7 @@
           <w:rtl/>
         </w:rPr>
         <w:pict w14:anchorId="3A49A4E0">
-          <v:shape id="Text Box 19" o:spid="_x0000_s2054" type="#_x0000_t202" style="position:absolute;left:0;text-align:left;margin-left:190.75pt;margin-top:148.2pt;width:238pt;height:43.5pt;rotation:-1820028fd;z-index:251658242;visibility:visible;mso-width-relative:margin;mso-height-relative:margin" o:gfxdata="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" filled="f" stroked="f">
+          <v:shape id="Text Box 19" style="position:absolute;left:0;text-align:left;margin-left:190.75pt;margin-top:148.2pt;width:238pt;height:43.5pt;rotation:-1820028fd;z-index:251658242;visibility:visible;mso-width-relative:margin;mso-height-relative:margin" o:spid="_x0000_s2054" filled="f" stroked="f" type="#_x0000_t202" o:gfxdata="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">
             <v:textbox style="mso-next-textbox:#Text Box 19">
               <w:txbxContent>
                 <w:p>
@@ -20080,7 +20483,7 @@
           <w:rtl/>
         </w:rPr>
       </w:pPr>
-      <w:bookmarkStart w:id="93" w:name="_Toc490979690"/>
+      <w:bookmarkStart w:name="_Toc490979690" w:id="93"/>
       <w:bookmarkEnd w:id="93"/>
       <w:r>
         <w:rPr>
@@ -20098,9 +20501,9 @@
           <w:color w:val="2F5496" w:themeColor="accent5" w:themeShade="BF"/>
         </w:rPr>
       </w:pPr>
-      <w:bookmarkStart w:id="94" w:name="_Toc235631475"/>
-      <w:bookmarkStart w:id="95" w:name="_Toc235709361"/>
-      <w:bookmarkStart w:id="96" w:name="_Toc235737378"/>
+      <w:bookmarkStart w:name="_Toc235631475" w:id="94"/>
+      <w:bookmarkStart w:name="_Toc235709361" w:id="95"/>
+      <w:bookmarkStart w:name="_Toc235737378" w:id="96"/>
       <w:r>
         <w:rPr>
           <w:i w:val="0"/>
@@ -20131,10 +20534,10 @@
           <w:color w:val="2F5496" w:themeColor="accent5" w:themeShade="BF"/>
         </w:rPr>
       </w:pPr>
-      <w:bookmarkStart w:id="97" w:name="_Toc235631476"/>
-      <w:r>
-        <w:rPr>
-          <w:rFonts w:asciiTheme="minorBidi" w:hAnsiTheme="minorBidi" w:cstheme="minorBidi" w:hint="cs"/>
+      <w:bookmarkStart w:name="_Toc235631476" w:id="97"/>
+      <w:r>
+        <w:rPr>
+          <w:rFonts w:hint="cs" w:asciiTheme="minorBidi" w:hAnsiTheme="minorBidi" w:cstheme="minorBidi"/>
           <w:color w:val="2F5496" w:themeColor="accent5" w:themeShade="BF"/>
           <w:rtl/>
         </w:rPr>
@@ -20233,7 +20636,7 @@
             </w:pPr>
             <w:r>
               <w:rPr>
-                <w:rFonts w:asciiTheme="minorBidi" w:hAnsiTheme="minorBidi" w:cstheme="minorBidi" w:hint="cs"/>
+                <w:rFonts w:hint="cs" w:asciiTheme="minorBidi" w:hAnsiTheme="minorBidi" w:cstheme="minorBidi"/>
                 <w:color w:val="000000"/>
                 <w:sz w:val="44"/>
                 <w:szCs w:val="44"/>
@@ -20267,7 +20670,7 @@
           <w:color w:val="2F5496" w:themeColor="accent5" w:themeShade="BF"/>
         </w:rPr>
       </w:pPr>
-      <w:bookmarkStart w:id="98" w:name="_Toc235631477"/>
+      <w:bookmarkStart w:name="_Toc235631477" w:id="98"/>
       <w:r>
         <w:rPr>
           <w:rFonts w:asciiTheme="minorBidi" w:hAnsiTheme="minorBidi" w:cstheme="minorBidi"/>
@@ -20285,7 +20688,7 @@
       </w:r>
       <w:r>
         <w:rPr>
-          <w:rFonts w:asciiTheme="minorBidi" w:hAnsiTheme="minorBidi" w:cstheme="minorBidi" w:hint="cs"/>
+          <w:rFonts w:hint="cs" w:asciiTheme="minorBidi" w:hAnsiTheme="minorBidi" w:cstheme="minorBidi"/>
           <w:color w:val="2F5496" w:themeColor="accent5" w:themeShade="BF"/>
           <w:rtl/>
         </w:rPr>
@@ -20432,7 +20835,7 @@
             </w:r>
             <w:r>
               <w:rPr>
-                <w:rFonts w:asciiTheme="minorBidi" w:hAnsiTheme="minorBidi" w:cstheme="minorBidi" w:hint="cs"/>
+                <w:rFonts w:hint="cs" w:asciiTheme="minorBidi" w:hAnsiTheme="minorBidi" w:cstheme="minorBidi"/>
                 <w:color w:val="000000"/>
                 <w:sz w:val="44"/>
                 <w:szCs w:val="44"/>
@@ -20490,7 +20893,7 @@
           <w:rtl/>
         </w:rPr>
       </w:pPr>
-      <w:bookmarkStart w:id="99" w:name="_Toc235631478"/>
+      <w:bookmarkStart w:name="_Toc235631478" w:id="99"/>
       <w:r>
         <w:rPr>
           <w:color w:val="2F5496" w:themeColor="accent5" w:themeShade="BF"/>
@@ -20692,7 +21095,7 @@
             </w:r>
             <w:r>
               <w:rPr>
-                <w:rFonts w:asciiTheme="minorBidi" w:hAnsiTheme="minorBidi" w:cstheme="minorBidi" w:hint="cs"/>
+                <w:rFonts w:hint="cs" w:asciiTheme="minorBidi" w:hAnsiTheme="minorBidi" w:cstheme="minorBidi"/>
                 <w:snapToGrid w:val="0"/>
                 <w:color w:val="2F5496" w:themeColor="accent5" w:themeShade="BF"/>
                 <w:rtl/>
@@ -21129,7 +21532,7 @@
           <w:color w:val="2F5496" w:themeColor="accent5" w:themeShade="BF"/>
         </w:rPr>
       </w:pPr>
-      <w:bookmarkStart w:id="100" w:name="_Toc235631479"/>
+      <w:bookmarkStart w:name="_Toc235631479" w:id="100"/>
       <w:r>
         <w:rPr>
           <w:rFonts w:asciiTheme="minorBidi" w:hAnsiTheme="minorBidi" w:cstheme="minorBidi"/>
@@ -21140,7 +21543,7 @@
       </w:r>
       <w:r>
         <w:rPr>
-          <w:rFonts w:asciiTheme="minorBidi" w:hAnsiTheme="minorBidi" w:cstheme="minorBidi" w:hint="cs"/>
+          <w:rFonts w:hint="cs" w:asciiTheme="minorBidi" w:hAnsiTheme="minorBidi" w:cstheme="minorBidi"/>
           <w:color w:val="2F5496" w:themeColor="accent5" w:themeShade="BF"/>
           <w:rtl/>
         </w:rPr>
@@ -21404,9 +21807,9 @@
           <w:color w:val="2F5496" w:themeColor="accent5" w:themeShade="BF"/>
         </w:rPr>
       </w:pPr>
-      <w:bookmarkStart w:id="101" w:name="_Toc235631480"/>
-      <w:bookmarkStart w:id="102" w:name="_Toc235709362"/>
-      <w:bookmarkStart w:id="103" w:name="_Toc235737379"/>
+      <w:bookmarkStart w:name="_Toc235631480" w:id="101"/>
+      <w:bookmarkStart w:name="_Toc235709362" w:id="102"/>
+      <w:bookmarkStart w:name="_Toc235737379" w:id="103"/>
       <w:r>
         <w:rPr>
           <w:rFonts w:hint="cs"/>
@@ -21515,9 +21918,9 @@
           <w:rtl/>
         </w:rPr>
       </w:pPr>
-      <w:bookmarkStart w:id="104" w:name="_Toc235631481"/>
-      <w:bookmarkStart w:id="105" w:name="_Toc235709363"/>
-      <w:bookmarkStart w:id="106" w:name="_Toc235737380"/>
+      <w:bookmarkStart w:name="_Toc235631481" w:id="104"/>
+      <w:bookmarkStart w:name="_Toc235709363" w:id="105"/>
+      <w:bookmarkStart w:name="_Toc235737380" w:id="106"/>
       <w:r>
         <w:rPr>
           <w:i w:val="0"/>
@@ -21666,11 +22069,11 @@
           <w:rtl/>
         </w:rPr>
         <w:pict w14:anchorId="0AEB172F">
-          <v:group id="Group 11" o:spid="_x0000_s2051" style="position:absolute;left:0;text-align:left;margin-left:92pt;margin-top:37.35pt;width:466.75pt;height:305.5pt;z-index:251658250;mso-width-relative:margin;mso-height-relative:margin" coordorigin="-2032,127" coordsize="59842,42024" o:gfxdata="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">
-            <v:shape id="Picture 3" o:spid="_x0000_s2052" type="#_x0000_t75" style="position:absolute;left:-2032;top:698;width:56070;height:41453;rotation:-289676fd;visibility:visible" o:gfxdata="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">
-              <v:imagedata r:id="rId18" o:title=""/>
+          <v:group id="Group 11" style="position:absolute;left:0;text-align:left;margin-left:92pt;margin-top:37.35pt;width:466.75pt;height:305.5pt;z-index:251658250;mso-width-relative:margin;mso-height-relative:margin" coordsize="59842,42024" coordorigin="-2032,127" o:spid="_x0000_s2051" o:gfxdata="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">
+            <v:shape id="Picture 3" style="position:absolute;left:-2032;top:698;width:56070;height:41453;rotation:-289676fd;visibility:visible" o:spid="_x0000_s2052" type="#_x0000_t75" o:gfxdata="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">
+              <v:imagedata o:title="" r:id="rId18"/>
             </v:shape>
-            <v:shape id="Text Box 6" o:spid="_x0000_s2053" type="#_x0000_t202" style="position:absolute;left:43561;top:127;width:14249;height:5524;rotation:1104253fd;visibility:visible" o:gfxdata="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" filled="f" stroked="f">
+            <v:shape id="Text Box 6" style="position:absolute;left:43561;top:127;width:14249;height:5524;rotation:1104253fd;visibility:visible" o:spid="_x0000_s2053" filled="f" stroked="f" type="#_x0000_t202" o:gfxdata="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">
               <v:textbox style="mso-next-textbox:#Text Box 6">
                 <w:txbxContent>
                   <w:p>
@@ -21689,7 +22092,7 @@
                     </w:pPr>
                     <w:r>
                       <w:rPr>
-                        <w:rFonts w:cs="David" w:hint="cs"/>
+                        <w:rFonts w:hint="cs" w:cs="David"/>
                         <w:b/>
                         <w:noProof/>
                         <w:color w:val="C45911" w:themeColor="accent2" w:themeShade="BF"/>
@@ -21795,9 +22198,9 @@
           <w:rtl/>
         </w:rPr>
       </w:pPr>
-      <w:bookmarkStart w:id="107" w:name="_Toc235631482"/>
-      <w:bookmarkStart w:id="108" w:name="_Toc235709364"/>
-      <w:bookmarkStart w:id="109" w:name="_Toc235737381"/>
+      <w:bookmarkStart w:name="_Toc235631482" w:id="107"/>
+      <w:bookmarkStart w:name="_Toc235709364" w:id="108"/>
+      <w:bookmarkStart w:name="_Toc235737381" w:id="109"/>
       <w:r>
         <w:rPr>
           <w:i w:val="0"/>
@@ -22135,9 +22538,9 @@
           <w:color w:val="2F5496" w:themeColor="accent5" w:themeShade="BF"/>
         </w:rPr>
       </w:pPr>
-      <w:bookmarkStart w:id="110" w:name="_Toc235631483"/>
-      <w:bookmarkStart w:id="111" w:name="_Toc235709365"/>
-      <w:bookmarkStart w:id="112" w:name="_Toc235737382"/>
+      <w:bookmarkStart w:name="_Toc235631483" w:id="110"/>
+      <w:bookmarkStart w:name="_Toc235709365" w:id="111"/>
+      <w:bookmarkStart w:name="_Toc235737382" w:id="112"/>
       <w:r>
         <w:rPr>
           <w:rFonts w:hint="cs"/>
@@ -22536,9 +22939,9 @@
           <w:rtl/>
         </w:rPr>
       </w:pPr>
-      <w:bookmarkStart w:id="113" w:name="_Toc235631484"/>
-      <w:bookmarkStart w:id="114" w:name="_Toc235709366"/>
-      <w:bookmarkStart w:id="115" w:name="_Toc235737383"/>
+      <w:bookmarkStart w:name="_Toc235631484" w:id="113"/>
+      <w:bookmarkStart w:name="_Toc235709366" w:id="114"/>
+      <w:bookmarkStart w:name="_Toc235737383" w:id="115"/>
       <w:r>
         <w:rPr>
           <w:rFonts w:hint="cs"/>
@@ -22594,7 +22997,7 @@
           <w:noProof/>
         </w:rPr>
         <w:pict w14:anchorId="65AFE55F">
-          <v:shape id="Text Box 10" o:spid="_x0000_s2050" type="#_x0000_t202" style="position:absolute;left:0;text-align:left;margin-left:270.3pt;margin-top:151.95pt;width:112.2pt;height:43.5pt;rotation:1672633fd;z-index:251658251;visibility:visible;mso-width-relative:margin;mso-height-relative:margin" o:gfxdata="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" filled="f" stroked="f">
+          <v:shape id="Text Box 10" style="position:absolute;left:0;text-align:left;margin-left:270.3pt;margin-top:151.95pt;width:112.2pt;height:43.5pt;rotation:1672633fd;z-index:251658251;visibility:visible;mso-width-relative:margin;mso-height-relative:margin" o:spid="_x0000_s2050" filled="f" stroked="f" type="#_x0000_t202" o:gfxdata="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">
             <v:textbox style="mso-next-textbox:#Text Box 10">
               <w:txbxContent>
                 <w:p>
@@ -22613,7 +23016,7 @@
                   </w:pPr>
                   <w:r>
                     <w:rPr>
-                      <w:rFonts w:cs="David" w:hint="cs"/>
+                      <w:rFonts w:hint="cs" w:cs="David"/>
                       <w:b/>
                       <w:noProof/>
                       <w:color w:val="C45911" w:themeColor="accent2" w:themeShade="BF"/>
@@ -22991,7 +23394,7 @@
                       <w:szCs w:val="52"/>
                     </w:rPr>
                   </w:pPr>
-                  <w:hyperlink r:id="rId20" w:tgtFrame="_blank" w:history="1">
+                  <w:hyperlink w:tgtFrame="_blank" w:history="1" r:id="rId20">
                     <w:r>
                       <w:rPr>
                         <w:rStyle w:val="Hyperlink"/>
@@ -23010,7 +23413,7 @@
                     <w:r>
                       <w:rPr>
                         <w:rStyle w:val="Hyperlink"/>
-                        <w:rFonts w:asciiTheme="minorBidi" w:hAnsiTheme="minorBidi" w:cstheme="minorBidi" w:hint="cs"/>
+                        <w:rFonts w:hint="cs" w:asciiTheme="minorBidi" w:hAnsiTheme="minorBidi" w:cstheme="minorBidi"/>
                         <w:b/>
                         <w:bCs/>
                         <w:caps/>
@@ -23100,7 +23503,7 @@
   <w:p>
     <w:pPr>
       <w:pStyle w:val="Footer"/>
-      <w:framePr w:wrap="around" w:vAnchor="text" w:hAnchor="text" w:xAlign="center" w:y="1"/>
+      <w:framePr w:wrap="around" w:hAnchor="text" w:vAnchor="text" w:xAlign="center" w:y="1"/>
       <w:rPr>
         <w:rStyle w:val="PageNumber"/>
       </w:rPr>
@@ -23173,7 +23576,6 @@
           <w:docPartUnique/>
         </w:docPartObj>
       </w:sdtPr>
-      <w:sdtEndPr/>
       <w:sdtContent>
         <w:r>
           <w:rPr>
@@ -23342,7 +23744,7 @@
         <w:ind w:left="720" w:hanging="360"/>
       </w:pPr>
       <w:rPr>
-        <w:rFonts w:ascii="Symbol" w:hAnsi="Symbol" w:hint="default"/>
+        <w:rFonts w:hint="default" w:ascii="Symbol" w:hAnsi="Symbol"/>
       </w:rPr>
     </w:lvl>
   </w:abstractNum>
@@ -23359,7 +23761,7 @@
         <w:ind w:left="1548" w:hanging="360"/>
       </w:pPr>
       <w:rPr>
-        <w:rFonts w:ascii="Symbol" w:hAnsi="Symbol" w:hint="default"/>
+        <w:rFonts w:hint="default" w:ascii="Symbol" w:hAnsi="Symbol"/>
       </w:rPr>
     </w:lvl>
     <w:lvl w:ilvl="1" w:tplc="04090003" w:tentative="1">
@@ -23371,7 +23773,7 @@
         <w:ind w:left="2268" w:hanging="360"/>
       </w:pPr>
       <w:rPr>
-        <w:rFonts w:ascii="Courier New" w:hAnsi="Courier New" w:cs="Courier New" w:hint="default"/>
+        <w:rFonts w:hint="default" w:ascii="Courier New" w:hAnsi="Courier New" w:cs="Courier New"/>
       </w:rPr>
     </w:lvl>
     <w:lvl w:ilvl="2" w:tplc="04090005" w:tentative="1">
@@ -23383,7 +23785,7 @@
         <w:ind w:left="2988" w:hanging="360"/>
       </w:pPr>
       <w:rPr>
-        <w:rFonts w:ascii="Wingdings" w:hAnsi="Wingdings" w:hint="default"/>
+        <w:rFonts w:hint="default" w:ascii="Wingdings" w:hAnsi="Wingdings"/>
       </w:rPr>
     </w:lvl>
     <w:lvl w:ilvl="3" w:tplc="04090001" w:tentative="1">
@@ -23395,7 +23797,7 @@
         <w:ind w:left="3708" w:hanging="360"/>
       </w:pPr>
       <w:rPr>
-        <w:rFonts w:ascii="Symbol" w:hAnsi="Symbol" w:hint="default"/>
+        <w:rFonts w:hint="default" w:ascii="Symbol" w:hAnsi="Symbol"/>
       </w:rPr>
     </w:lvl>
     <w:lvl w:ilvl="4" w:tplc="04090003" w:tentative="1">
@@ -23407,7 +23809,7 @@
         <w:ind w:left="4428" w:hanging="360"/>
       </w:pPr>
       <w:rPr>
-        <w:rFonts w:ascii="Courier New" w:hAnsi="Courier New" w:cs="Courier New" w:hint="default"/>
+        <w:rFonts w:hint="default" w:ascii="Courier New" w:hAnsi="Courier New" w:cs="Courier New"/>
       </w:rPr>
     </w:lvl>
     <w:lvl w:ilvl="5" w:tplc="04090005" w:tentative="1">
@@ -23419,7 +23821,7 @@
         <w:ind w:left="5148" w:hanging="360"/>
       </w:pPr>
       <w:rPr>
-        <w:rFonts w:ascii="Wingdings" w:hAnsi="Wingdings" w:hint="default"/>
+        <w:rFonts w:hint="default" w:ascii="Wingdings" w:hAnsi="Wingdings"/>
       </w:rPr>
     </w:lvl>
     <w:lvl w:ilvl="6" w:tplc="04090001" w:tentative="1">
@@ -23431,7 +23833,7 @@
         <w:ind w:left="5868" w:hanging="360"/>
       </w:pPr>
       <w:rPr>
-        <w:rFonts w:ascii="Symbol" w:hAnsi="Symbol" w:hint="default"/>
+        <w:rFonts w:hint="default" w:ascii="Symbol" w:hAnsi="Symbol"/>
       </w:rPr>
     </w:lvl>
     <w:lvl w:ilvl="7" w:tplc="04090003" w:tentative="1">
@@ -23443,7 +23845,7 @@
         <w:ind w:left="6588" w:hanging="360"/>
       </w:pPr>
       <w:rPr>
-        <w:rFonts w:ascii="Courier New" w:hAnsi="Courier New" w:cs="Courier New" w:hint="default"/>
+        <w:rFonts w:hint="default" w:ascii="Courier New" w:hAnsi="Courier New" w:cs="Courier New"/>
       </w:rPr>
     </w:lvl>
     <w:lvl w:ilvl="8" w:tplc="04090005" w:tentative="1">
@@ -23455,7 +23857,7 @@
         <w:ind w:left="7308" w:hanging="360"/>
       </w:pPr>
       <w:rPr>
-        <w:rFonts w:ascii="Wingdings" w:hAnsi="Wingdings" w:hint="default"/>
+        <w:rFonts w:hint="default" w:ascii="Wingdings" w:hAnsi="Wingdings"/>
       </w:rPr>
     </w:lvl>
   </w:abstractNum>
@@ -23558,7 +23960,7 @@
         <w:ind w:left="720" w:hanging="360"/>
       </w:pPr>
       <w:rPr>
-        <w:rFonts w:ascii="Symbol" w:hAnsi="Symbol" w:hint="default"/>
+        <w:rFonts w:hint="default" w:ascii="Symbol" w:hAnsi="Symbol"/>
       </w:rPr>
     </w:lvl>
     <w:lvl w:ilvl="1" w:tplc="20000003" w:tentative="1">
@@ -23570,7 +23972,7 @@
         <w:ind w:left="1440" w:hanging="360"/>
       </w:pPr>
       <w:rPr>
-        <w:rFonts w:ascii="Courier New" w:hAnsi="Courier New" w:cs="Courier New" w:hint="default"/>
+        <w:rFonts w:hint="default" w:ascii="Courier New" w:hAnsi="Courier New" w:cs="Courier New"/>
       </w:rPr>
     </w:lvl>
     <w:lvl w:ilvl="2" w:tplc="20000005" w:tentative="1">
@@ -23582,7 +23984,7 @@
         <w:ind w:left="2160" w:hanging="360"/>
       </w:pPr>
       <w:rPr>
-        <w:rFonts w:ascii="Wingdings" w:hAnsi="Wingdings" w:hint="default"/>
+        <w:rFonts w:hint="default" w:ascii="Wingdings" w:hAnsi="Wingdings"/>
       </w:rPr>
     </w:lvl>
     <w:lvl w:ilvl="3" w:tplc="20000001" w:tentative="1">
@@ -23594,7 +23996,7 @@
         <w:ind w:left="2880" w:hanging="360"/>
       </w:pPr>
       <w:rPr>
-        <w:rFonts w:ascii="Symbol" w:hAnsi="Symbol" w:hint="default"/>
+        <w:rFonts w:hint="default" w:ascii="Symbol" w:hAnsi="Symbol"/>
       </w:rPr>
     </w:lvl>
     <w:lvl w:ilvl="4" w:tplc="20000003" w:tentative="1">
@@ -23606,7 +24008,7 @@
         <w:ind w:left="3600" w:hanging="360"/>
       </w:pPr>
       <w:rPr>
-        <w:rFonts w:ascii="Courier New" w:hAnsi="Courier New" w:cs="Courier New" w:hint="default"/>
+        <w:rFonts w:hint="default" w:ascii="Courier New" w:hAnsi="Courier New" w:cs="Courier New"/>
       </w:rPr>
     </w:lvl>
     <w:lvl w:ilvl="5" w:tplc="20000005" w:tentative="1">
@@ -23618,7 +24020,7 @@
         <w:ind w:left="4320" w:hanging="360"/>
       </w:pPr>
       <w:rPr>
-        <w:rFonts w:ascii="Wingdings" w:hAnsi="Wingdings" w:hint="default"/>
+        <w:rFonts w:hint="default" w:ascii="Wingdings" w:hAnsi="Wingdings"/>
       </w:rPr>
     </w:lvl>
     <w:lvl w:ilvl="6" w:tplc="20000001" w:tentative="1">
@@ -23630,7 +24032,7 @@
         <w:ind w:left="5040" w:hanging="360"/>
       </w:pPr>
       <w:rPr>
-        <w:rFonts w:ascii="Symbol" w:hAnsi="Symbol" w:hint="default"/>
+        <w:rFonts w:hint="default" w:ascii="Symbol" w:hAnsi="Symbol"/>
       </w:rPr>
     </w:lvl>
     <w:lvl w:ilvl="7" w:tplc="20000003" w:tentative="1">
@@ -23642,7 +24044,7 @@
         <w:ind w:left="5760" w:hanging="360"/>
       </w:pPr>
       <w:rPr>
-        <w:rFonts w:ascii="Courier New" w:hAnsi="Courier New" w:cs="Courier New" w:hint="default"/>
+        <w:rFonts w:hint="default" w:ascii="Courier New" w:hAnsi="Courier New" w:cs="Courier New"/>
       </w:rPr>
     </w:lvl>
     <w:lvl w:ilvl="8" w:tplc="20000005" w:tentative="1">
@@ -23654,7 +24056,7 @@
         <w:ind w:left="6480" w:hanging="360"/>
       </w:pPr>
       <w:rPr>
-        <w:rFonts w:ascii="Wingdings" w:hAnsi="Wingdings" w:hint="default"/>
+        <w:rFonts w:hint="default" w:ascii="Wingdings" w:hAnsi="Wingdings"/>
       </w:rPr>
     </w:lvl>
   </w:abstractNum>
@@ -23757,7 +24159,7 @@
         <w:ind w:left="760" w:hanging="360"/>
       </w:pPr>
       <w:rPr>
-        <w:rFonts w:ascii="Wingdings 2" w:hAnsi="Wingdings 2" w:hint="default"/>
+        <w:rFonts w:hint="default" w:ascii="Wingdings 2" w:hAnsi="Wingdings 2"/>
       </w:rPr>
     </w:lvl>
     <w:lvl w:ilvl="1" w:tplc="04090003" w:tentative="1">
@@ -23769,7 +24171,7 @@
         <w:ind w:left="1480" w:hanging="360"/>
       </w:pPr>
       <w:rPr>
-        <w:rFonts w:ascii="Courier New" w:hAnsi="Courier New" w:cs="Courier New" w:hint="default"/>
+        <w:rFonts w:hint="default" w:ascii="Courier New" w:hAnsi="Courier New" w:cs="Courier New"/>
       </w:rPr>
     </w:lvl>
     <w:lvl w:ilvl="2" w:tplc="04090005" w:tentative="1">
@@ -23781,7 +24183,7 @@
         <w:ind w:left="2200" w:hanging="360"/>
       </w:pPr>
       <w:rPr>
-        <w:rFonts w:ascii="Wingdings" w:hAnsi="Wingdings" w:hint="default"/>
+        <w:rFonts w:hint="default" w:ascii="Wingdings" w:hAnsi="Wingdings"/>
       </w:rPr>
     </w:lvl>
     <w:lvl w:ilvl="3" w:tplc="04090001" w:tentative="1">
@@ -23793,7 +24195,7 @@
         <w:ind w:left="2920" w:hanging="360"/>
       </w:pPr>
       <w:rPr>
-        <w:rFonts w:ascii="Symbol" w:hAnsi="Symbol" w:hint="default"/>
+        <w:rFonts w:hint="default" w:ascii="Symbol" w:hAnsi="Symbol"/>
       </w:rPr>
     </w:lvl>
     <w:lvl w:ilvl="4" w:tplc="04090003" w:tentative="1">
@@ -23805,7 +24207,7 @@
         <w:ind w:left="3640" w:hanging="360"/>
       </w:pPr>
       <w:rPr>
-        <w:rFonts w:ascii="Courier New" w:hAnsi="Courier New" w:cs="Courier New" w:hint="default"/>
+        <w:rFonts w:hint="default" w:ascii="Courier New" w:hAnsi="Courier New" w:cs="Courier New"/>
       </w:rPr>
     </w:lvl>
     <w:lvl w:ilvl="5" w:tplc="04090005" w:tentative="1">
@@ -23817,7 +24219,7 @@
         <w:ind w:left="4360" w:hanging="360"/>
       </w:pPr>
       <w:rPr>
-        <w:rFonts w:ascii="Wingdings" w:hAnsi="Wingdings" w:hint="default"/>
+        <w:rFonts w:hint="default" w:ascii="Wingdings" w:hAnsi="Wingdings"/>
       </w:rPr>
     </w:lvl>
     <w:lvl w:ilvl="6" w:tplc="04090001" w:tentative="1">
@@ -23829,7 +24231,7 @@
         <w:ind w:left="5080" w:hanging="360"/>
       </w:pPr>
       <w:rPr>
-        <w:rFonts w:ascii="Symbol" w:hAnsi="Symbol" w:hint="default"/>
+        <w:rFonts w:hint="default" w:ascii="Symbol" w:hAnsi="Symbol"/>
       </w:rPr>
     </w:lvl>
     <w:lvl w:ilvl="7" w:tplc="04090003" w:tentative="1">
@@ -23841,7 +24243,7 @@
         <w:ind w:left="5800" w:hanging="360"/>
       </w:pPr>
       <w:rPr>
-        <w:rFonts w:ascii="Courier New" w:hAnsi="Courier New" w:cs="Courier New" w:hint="default"/>
+        <w:rFonts w:hint="default" w:ascii="Courier New" w:hAnsi="Courier New" w:cs="Courier New"/>
       </w:rPr>
     </w:lvl>
     <w:lvl w:ilvl="8" w:tplc="04090005" w:tentative="1">
@@ -23853,7 +24255,7 @@
         <w:ind w:left="6520" w:hanging="360"/>
       </w:pPr>
       <w:rPr>
-        <w:rFonts w:ascii="Wingdings" w:hAnsi="Wingdings" w:hint="default"/>
+        <w:rFonts w:hint="default" w:ascii="Wingdings" w:hAnsi="Wingdings"/>
       </w:rPr>
     </w:lvl>
   </w:abstractNum>
@@ -24045,7 +24447,7 @@
         <w:ind w:left="1080" w:hanging="360"/>
       </w:pPr>
       <w:rPr>
-        <w:rFonts w:ascii="Arial" w:eastAsia="Times New Roman" w:hAnsi="Arial" w:cs="Arial" w:hint="default"/>
+        <w:rFonts w:hint="default" w:ascii="Arial" w:hAnsi="Arial" w:eastAsia="Times New Roman" w:cs="Arial"/>
       </w:rPr>
     </w:lvl>
     <w:lvl w:ilvl="1" w:tplc="20000003" w:tentative="1">
@@ -24057,7 +24459,7 @@
         <w:ind w:left="1800" w:hanging="360"/>
       </w:pPr>
       <w:rPr>
-        <w:rFonts w:ascii="Courier New" w:hAnsi="Courier New" w:cs="Courier New" w:hint="default"/>
+        <w:rFonts w:hint="default" w:ascii="Courier New" w:hAnsi="Courier New" w:cs="Courier New"/>
       </w:rPr>
     </w:lvl>
     <w:lvl w:ilvl="2" w:tplc="20000005" w:tentative="1">
@@ -24069,7 +24471,7 @@
         <w:ind w:left="2520" w:hanging="360"/>
       </w:pPr>
       <w:rPr>
-        <w:rFonts w:ascii="Wingdings" w:hAnsi="Wingdings" w:hint="default"/>
+        <w:rFonts w:hint="default" w:ascii="Wingdings" w:hAnsi="Wingdings"/>
       </w:rPr>
     </w:lvl>
     <w:lvl w:ilvl="3" w:tplc="20000001" w:tentative="1">
@@ -24081,7 +24483,7 @@
         <w:ind w:left="3240" w:hanging="360"/>
       </w:pPr>
       <w:rPr>
-        <w:rFonts w:ascii="Symbol" w:hAnsi="Symbol" w:hint="default"/>
+        <w:rFonts w:hint="default" w:ascii="Symbol" w:hAnsi="Symbol"/>
       </w:rPr>
     </w:lvl>
     <w:lvl w:ilvl="4" w:tplc="20000003" w:tentative="1">
@@ -24093,7 +24495,7 @@
         <w:ind w:left="3960" w:hanging="360"/>
       </w:pPr>
       <w:rPr>
-        <w:rFonts w:ascii="Courier New" w:hAnsi="Courier New" w:cs="Courier New" w:hint="default"/>
+        <w:rFonts w:hint="default" w:ascii="Courier New" w:hAnsi="Courier New" w:cs="Courier New"/>
       </w:rPr>
     </w:lvl>
     <w:lvl w:ilvl="5" w:tplc="20000005" w:tentative="1">
@@ -24105,7 +24507,7 @@
         <w:ind w:left="4680" w:hanging="360"/>
       </w:pPr>
       <w:rPr>
-        <w:rFonts w:ascii="Wingdings" w:hAnsi="Wingdings" w:hint="default"/>
+        <w:rFonts w:hint="default" w:ascii="Wingdings" w:hAnsi="Wingdings"/>
       </w:rPr>
     </w:lvl>
     <w:lvl w:ilvl="6" w:tplc="20000001" w:tentative="1">
@@ -24117,7 +24519,7 @@
         <w:ind w:left="5400" w:hanging="360"/>
       </w:pPr>
       <w:rPr>
-        <w:rFonts w:ascii="Symbol" w:hAnsi="Symbol" w:hint="default"/>
+        <w:rFonts w:hint="default" w:ascii="Symbol" w:hAnsi="Symbol"/>
       </w:rPr>
     </w:lvl>
     <w:lvl w:ilvl="7" w:tplc="20000003" w:tentative="1">
@@ -24129,7 +24531,7 @@
         <w:ind w:left="6120" w:hanging="360"/>
       </w:pPr>
       <w:rPr>
-        <w:rFonts w:ascii="Courier New" w:hAnsi="Courier New" w:cs="Courier New" w:hint="default"/>
+        <w:rFonts w:hint="default" w:ascii="Courier New" w:hAnsi="Courier New" w:cs="Courier New"/>
       </w:rPr>
     </w:lvl>
     <w:lvl w:ilvl="8" w:tplc="20000005" w:tentative="1">
@@ -24141,7 +24543,7 @@
         <w:ind w:left="6840" w:hanging="360"/>
       </w:pPr>
       <w:rPr>
-        <w:rFonts w:ascii="Wingdings" w:hAnsi="Wingdings" w:hint="default"/>
+        <w:rFonts w:hint="default" w:ascii="Wingdings" w:hAnsi="Wingdings"/>
       </w:rPr>
     </w:lvl>
   </w:abstractNum>
@@ -24158,7 +24560,7 @@
         <w:ind w:left="1003" w:hanging="360"/>
       </w:pPr>
       <w:rPr>
-        <w:rFonts w:ascii="Symbol" w:hAnsi="Symbol" w:hint="default"/>
+        <w:rFonts w:hint="default" w:ascii="Symbol" w:hAnsi="Symbol"/>
       </w:rPr>
     </w:lvl>
     <w:lvl w:ilvl="1" w:tplc="04090003" w:tentative="1">
@@ -24170,7 +24572,7 @@
         <w:ind w:left="1723" w:hanging="360"/>
       </w:pPr>
       <w:rPr>
-        <w:rFonts w:ascii="Courier New" w:hAnsi="Courier New" w:cs="Courier New" w:hint="default"/>
+        <w:rFonts w:hint="default" w:ascii="Courier New" w:hAnsi="Courier New" w:cs="Courier New"/>
       </w:rPr>
     </w:lvl>
     <w:lvl w:ilvl="2" w:tplc="04090005" w:tentative="1">
@@ -24182,7 +24584,7 @@
         <w:ind w:left="2443" w:hanging="360"/>
       </w:pPr>
       <w:rPr>
-        <w:rFonts w:ascii="Wingdings" w:hAnsi="Wingdings" w:hint="default"/>
+        <w:rFonts w:hint="default" w:ascii="Wingdings" w:hAnsi="Wingdings"/>
       </w:rPr>
     </w:lvl>
     <w:lvl w:ilvl="3" w:tplc="04090001" w:tentative="1">
@@ -24194,7 +24596,7 @@
         <w:ind w:left="3163" w:hanging="360"/>
       </w:pPr>
       <w:rPr>
-        <w:rFonts w:ascii="Symbol" w:hAnsi="Symbol" w:hint="default"/>
+        <w:rFonts w:hint="default" w:ascii="Symbol" w:hAnsi="Symbol"/>
       </w:rPr>
     </w:lvl>
     <w:lvl w:ilvl="4" w:tplc="04090003" w:tentative="1">
@@ -24206,7 +24608,7 @@
         <w:ind w:left="3883" w:hanging="360"/>
       </w:pPr>
       <w:rPr>
-        <w:rFonts w:ascii="Courier New" w:hAnsi="Courier New" w:cs="Courier New" w:hint="default"/>
+        <w:rFonts w:hint="default" w:ascii="Courier New" w:hAnsi="Courier New" w:cs="Courier New"/>
       </w:rPr>
     </w:lvl>
     <w:lvl w:ilvl="5" w:tplc="04090005" w:tentative="1">
@@ -24218,7 +24620,7 @@
         <w:ind w:left="4603" w:hanging="360"/>
       </w:pPr>
       <w:rPr>
-        <w:rFonts w:ascii="Wingdings" w:hAnsi="Wingdings" w:hint="default"/>
+        <w:rFonts w:hint="default" w:ascii="Wingdings" w:hAnsi="Wingdings"/>
       </w:rPr>
     </w:lvl>
     <w:lvl w:ilvl="6" w:tplc="04090001" w:tentative="1">
@@ -24230,7 +24632,7 @@
         <w:ind w:left="5323" w:hanging="360"/>
       </w:pPr>
       <w:rPr>
-        <w:rFonts w:ascii="Symbol" w:hAnsi="Symbol" w:hint="default"/>
+        <w:rFonts w:hint="default" w:ascii="Symbol" w:hAnsi="Symbol"/>
       </w:rPr>
     </w:lvl>
     <w:lvl w:ilvl="7" w:tplc="04090003" w:tentative="1">
@@ -24242,7 +24644,7 @@
         <w:ind w:left="6043" w:hanging="360"/>
       </w:pPr>
       <w:rPr>
-        <w:rFonts w:ascii="Courier New" w:hAnsi="Courier New" w:cs="Courier New" w:hint="default"/>
+        <w:rFonts w:hint="default" w:ascii="Courier New" w:hAnsi="Courier New" w:cs="Courier New"/>
       </w:rPr>
     </w:lvl>
     <w:lvl w:ilvl="8" w:tplc="04090005" w:tentative="1">
@@ -24254,7 +24656,7 @@
         <w:ind w:left="6763" w:hanging="360"/>
       </w:pPr>
       <w:rPr>
-        <w:rFonts w:ascii="Wingdings" w:hAnsi="Wingdings" w:hint="default"/>
+        <w:rFonts w:hint="default" w:ascii="Wingdings" w:hAnsi="Wingdings"/>
       </w:rPr>
     </w:lvl>
   </w:abstractNum>
@@ -24541,7 +24943,7 @@
         <w:ind w:left="720" w:hanging="360"/>
       </w:pPr>
       <w:rPr>
-        <w:rFonts w:ascii="Symbol" w:hAnsi="Symbol" w:hint="default"/>
+        <w:rFonts w:hint="default" w:ascii="Symbol" w:hAnsi="Symbol"/>
       </w:rPr>
     </w:lvl>
     <w:lvl w:ilvl="1" w:tplc="04090003" w:tentative="1">
@@ -24553,7 +24955,7 @@
         <w:ind w:left="1440" w:hanging="360"/>
       </w:pPr>
       <w:rPr>
-        <w:rFonts w:ascii="Courier New" w:hAnsi="Courier New" w:cs="Courier New" w:hint="default"/>
+        <w:rFonts w:hint="default" w:ascii="Courier New" w:hAnsi="Courier New" w:cs="Courier New"/>
       </w:rPr>
     </w:lvl>
     <w:lvl w:ilvl="2" w:tplc="04090005" w:tentative="1">
@@ -24565,7 +24967,7 @@
         <w:ind w:left="2160" w:hanging="360"/>
       </w:pPr>
       <w:rPr>
-        <w:rFonts w:ascii="Wingdings" w:hAnsi="Wingdings" w:hint="default"/>
+        <w:rFonts w:hint="default" w:ascii="Wingdings" w:hAnsi="Wingdings"/>
       </w:rPr>
     </w:lvl>
     <w:lvl w:ilvl="3" w:tplc="04090001" w:tentative="1">
@@ -24577,7 +24979,7 @@
         <w:ind w:left="2880" w:hanging="360"/>
       </w:pPr>
       <w:rPr>
-        <w:rFonts w:ascii="Symbol" w:hAnsi="Symbol" w:hint="default"/>
+        <w:rFonts w:hint="default" w:ascii="Symbol" w:hAnsi="Symbol"/>
       </w:rPr>
     </w:lvl>
     <w:lvl w:ilvl="4" w:tplc="04090003" w:tentative="1">
@@ -24589,7 +24991,7 @@
         <w:ind w:left="3600" w:hanging="360"/>
       </w:pPr>
       <w:rPr>
-        <w:rFonts w:ascii="Courier New" w:hAnsi="Courier New" w:cs="Courier New" w:hint="default"/>
+        <w:rFonts w:hint="default" w:ascii="Courier New" w:hAnsi="Courier New" w:cs="Courier New"/>
       </w:rPr>
     </w:lvl>
     <w:lvl w:ilvl="5" w:tplc="04090005" w:tentative="1">
@@ -24601,7 +25003,7 @@
         <w:ind w:left="4320" w:hanging="360"/>
       </w:pPr>
       <w:rPr>
-        <w:rFonts w:ascii="Wingdings" w:hAnsi="Wingdings" w:hint="default"/>
+        <w:rFonts w:hint="default" w:ascii="Wingdings" w:hAnsi="Wingdings"/>
       </w:rPr>
     </w:lvl>
     <w:lvl w:ilvl="6" w:tplc="04090001" w:tentative="1">
@@ -24613,7 +25015,7 @@
         <w:ind w:left="5040" w:hanging="360"/>
       </w:pPr>
       <w:rPr>
-        <w:rFonts w:ascii="Symbol" w:hAnsi="Symbol" w:hint="default"/>
+        <w:rFonts w:hint="default" w:ascii="Symbol" w:hAnsi="Symbol"/>
       </w:rPr>
     </w:lvl>
     <w:lvl w:ilvl="7" w:tplc="04090003" w:tentative="1">
@@ -24625,7 +25027,7 @@
         <w:ind w:left="5760" w:hanging="360"/>
       </w:pPr>
       <w:rPr>
-        <w:rFonts w:ascii="Courier New" w:hAnsi="Courier New" w:cs="Courier New" w:hint="default"/>
+        <w:rFonts w:hint="default" w:ascii="Courier New" w:hAnsi="Courier New" w:cs="Courier New"/>
       </w:rPr>
     </w:lvl>
     <w:lvl w:ilvl="8" w:tplc="04090005" w:tentative="1">
@@ -24637,7 +25039,7 @@
         <w:ind w:left="6480" w:hanging="360"/>
       </w:pPr>
       <w:rPr>
-        <w:rFonts w:ascii="Wingdings" w:hAnsi="Wingdings" w:hint="default"/>
+        <w:rFonts w:hint="default" w:ascii="Wingdings" w:hAnsi="Wingdings"/>
       </w:rPr>
     </w:lvl>
   </w:abstractNum>
@@ -24740,7 +25142,7 @@
         <w:ind w:left="1003" w:hanging="360"/>
       </w:pPr>
       <w:rPr>
-        <w:rFonts w:ascii="Symbol" w:hAnsi="Symbol" w:hint="default"/>
+        <w:rFonts w:hint="default" w:ascii="Symbol" w:hAnsi="Symbol"/>
       </w:rPr>
     </w:lvl>
     <w:lvl w:ilvl="1" w:tplc="04090003">
@@ -24752,7 +25154,7 @@
         <w:ind w:left="1723" w:hanging="360"/>
       </w:pPr>
       <w:rPr>
-        <w:rFonts w:ascii="Courier New" w:hAnsi="Courier New" w:cs="Courier New" w:hint="default"/>
+        <w:rFonts w:hint="default" w:ascii="Courier New" w:hAnsi="Courier New" w:cs="Courier New"/>
       </w:rPr>
     </w:lvl>
     <w:lvl w:ilvl="2" w:tplc="04090005" w:tentative="1">
@@ -24764,7 +25166,7 @@
         <w:ind w:left="2443" w:hanging="360"/>
       </w:pPr>
       <w:rPr>
-        <w:rFonts w:ascii="Wingdings" w:hAnsi="Wingdings" w:hint="default"/>
+        <w:rFonts w:hint="default" w:ascii="Wingdings" w:hAnsi="Wingdings"/>
       </w:rPr>
     </w:lvl>
     <w:lvl w:ilvl="3" w:tplc="04090001" w:tentative="1">
@@ -24776,7 +25178,7 @@
         <w:ind w:left="3163" w:hanging="360"/>
       </w:pPr>
       <w:rPr>
-        <w:rFonts w:ascii="Symbol" w:hAnsi="Symbol" w:hint="default"/>
+        <w:rFonts w:hint="default" w:ascii="Symbol" w:hAnsi="Symbol"/>
       </w:rPr>
     </w:lvl>
     <w:lvl w:ilvl="4" w:tplc="04090003" w:tentative="1">
@@ -24788,7 +25190,7 @@
         <w:ind w:left="3883" w:hanging="360"/>
       </w:pPr>
       <w:rPr>
-        <w:rFonts w:ascii="Courier New" w:hAnsi="Courier New" w:cs="Courier New" w:hint="default"/>
+        <w:rFonts w:hint="default" w:ascii="Courier New" w:hAnsi="Courier New" w:cs="Courier New"/>
       </w:rPr>
     </w:lvl>
     <w:lvl w:ilvl="5" w:tplc="04090005" w:tentative="1">
@@ -24800,7 +25202,7 @@
         <w:ind w:left="4603" w:hanging="360"/>
       </w:pPr>
       <w:rPr>
-        <w:rFonts w:ascii="Wingdings" w:hAnsi="Wingdings" w:hint="default"/>
+        <w:rFonts w:hint="default" w:ascii="Wingdings" w:hAnsi="Wingdings"/>
       </w:rPr>
     </w:lvl>
     <w:lvl w:ilvl="6" w:tplc="04090001" w:tentative="1">
@@ -24812,7 +25214,7 @@
         <w:ind w:left="5323" w:hanging="360"/>
       </w:pPr>
       <w:rPr>
-        <w:rFonts w:ascii="Symbol" w:hAnsi="Symbol" w:hint="default"/>
+        <w:rFonts w:hint="default" w:ascii="Symbol" w:hAnsi="Symbol"/>
       </w:rPr>
     </w:lvl>
     <w:lvl w:ilvl="7" w:tplc="04090003" w:tentative="1">
@@ -24824,7 +25226,7 @@
         <w:ind w:left="6043" w:hanging="360"/>
       </w:pPr>
       <w:rPr>
-        <w:rFonts w:ascii="Courier New" w:hAnsi="Courier New" w:cs="Courier New" w:hint="default"/>
+        <w:rFonts w:hint="default" w:ascii="Courier New" w:hAnsi="Courier New" w:cs="Courier New"/>
       </w:rPr>
     </w:lvl>
     <w:lvl w:ilvl="8" w:tplc="04090005" w:tentative="1">
@@ -24836,7 +25238,7 @@
         <w:ind w:left="6763" w:hanging="360"/>
       </w:pPr>
       <w:rPr>
-        <w:rFonts w:ascii="Wingdings" w:hAnsi="Wingdings" w:hint="default"/>
+        <w:rFonts w:hint="default" w:ascii="Wingdings" w:hAnsi="Wingdings"/>
       </w:rPr>
     </w:lvl>
   </w:abstractNum>
@@ -25169,7 +25571,7 @@
   <w:docDefaults>
     <w:rPrDefault>
       <w:rPr>
-        <w:rFonts w:ascii="Times New Roman" w:eastAsia="Times New Roman" w:hAnsi="Times New Roman" w:cs="Times New Roman"/>
+        <w:rFonts w:ascii="Times New Roman" w:hAnsi="Times New Roman" w:eastAsia="Times New Roman" w:cs="Times New Roman"/>
         <w:lang w:val="en-US" w:eastAsia="en-US" w:bidi="he-IL"/>
       </w:rPr>
     </w:rPrDefault>
@@ -25183,9 +25585,9 @@
     <w:lsdException w:name="heading 4" w:qFormat="1"/>
     <w:lsdException w:name="heading 5" w:uiPriority="9" w:qFormat="1"/>
     <w:lsdException w:name="heading 6" w:uiPriority="9" w:qFormat="1"/>
-    <w:lsdException w:name="heading 7" w:semiHidden="1" w:uiPriority="9" w:unhideWhenUsed="1" w:qFormat="1"/>
-    <w:lsdException w:name="heading 8" w:semiHidden="1" w:uiPriority="9" w:unhideWhenUsed="1" w:qFormat="1"/>
-    <w:lsdException w:name="heading 9" w:semiHidden="1" w:uiPriority="9" w:unhideWhenUsed="1" w:qFormat="1"/>
+    <w:lsdException w:name="heading 7" w:uiPriority="9" w:semiHidden="1" w:unhideWhenUsed="1" w:qFormat="1"/>
+    <w:lsdException w:name="heading 8" w:uiPriority="9" w:semiHidden="1" w:unhideWhenUsed="1" w:qFormat="1"/>
+    <w:lsdException w:name="heading 9" w:uiPriority="9" w:semiHidden="1" w:unhideWhenUsed="1" w:qFormat="1"/>
     <w:lsdException w:name="index 1" w:semiHidden="1" w:unhideWhenUsed="1"/>
     <w:lsdException w:name="index 2" w:semiHidden="1" w:unhideWhenUsed="1"/>
     <w:lsdException w:name="index 3" w:semiHidden="1" w:unhideWhenUsed="1"/>
@@ -25195,20 +25597,20 @@
     <w:lsdException w:name="index 7" w:semiHidden="1" w:unhideWhenUsed="1"/>
     <w:lsdException w:name="index 8" w:semiHidden="1" w:unhideWhenUsed="1"/>
     <w:lsdException w:name="index 9" w:semiHidden="1" w:unhideWhenUsed="1"/>
-    <w:lsdException w:name="toc 1" w:semiHidden="1" w:uiPriority="39" w:unhideWhenUsed="1"/>
-    <w:lsdException w:name="toc 2" w:semiHidden="1" w:uiPriority="39" w:unhideWhenUsed="1"/>
-    <w:lsdException w:name="toc 3" w:semiHidden="1" w:uiPriority="39" w:unhideWhenUsed="1"/>
+    <w:lsdException w:name="toc 1" w:uiPriority="39" w:semiHidden="1" w:unhideWhenUsed="1"/>
+    <w:lsdException w:name="toc 2" w:uiPriority="39" w:semiHidden="1" w:unhideWhenUsed="1"/>
+    <w:lsdException w:name="toc 3" w:uiPriority="39" w:semiHidden="1" w:unhideWhenUsed="1"/>
     <w:lsdException w:name="toc 4" w:semiHidden="1" w:unhideWhenUsed="1"/>
     <w:lsdException w:name="toc 5" w:semiHidden="1" w:unhideWhenUsed="1"/>
-    <w:lsdException w:name="toc 6" w:semiHidden="1" w:uiPriority="39" w:unhideWhenUsed="1"/>
-    <w:lsdException w:name="toc 7" w:semiHidden="1" w:uiPriority="39" w:unhideWhenUsed="1"/>
-    <w:lsdException w:name="toc 8" w:semiHidden="1" w:uiPriority="39" w:unhideWhenUsed="1"/>
-    <w:lsdException w:name="toc 9" w:semiHidden="1" w:uiPriority="39" w:unhideWhenUsed="1"/>
+    <w:lsdException w:name="toc 6" w:uiPriority="39" w:semiHidden="1" w:unhideWhenUsed="1"/>
+    <w:lsdException w:name="toc 7" w:uiPriority="39" w:semiHidden="1" w:unhideWhenUsed="1"/>
+    <w:lsdException w:name="toc 8" w:uiPriority="39" w:semiHidden="1" w:unhideWhenUsed="1"/>
+    <w:lsdException w:name="toc 9" w:uiPriority="39" w:semiHidden="1" w:unhideWhenUsed="1"/>
     <w:lsdException w:name="Normal Indent" w:semiHidden="1" w:unhideWhenUsed="1"/>
     <w:lsdException w:name="footnote text" w:semiHidden="1" w:unhideWhenUsed="1"/>
     <w:lsdException w:name="annotation text" w:semiHidden="1" w:unhideWhenUsed="1"/>
     <w:lsdException w:name="header" w:semiHidden="1" w:unhideWhenUsed="1"/>
-    <w:lsdException w:name="footer" w:semiHidden="1" w:uiPriority="99" w:unhideWhenUsed="1"/>
+    <w:lsdException w:name="footer" w:uiPriority="99" w:semiHidden="1" w:unhideWhenUsed="1"/>
     <w:lsdException w:name="index heading" w:semiHidden="1" w:unhideWhenUsed="1"/>
     <w:lsdException w:name="caption" w:semiHidden="1" w:unhideWhenUsed="1" w:qFormat="1"/>
     <w:lsdException w:name="table of figures" w:semiHidden="1" w:unhideWhenUsed="1"/>
@@ -25255,7 +25657,7 @@
     <w:lsdException w:name="Body Text Indent 2" w:semiHidden="1" w:unhideWhenUsed="1"/>
     <w:lsdException w:name="Body Text Indent 3" w:semiHidden="1" w:unhideWhenUsed="1"/>
     <w:lsdException w:name="Block Text" w:semiHidden="1" w:unhideWhenUsed="1"/>
-    <w:lsdException w:name="Hyperlink" w:semiHidden="1" w:uiPriority="99" w:unhideWhenUsed="1"/>
+    <w:lsdException w:name="Hyperlink" w:uiPriority="99" w:semiHidden="1" w:unhideWhenUsed="1"/>
     <w:lsdException w:name="FollowedHyperlink" w:semiHidden="1" w:unhideWhenUsed="1"/>
     <w:lsdException w:name="Strong" w:qFormat="1"/>
     <w:lsdException w:name="Emphasis" w:qFormat="1"/>
@@ -25264,7 +25666,7 @@
     <w:lsdException w:name="E-mail Signature" w:semiHidden="1" w:unhideWhenUsed="1"/>
     <w:lsdException w:name="HTML Top of Form" w:semiHidden="1" w:unhideWhenUsed="1"/>
     <w:lsdException w:name="HTML Bottom of Form" w:semiHidden="1" w:unhideWhenUsed="1"/>
-    <w:lsdException w:name="Normal (Web)" w:semiHidden="1" w:uiPriority="99" w:unhideWhenUsed="1"/>
+    <w:lsdException w:name="Normal (Web)" w:uiPriority="99" w:semiHidden="1" w:unhideWhenUsed="1"/>
     <w:lsdException w:name="HTML Acronym" w:semiHidden="1" w:unhideWhenUsed="1"/>
     <w:lsdException w:name="HTML Address" w:semiHidden="1" w:unhideWhenUsed="1"/>
     <w:lsdException w:name="HTML Cite" w:semiHidden="1" w:unhideWhenUsed="1"/>
@@ -25325,7 +25727,7 @@
     <w:lsdException w:name="Table Web 3" w:semiHidden="1" w:unhideWhenUsed="1"/>
     <w:lsdException w:name="Balloon Text" w:semiHidden="1" w:unhideWhenUsed="1"/>
     <w:lsdException w:name="Table Theme" w:semiHidden="1" w:unhideWhenUsed="1"/>
-    <w:lsdException w:name="Placeholder Text" w:semiHidden="1" w:uiPriority="99"/>
+    <w:lsdException w:name="Placeholder Text" w:uiPriority="99" w:semiHidden="1"/>
     <w:lsdException w:name="No Spacing" w:uiPriority="1" w:qFormat="1"/>
     <w:lsdException w:name="Light Shading" w:uiPriority="60"/>
     <w:lsdException w:name="Light List" w:uiPriority="61"/>
@@ -25347,7 +25749,7 @@
     <w:lsdException w:name="Medium Shading 1 Accent 1" w:uiPriority="63"/>
     <w:lsdException w:name="Medium Shading 2 Accent 1" w:uiPriority="64"/>
     <w:lsdException w:name="Medium List 1 Accent 1" w:uiPriority="65"/>
-    <w:lsdException w:name="Revision" w:semiHidden="1" w:uiPriority="99"/>
+    <w:lsdException w:name="Revision" w:uiPriority="99" w:semiHidden="1"/>
     <w:lsdException w:name="List Paragraph" w:uiPriority="34" w:qFormat="1"/>
     <w:lsdException w:name="Quote" w:uiPriority="29" w:qFormat="1"/>
     <w:lsdException w:name="Intense Quote" w:uiPriority="30" w:qFormat="1"/>
@@ -25434,8 +25836,8 @@
     <w:lsdException w:name="Subtle Reference" w:uiPriority="31" w:qFormat="1"/>
     <w:lsdException w:name="Intense Reference" w:uiPriority="32" w:qFormat="1"/>
     <w:lsdException w:name="Book Title" w:uiPriority="33" w:qFormat="1"/>
-    <w:lsdException w:name="Bibliography" w:semiHidden="1" w:uiPriority="37" w:unhideWhenUsed="1"/>
-    <w:lsdException w:name="TOC Heading" w:semiHidden="1" w:uiPriority="39" w:unhideWhenUsed="1" w:qFormat="1"/>
+    <w:lsdException w:name="Bibliography" w:uiPriority="37" w:semiHidden="1" w:unhideWhenUsed="1"/>
+    <w:lsdException w:name="TOC Heading" w:uiPriority="39" w:semiHidden="1" w:unhideWhenUsed="1" w:qFormat="1"/>
     <w:lsdException w:name="Plain Table 1" w:uiPriority="41"/>
     <w:lsdException w:name="Plain Table 2" w:uiPriority="42"/>
     <w:lsdException w:name="Plain Table 3" w:uiPriority="43"/>
@@ -25540,13 +25942,13 @@
     <w:lsdException w:name="List Table 5 Dark Accent 6" w:uiPriority="50"/>
     <w:lsdException w:name="List Table 6 Colorful Accent 6" w:uiPriority="51"/>
     <w:lsdException w:name="List Table 7 Colorful Accent 6" w:uiPriority="52"/>
-    <w:lsdException w:name="Mention" w:semiHidden="1" w:uiPriority="99" w:unhideWhenUsed="1"/>
-    <w:lsdException w:name="Smart Hyperlink" w:semiHidden="1" w:uiPriority="99" w:unhideWhenUsed="1"/>
-    <w:lsdException w:name="Hashtag" w:semiHidden="1" w:uiPriority="99" w:unhideWhenUsed="1"/>
-    <w:lsdException w:name="Unresolved Mention" w:semiHidden="1" w:uiPriority="99" w:unhideWhenUsed="1"/>
-    <w:lsdException w:name="Smart Link" w:semiHidden="1" w:uiPriority="99" w:unhideWhenUsed="1"/>
+    <w:lsdException w:name="Mention" w:uiPriority="99" w:semiHidden="1" w:unhideWhenUsed="1"/>
+    <w:lsdException w:name="Smart Hyperlink" w:uiPriority="99" w:semiHidden="1" w:unhideWhenUsed="1"/>
+    <w:lsdException w:name="Hashtag" w:uiPriority="99" w:semiHidden="1" w:unhideWhenUsed="1"/>
+    <w:lsdException w:name="Unresolved Mention" w:uiPriority="99" w:semiHidden="1" w:unhideWhenUsed="1"/>
+    <w:lsdException w:name="Smart Link" w:uiPriority="99" w:semiHidden="1" w:unhideWhenUsed="1"/>
   </w:latentStyles>
-  <w:style w:type="paragraph" w:default="1" w:styleId="Normal">
+  <w:style w:type="paragraph" w:styleId="Normal" w:default="1">
     <w:name w:val="Normal"/>
     <w:qFormat/>
     <w:rsid w:val="00F15FD0"/>
@@ -25762,13 +26164,13 @@
       <w:szCs w:val="32"/>
     </w:rPr>
   </w:style>
-  <w:style w:type="character" w:default="1" w:styleId="DefaultParagraphFont">
+  <w:style w:type="character" w:styleId="DefaultParagraphFont" w:default="1">
     <w:name w:val="Default Paragraph Font"/>
     <w:uiPriority w:val="1"/>
     <w:semiHidden/>
     <w:unhideWhenUsed/>
   </w:style>
-  <w:style w:type="table" w:default="1" w:styleId="TableNormal">
+  <w:style w:type="table" w:styleId="TableNormal" w:default="1">
     <w:name w:val="Normal Table"/>
     <w:uiPriority w:val="99"/>
     <w:semiHidden/>
@@ -25783,7 +26185,7 @@
       </w:tblCellMar>
     </w:tblPr>
   </w:style>
-  <w:style w:type="numbering" w:default="1" w:styleId="NoList">
+  <w:style w:type="numbering" w:styleId="NoList" w:default="1">
     <w:name w:val="No List"/>
     <w:uiPriority w:val="99"/>
     <w:semiHidden/>
@@ -25824,12 +26226,12 @@
     <w:rsid w:val="002B225F"/>
     <w:tblPr>
       <w:tblBorders>
-        <w:top w:val="single" w:sz="4" w:space="0" w:color="auto"/>
-        <w:left w:val="single" w:sz="4" w:space="0" w:color="auto"/>
-        <w:bottom w:val="single" w:sz="4" w:space="0" w:color="auto"/>
-        <w:right w:val="single" w:sz="4" w:space="0" w:color="auto"/>
-        <w:insideH w:val="single" w:sz="4" w:space="0" w:color="auto"/>
-        <w:insideV w:val="single" w:sz="4" w:space="0" w:color="auto"/>
+        <w:top w:val="single" w:color="auto" w:sz="4" w:space="0"/>
+        <w:left w:val="single" w:color="auto" w:sz="4" w:space="0"/>
+        <w:bottom w:val="single" w:color="auto" w:sz="4" w:space="0"/>
+        <w:right w:val="single" w:color="auto" w:sz="4" w:space="0"/>
+        <w:insideH w:val="single" w:color="auto" w:sz="4" w:space="0"/>
+        <w:insideV w:val="single" w:color="auto" w:sz="4" w:space="0"/>
       </w:tblBorders>
     </w:tblPr>
   </w:style>
@@ -25857,7 +26259,7 @@
       <w:szCs w:val="20"/>
     </w:rPr>
   </w:style>
-  <w:style w:type="paragraph" w:customStyle="1" w:styleId="Subheader">
+  <w:style w:type="paragraph" w:styleId="Subheader" w:customStyle="1">
     <w:name w:val="Subheader"/>
     <w:basedOn w:val="Normal"/>
     <w:link w:val="SubheaderChar"/>
@@ -25870,7 +26272,7 @@
       <w:u w:val="single"/>
     </w:rPr>
   </w:style>
-  <w:style w:type="character" w:customStyle="1" w:styleId="SubheaderChar">
+  <w:style w:type="character" w:styleId="SubheaderChar" w:customStyle="1">
     <w:name w:val="Subheader Char"/>
     <w:basedOn w:val="DefaultParagraphFont"/>
     <w:link w:val="Subheader"/>
@@ -25884,7 +26286,7 @@
       <w:lang w:val="en-US" w:eastAsia="en-US" w:bidi="he-IL"/>
     </w:rPr>
   </w:style>
-  <w:style w:type="paragraph" w:customStyle="1" w:styleId="Monospace">
+  <w:style w:type="paragraph" w:styleId="Monospace" w:customStyle="1">
     <w:name w:val="Monospace"/>
     <w:basedOn w:val="Normal"/>
     <w:rsid w:val="000D2630"/>
@@ -25997,7 +26399,7 @@
       <w:bCs/>
     </w:rPr>
   </w:style>
-  <w:style w:type="paragraph" w:customStyle="1" w:styleId="Subheader2">
+  <w:style w:type="paragraph" w:styleId="Subheader2" w:customStyle="1">
     <w:name w:val="Subheader2"/>
     <w:basedOn w:val="Normal"/>
     <w:rsid w:val="00667C91"/>
@@ -26049,7 +26451,7 @@
       <w:u w:val="single"/>
     </w:rPr>
   </w:style>
-  <w:style w:type="paragraph" w:customStyle="1" w:styleId="Subheader1">
+  <w:style w:type="paragraph" w:styleId="Subheader1" w:customStyle="1">
     <w:name w:val="Subheader1"/>
     <w:basedOn w:val="Normal"/>
     <w:rsid w:val="00A61B55"/>
@@ -26077,7 +26479,7 @@
       <w:outlineLvl w:val="9"/>
     </w:pPr>
     <w:rPr>
-      <w:rFonts w:asciiTheme="majorHAnsi" w:eastAsiaTheme="majorEastAsia" w:hAnsiTheme="majorHAnsi" w:cstheme="majorBidi"/>
+      <w:rFonts w:asciiTheme="majorHAnsi" w:hAnsiTheme="majorHAnsi" w:eastAsiaTheme="majorEastAsia" w:cstheme="majorBidi"/>
       <w:b w:val="0"/>
       <w:bCs w:val="0"/>
       <w:color w:val="2E74B5" w:themeColor="accent1" w:themeShade="BF"/>
@@ -26086,7 +26488,7 @@
       <w:lang w:bidi="ar-SA"/>
     </w:rPr>
   </w:style>
-  <w:style w:type="character" w:customStyle="1" w:styleId="Heading1Char1">
+  <w:style w:type="character" w:styleId="Heading1Char1" w:customStyle="1">
     <w:name w:val="Heading 1 Char1"/>
     <w:link w:val="Heading1"/>
     <w:uiPriority w:val="9"/>
@@ -26145,7 +26547,7 @@
       <w:lang w:eastAsia="he-IL"/>
     </w:rPr>
   </w:style>
-  <w:style w:type="character" w:customStyle="1" w:styleId="BodyTextChar">
+  <w:style w:type="character" w:styleId="BodyTextChar" w:customStyle="1">
     <w:name w:val="Body Text Char"/>
     <w:basedOn w:val="DefaultParagraphFont"/>
     <w:link w:val="BodyText"/>
@@ -26157,7 +26559,7 @@
       <w:lang w:eastAsia="he-IL"/>
     </w:rPr>
   </w:style>
-  <w:style w:type="paragraph" w:customStyle="1" w:styleId="1">
+  <w:style w:type="paragraph" w:styleId="1" w:customStyle="1">
     <w:name w:val="פיסקת רשימה1"/>
     <w:basedOn w:val="Normal"/>
     <w:qFormat/>
@@ -26168,12 +26570,12 @@
       <w:contextualSpacing/>
     </w:pPr>
     <w:rPr>
-      <w:rFonts w:ascii="Calibri" w:eastAsia="Calibri" w:hAnsi="Calibri" w:cs="Arial"/>
+      <w:rFonts w:ascii="Calibri" w:hAnsi="Calibri" w:eastAsia="Calibri" w:cs="Arial"/>
       <w:sz w:val="22"/>
       <w:szCs w:val="22"/>
     </w:rPr>
   </w:style>
-  <w:style w:type="character" w:customStyle="1" w:styleId="Heading1Char">
+  <w:style w:type="character" w:styleId="Heading1Char" w:customStyle="1">
     <w:name w:val="Heading 1 Char"/>
     <w:uiPriority w:val="9"/>
     <w:rsid w:val="00737507"/>
@@ -26187,7 +26589,7 @@
       <w:lang w:val="en-US" w:eastAsia="en-US" w:bidi="he-IL"/>
     </w:rPr>
   </w:style>
-  <w:style w:type="paragraph" w:customStyle="1" w:styleId="Style1">
+  <w:style w:type="paragraph" w:styleId="Style1" w:customStyle="1">
     <w:name w:val="Style1"/>
     <w:basedOn w:val="Heading3"/>
     <w:rsid w:val="00737507"/>
@@ -26201,7 +26603,7 @@
       <w:u w:val="single"/>
     </w:rPr>
   </w:style>
-  <w:style w:type="character" w:customStyle="1" w:styleId="Heading2Char">
+  <w:style w:type="character" w:styleId="Heading2Char" w:customStyle="1">
     <w:name w:val="Heading 2 Char"/>
     <w:basedOn w:val="DefaultParagraphFont"/>
     <w:link w:val="Heading2"/>
@@ -26250,7 +26652,7 @@
       <w:rFonts w:eastAsiaTheme="minorEastAsia"/>
     </w:rPr>
   </w:style>
-  <w:style w:type="character" w:customStyle="1" w:styleId="FooterChar">
+  <w:style w:type="character" w:styleId="FooterChar" w:customStyle="1">
     <w:name w:val="Footer Char"/>
     <w:basedOn w:val="DefaultParagraphFont"/>
     <w:link w:val="Footer"/>
@@ -26286,7 +26688,7 @@
       <w:rFonts w:cs="Miriam"/>
     </w:rPr>
   </w:style>
-  <w:style w:type="character" w:customStyle="1" w:styleId="Heading3Char">
+  <w:style w:type="character" w:styleId="Heading3Char" w:customStyle="1">
     <w:name w:val="Heading 3 Char"/>
     <w:basedOn w:val="DefaultParagraphFont"/>
     <w:link w:val="Heading3"/>
@@ -26299,7 +26701,7 @@
       <w:szCs w:val="26"/>
     </w:rPr>
   </w:style>
-  <w:style w:type="character" w:customStyle="1" w:styleId="Heading4Char">
+  <w:style w:type="character" w:styleId="Heading4Char" w:customStyle="1">
     <w:name w:val="Heading 4 Char"/>
     <w:basedOn w:val="DefaultParagraphFont"/>
     <w:link w:val="Heading4"/>
@@ -26323,7 +26725,7 @@
       <w:szCs w:val="16"/>
     </w:rPr>
   </w:style>
-  <w:style w:type="table" w:customStyle="1" w:styleId="GridTable5Dark-Accent21">
+  <w:style w:type="table" w:styleId="GridTable5Dark-Accent21" w:customStyle="1">
     <w:name w:val="Grid Table 5 Dark - Accent 21"/>
     <w:basedOn w:val="TableNormal"/>
     <w:uiPriority w:val="50"/>
@@ -26332,12 +26734,12 @@
       <w:tblStyleRowBandSize w:val="1"/>
       <w:tblStyleColBandSize w:val="1"/>
       <w:tblBorders>
-        <w:top w:val="single" w:sz="4" w:space="0" w:color="FFFFFF" w:themeColor="background1"/>
-        <w:left w:val="single" w:sz="4" w:space="0" w:color="FFFFFF" w:themeColor="background1"/>
-        <w:bottom w:val="single" w:sz="4" w:space="0" w:color="FFFFFF" w:themeColor="background1"/>
-        <w:right w:val="single" w:sz="4" w:space="0" w:color="FFFFFF" w:themeColor="background1"/>
-        <w:insideH w:val="single" w:sz="4" w:space="0" w:color="FFFFFF" w:themeColor="background1"/>
-        <w:insideV w:val="single" w:sz="4" w:space="0" w:color="FFFFFF" w:themeColor="background1"/>
+        <w:top w:val="single" w:color="FFFFFF" w:themeColor="background1" w:sz="4" w:space="0"/>
+        <w:left w:val="single" w:color="FFFFFF" w:themeColor="background1" w:sz="4" w:space="0"/>
+        <w:bottom w:val="single" w:color="FFFFFF" w:themeColor="background1" w:sz="4" w:space="0"/>
+        <w:right w:val="single" w:color="FFFFFF" w:themeColor="background1" w:sz="4" w:space="0"/>
+        <w:insideH w:val="single" w:color="FFFFFF" w:themeColor="background1" w:sz="4" w:space="0"/>
+        <w:insideV w:val="single" w:color="FFFFFF" w:themeColor="background1" w:sz="4" w:space="0"/>
       </w:tblBorders>
     </w:tblPr>
     <w:tcPr>
@@ -26352,9 +26754,9 @@
       <w:tblPr/>
       <w:tcPr>
         <w:tcBorders>
-          <w:top w:val="single" w:sz="4" w:space="0" w:color="FFFFFF" w:themeColor="background1"/>
-          <w:left w:val="single" w:sz="4" w:space="0" w:color="FFFFFF" w:themeColor="background1"/>
-          <w:right w:val="single" w:sz="4" w:space="0" w:color="FFFFFF" w:themeColor="background1"/>
+          <w:top w:val="single" w:color="FFFFFF" w:themeColor="background1" w:sz="4" w:space="0"/>
+          <w:left w:val="single" w:color="FFFFFF" w:themeColor="background1" w:sz="4" w:space="0"/>
+          <w:right w:val="single" w:color="FFFFFF" w:themeColor="background1" w:sz="4" w:space="0"/>
           <w:insideH w:val="nil"/>
           <w:insideV w:val="nil"/>
         </w:tcBorders>
@@ -26370,9 +26772,9 @@
       <w:tblPr/>
       <w:tcPr>
         <w:tcBorders>
-          <w:left w:val="single" w:sz="4" w:space="0" w:color="FFFFFF" w:themeColor="background1"/>
-          <w:bottom w:val="single" w:sz="4" w:space="0" w:color="FFFFFF" w:themeColor="background1"/>
-          <w:right w:val="single" w:sz="4" w:space="0" w:color="FFFFFF" w:themeColor="background1"/>
+          <w:left w:val="single" w:color="FFFFFF" w:themeColor="background1" w:sz="4" w:space="0"/>
+          <w:bottom w:val="single" w:color="FFFFFF" w:themeColor="background1" w:sz="4" w:space="0"/>
+          <w:right w:val="single" w:color="FFFFFF" w:themeColor="background1" w:sz="4" w:space="0"/>
           <w:insideH w:val="nil"/>
           <w:insideV w:val="nil"/>
         </w:tcBorders>
@@ -26388,9 +26790,9 @@
       <w:tblPr/>
       <w:tcPr>
         <w:tcBorders>
-          <w:top w:val="single" w:sz="4" w:space="0" w:color="FFFFFF" w:themeColor="background1"/>
-          <w:left w:val="single" w:sz="4" w:space="0" w:color="FFFFFF" w:themeColor="background1"/>
-          <w:bottom w:val="single" w:sz="4" w:space="0" w:color="FFFFFF" w:themeColor="background1"/>
+          <w:top w:val="single" w:color="FFFFFF" w:themeColor="background1" w:sz="4" w:space="0"/>
+          <w:left w:val="single" w:color="FFFFFF" w:themeColor="background1" w:sz="4" w:space="0"/>
+          <w:bottom w:val="single" w:color="FFFFFF" w:themeColor="background1" w:sz="4" w:space="0"/>
           <w:insideV w:val="nil"/>
         </w:tcBorders>
         <w:shd w:val="clear" w:color="auto" w:fill="ED7D31" w:themeFill="accent2"/>
@@ -26405,9 +26807,9 @@
       <w:tblPr/>
       <w:tcPr>
         <w:tcBorders>
-          <w:top w:val="single" w:sz="4" w:space="0" w:color="FFFFFF" w:themeColor="background1"/>
-          <w:bottom w:val="single" w:sz="4" w:space="0" w:color="FFFFFF" w:themeColor="background1"/>
-          <w:right w:val="single" w:sz="4" w:space="0" w:color="FFFFFF" w:themeColor="background1"/>
+          <w:top w:val="single" w:color="FFFFFF" w:themeColor="background1" w:sz="4" w:space="0"/>
+          <w:bottom w:val="single" w:color="FFFFFF" w:themeColor="background1" w:sz="4" w:space="0"/>
+          <w:right w:val="single" w:color="FFFFFF" w:themeColor="background1" w:sz="4" w:space="0"/>
           <w:insideV w:val="nil"/>
         </w:tcBorders>
         <w:shd w:val="clear" w:color="auto" w:fill="ED7D31" w:themeFill="accent2"/>
@@ -26426,7 +26828,7 @@
       </w:tcPr>
     </w:tblStylePr>
   </w:style>
-  <w:style w:type="table" w:customStyle="1" w:styleId="GridTable4-Accent31">
+  <w:style w:type="table" w:styleId="GridTable4-Accent31" w:customStyle="1">
     <w:name w:val="Grid Table 4 - Accent 31"/>
     <w:basedOn w:val="TableNormal"/>
     <w:uiPriority w:val="49"/>
@@ -26435,12 +26837,12 @@
       <w:tblStyleRowBandSize w:val="1"/>
       <w:tblStyleColBandSize w:val="1"/>
       <w:tblBorders>
-        <w:top w:val="single" w:sz="4" w:space="0" w:color="C9C9C9" w:themeColor="accent3" w:themeTint="99"/>
-        <w:left w:val="single" w:sz="4" w:space="0" w:color="C9C9C9" w:themeColor="accent3" w:themeTint="99"/>
-        <w:bottom w:val="single" w:sz="4" w:space="0" w:color="C9C9C9" w:themeColor="accent3" w:themeTint="99"/>
-        <w:right w:val="single" w:sz="4" w:space="0" w:color="C9C9C9" w:themeColor="accent3" w:themeTint="99"/>
-        <w:insideH w:val="single" w:sz="4" w:space="0" w:color="C9C9C9" w:themeColor="accent3" w:themeTint="99"/>
-        <w:insideV w:val="single" w:sz="4" w:space="0" w:color="C9C9C9" w:themeColor="accent3" w:themeTint="99"/>
+        <w:top w:val="single" w:color="C9C9C9" w:themeColor="accent3" w:themeTint="99" w:sz="4" w:space="0"/>
+        <w:left w:val="single" w:color="C9C9C9" w:themeColor="accent3" w:themeTint="99" w:sz="4" w:space="0"/>
+        <w:bottom w:val="single" w:color="C9C9C9" w:themeColor="accent3" w:themeTint="99" w:sz="4" w:space="0"/>
+        <w:right w:val="single" w:color="C9C9C9" w:themeColor="accent3" w:themeTint="99" w:sz="4" w:space="0"/>
+        <w:insideH w:val="single" w:color="C9C9C9" w:themeColor="accent3" w:themeTint="99" w:sz="4" w:space="0"/>
+        <w:insideV w:val="single" w:color="C9C9C9" w:themeColor="accent3" w:themeTint="99" w:sz="4" w:space="0"/>
       </w:tblBorders>
     </w:tblPr>
     <w:tblStylePr w:type="firstRow">
@@ -26452,10 +26854,10 @@
       <w:tblPr/>
       <w:tcPr>
         <w:tcBorders>
-          <w:top w:val="single" w:sz="4" w:space="0" w:color="A5A5A5" w:themeColor="accent3"/>
-          <w:left w:val="single" w:sz="4" w:space="0" w:color="A5A5A5" w:themeColor="accent3"/>
-          <w:bottom w:val="single" w:sz="4" w:space="0" w:color="A5A5A5" w:themeColor="accent3"/>
-          <w:right w:val="single" w:sz="4" w:space="0" w:color="A5A5A5" w:themeColor="accent3"/>
+          <w:top w:val="single" w:color="A5A5A5" w:themeColor="accent3" w:sz="4" w:space="0"/>
+          <w:left w:val="single" w:color="A5A5A5" w:themeColor="accent3" w:sz="4" w:space="0"/>
+          <w:bottom w:val="single" w:color="A5A5A5" w:themeColor="accent3" w:sz="4" w:space="0"/>
+          <w:right w:val="single" w:color="A5A5A5" w:themeColor="accent3" w:sz="4" w:space="0"/>
           <w:insideH w:val="nil"/>
           <w:insideV w:val="nil"/>
         </w:tcBorders>
@@ -26470,7 +26872,7 @@
       <w:tblPr/>
       <w:tcPr>
         <w:tcBorders>
-          <w:top w:val="double" w:sz="4" w:space="0" w:color="A5A5A5" w:themeColor="accent3"/>
+          <w:top w:val="double" w:color="A5A5A5" w:themeColor="accent3" w:sz="4" w:space="0"/>
         </w:tcBorders>
       </w:tcPr>
     </w:tblStylePr>
@@ -26595,7 +26997,7 @@
 </file>
 
 <file path=word/theme/theme1.xml><?xml version="1.0" encoding="utf-8"?>
-<a:theme xmlns:a="http://schemas.openxmlformats.org/drawingml/2006/main" name="Office Theme">
+<a:theme xmlns:a="http://schemas.openxmlformats.org/drawingml/2006/main" xmlns:thm15="http://schemas.microsoft.com/office/thememl/2012/main" name="Office Theme">
   <a:themeElements>
     <a:clrScheme name="Office">
       <a:dk1>
